--- a/jnciesproadmap/LAB-004/LAB-004_Solution-Guide.docx
+++ b/jnciesproadmap/LAB-004/LAB-004_Solution-Guide.docx
@@ -190,7 +190,7 @@
     </w:p>
     <w:tbl>
       <w:tblPr>
-        <w:tblStyle w:val="797"/>
+        <w:tblStyle w:val="979"/>
         <w:jc w:val="center"/>
         <w:tblW w:w="0" w:type="auto"/>
         <w:tblBorders/>
@@ -588,7 +588,7 @@
     </w:tbl>
     <w:p>
       <w:pPr>
-        <w:pStyle w:val="738"/>
+        <w:pStyle w:val="920"/>
         <w:pBdr/>
         <w:spacing/>
         <w:ind/>
@@ -601,7 +601,7 @@
     </w:p>
     <w:tbl>
       <w:tblPr>
-        <w:tblStyle w:val="797"/>
+        <w:tblStyle w:val="979"/>
         <w:jc w:val="center"/>
         <w:tblW w:w="0" w:type="auto"/>
         <w:tblBorders/>
@@ -2297,7 +2297,7 @@
     </w:tbl>
     <w:p>
       <w:pPr>
-        <w:pStyle w:val="738"/>
+        <w:pStyle w:val="920"/>
         <w:pBdr/>
         <w:spacing/>
         <w:ind/>
@@ -2310,7 +2310,7 @@
     </w:p>
     <w:p>
       <w:pPr>
-        <w:pStyle w:val="767"/>
+        <w:pStyle w:val="949"/>
         <w:pBdr/>
         <w:spacing/>
         <w:ind/>
@@ -2328,7 +2328,7 @@
     </w:p>
     <w:p>
       <w:pPr>
-        <w:pStyle w:val="767"/>
+        <w:pStyle w:val="949"/>
         <w:pBdr/>
         <w:spacing/>
         <w:ind/>
@@ -2346,7 +2346,7 @@
     </w:p>
     <w:p>
       <w:pPr>
-        <w:pStyle w:val="767"/>
+        <w:pStyle w:val="949"/>
         <w:pBdr/>
         <w:spacing/>
         <w:ind/>
@@ -2376,7 +2376,7 @@
     </w:p>
     <w:p>
       <w:pPr>
-        <w:pStyle w:val="737"/>
+        <w:pStyle w:val="919"/>
         <w:pBdr/>
         <w:spacing/>
         <w:ind/>
@@ -2455,7 +2455,7 @@
     </w:p>
     <w:p>
       <w:pPr>
-        <w:pStyle w:val="738"/>
+        <w:pStyle w:val="920"/>
         <w:pBdr/>
         <w:spacing/>
         <w:ind/>
@@ -2480,7 +2480,7 @@
     </w:p>
     <w:p>
       <w:pPr>
-        <w:pStyle w:val="738"/>
+        <w:pStyle w:val="920"/>
         <w:pBdr/>
         <w:spacing/>
         <w:ind/>
@@ -2582,7 +2582,7 @@
           <w:b w:val="0"/>
           <w:sz w:val="18"/>
         </w:rPr>
-        <w:t xml:space="preserve">2. Log in to R1 and confirm the shortest usdddddddddline.</w:t>
+        <w:t xml:space="preserve">2. Log in to R1 and confirm the shortest line.</w:t>
       </w:r>
       <w:r/>
     </w:p>
@@ -2873,7 +2873,7 @@
     </w:p>
     <w:p>
       <w:pPr>
-        <w:pStyle w:val="737"/>
+        <w:pStyle w:val="919"/>
         <w:pBdr/>
         <w:spacing/>
         <w:ind/>
@@ -2952,7 +2952,7 @@
     </w:p>
     <w:p>
       <w:pPr>
-        <w:pStyle w:val="738"/>
+        <w:pStyle w:val="920"/>
         <w:pBdr/>
         <w:spacing/>
         <w:ind/>
@@ -2977,7 +2977,7 @@
     </w:p>
     <w:p>
       <w:pPr>
-        <w:pStyle w:val="738"/>
+        <w:pStyle w:val="920"/>
         <w:pBdr/>
         <w:spacing/>
         <w:ind/>
@@ -3358,7 +3358,7 @@
     </w:p>
     <w:p>
       <w:pPr>
-        <w:pStyle w:val="737"/>
+        <w:pStyle w:val="919"/>
         <w:pBdr/>
         <w:spacing/>
         <w:ind/>
@@ -3437,7 +3437,7 @@
     </w:p>
     <w:p>
       <w:pPr>
-        <w:pStyle w:val="738"/>
+        <w:pStyle w:val="920"/>
         <w:pBdr/>
         <w:spacing/>
         <w:ind/>
@@ -3462,7 +3462,7 @@
     </w:p>
     <w:p>
       <w:pPr>
-        <w:pStyle w:val="738"/>
+        <w:pStyle w:val="920"/>
         <w:pBdr/>
         <w:spacing/>
         <w:ind/>
@@ -3916,7 +3916,7 @@
     </w:p>
     <w:p>
       <w:pPr>
-        <w:pStyle w:val="737"/>
+        <w:pStyle w:val="919"/>
         <w:pBdr/>
         <w:spacing/>
         <w:ind/>
@@ -3995,7 +3995,7 @@
     </w:p>
     <w:p>
       <w:pPr>
-        <w:pStyle w:val="738"/>
+        <w:pStyle w:val="920"/>
         <w:pBdr/>
         <w:spacing/>
         <w:ind/>
@@ -4020,7 +4020,7 @@
     </w:p>
     <w:p>
       <w:pPr>
-        <w:pStyle w:val="738"/>
+        <w:pStyle w:val="920"/>
         <w:pBdr/>
         <w:spacing/>
         <w:ind/>
@@ -4444,7 +4444,7 @@
     </w:p>
     <w:p>
       <w:pPr>
-        <w:pStyle w:val="737"/>
+        <w:pStyle w:val="919"/>
         <w:pBdr/>
         <w:spacing/>
         <w:ind/>
@@ -4523,7 +4523,7 @@
     </w:p>
     <w:p>
       <w:pPr>
-        <w:pStyle w:val="738"/>
+        <w:pStyle w:val="920"/>
         <w:pBdr/>
         <w:spacing/>
         <w:ind/>
@@ -4548,7 +4548,7 @@
     </w:p>
     <w:p>
       <w:pPr>
-        <w:pStyle w:val="738"/>
+        <w:pStyle w:val="920"/>
         <w:pBdr/>
         <w:spacing/>
         <w:ind/>
@@ -5036,7 +5036,7 @@
     </w:p>
     <w:p>
       <w:pPr>
-        <w:pStyle w:val="737"/>
+        <w:pStyle w:val="919"/>
         <w:pBdr/>
         <w:spacing/>
         <w:ind/>
@@ -5115,7 +5115,7 @@
     </w:p>
     <w:p>
       <w:pPr>
-        <w:pStyle w:val="738"/>
+        <w:pStyle w:val="920"/>
         <w:pBdr/>
         <w:spacing/>
         <w:ind/>
@@ -5143,7 +5143,7 @@
     </w:p>
     <w:p>
       <w:pPr>
-        <w:pStyle w:val="738"/>
+        <w:pStyle w:val="920"/>
         <w:pBdr/>
         <w:spacing/>
         <w:ind/>
@@ -5591,7 +5591,7 @@
     </w:p>
     <w:p>
       <w:pPr>
-        <w:pStyle w:val="737"/>
+        <w:pStyle w:val="919"/>
         <w:pBdr/>
         <w:spacing/>
         <w:ind/>
@@ -5670,7 +5670,7 @@
     </w:p>
     <w:p>
       <w:pPr>
-        <w:pStyle w:val="738"/>
+        <w:pStyle w:val="920"/>
         <w:pBdr/>
         <w:spacing/>
         <w:ind/>
@@ -5695,7 +5695,7 @@
     </w:p>
     <w:p>
       <w:pPr>
-        <w:pStyle w:val="738"/>
+        <w:pStyle w:val="920"/>
         <w:pBdr/>
         <w:spacing/>
         <w:ind/>
@@ -6205,7 +6205,7 @@
     </w:p>
     <w:p>
       <w:pPr>
-        <w:pStyle w:val="737"/>
+        <w:pStyle w:val="919"/>
         <w:pBdr/>
         <w:spacing/>
         <w:ind/>
@@ -6284,7 +6284,7 @@
     </w:p>
     <w:p>
       <w:pPr>
-        <w:pStyle w:val="738"/>
+        <w:pStyle w:val="920"/>
         <w:pBdr/>
         <w:spacing/>
         <w:ind/>
@@ -6312,7 +6312,7 @@
     </w:p>
     <w:p>
       <w:pPr>
-        <w:pStyle w:val="738"/>
+        <w:pStyle w:val="920"/>
         <w:pBdr/>
         <w:spacing/>
         <w:ind/>
@@ -6860,7 +6860,7 @@
     </w:p>
     <w:p>
       <w:pPr>
-        <w:pStyle w:val="737"/>
+        <w:pStyle w:val="919"/>
         <w:pBdr/>
         <w:spacing/>
         <w:ind/>
@@ -6873,7 +6873,7 @@
     </w:p>
     <w:p>
       <w:pPr>
-        <w:pStyle w:val="767"/>
+        <w:pStyle w:val="949"/>
         <w:pBdr/>
         <w:spacing/>
         <w:ind/>
@@ -6900,7 +6900,7 @@
     </w:p>
     <w:p>
       <w:pPr>
-        <w:pStyle w:val="767"/>
+        <w:pStyle w:val="949"/>
         <w:pBdr/>
         <w:spacing/>
         <w:ind/>
@@ -6927,7 +6927,7 @@
     </w:p>
     <w:p>
       <w:pPr>
-        <w:pStyle w:val="767"/>
+        <w:pStyle w:val="949"/>
         <w:pBdr/>
         <w:spacing/>
         <w:ind/>
@@ -6954,7 +6954,7 @@
     </w:p>
     <w:p>
       <w:pPr>
-        <w:pStyle w:val="767"/>
+        <w:pStyle w:val="949"/>
         <w:pBdr/>
         <w:spacing/>
         <w:ind/>
@@ -6981,7 +6981,7 @@
     </w:p>
     <w:p>
       <w:pPr>
-        <w:pStyle w:val="767"/>
+        <w:pStyle w:val="949"/>
         <w:pBdr/>
         <w:spacing/>
         <w:ind/>
@@ -7008,7 +7008,7 @@
     </w:p>
     <w:p>
       <w:pPr>
-        <w:pStyle w:val="767"/>
+        <w:pStyle w:val="949"/>
         <w:pBdr/>
         <w:spacing/>
         <w:ind/>
@@ -7123,7 +7123,6 @@
         <w:ind/>
         <w:rPr/>
       </w:pPr>
-      <w:r/>
       <w:r>
         <w:separator/>
       </w:r>
@@ -7138,7 +7137,6 @@
         <w:ind/>
         <w:rPr/>
       </w:pPr>
-      <w:r/>
       <w:r>
         <w:continuationSeparator/>
       </w:r>
@@ -7152,7 +7150,7 @@
 <w:ftr xmlns:wpc="http://schemas.microsoft.com/office/word/2010/wordprocessingCanvas" xmlns:mc="http://schemas.openxmlformats.org/markup-compatibility/2006" xmlns:o="urn:schemas-microsoft-com:office:office" xmlns:r="http://schemas.openxmlformats.org/officeDocument/2006/relationships" xmlns:m="http://schemas.openxmlformats.org/officeDocument/2006/math" xmlns:v="urn:schemas-microsoft-com:vml" xmlns:wp14="http://schemas.microsoft.com/office/word/2010/wordprocessingDrawing" xmlns:wp="http://schemas.openxmlformats.org/drawingml/2006/wordprocessingDrawing" xmlns:w10="urn:schemas-microsoft-com:office:word" xmlns:w="http://schemas.openxmlformats.org/wordprocessingml/2006/main" xmlns:w14="http://schemas.microsoft.com/office/word/2010/wordml" xmlns:w15="http://schemas.microsoft.com/office/word/2012/wordml" xmlns:wpg="http://schemas.microsoft.com/office/word/2010/wordprocessingGroup" xmlns:wpi="http://schemas.microsoft.com/office/word/2010/wordprocessingInk" xmlns:wne="http://schemas.microsoft.com/office/word/2006/wordml" xmlns:a="http://schemas.openxmlformats.org/drawingml/2006/main" xmlns:wps="http://schemas.microsoft.com/office/word/2010/wordprocessingShape" mc:Ignorable="w14 w15 wp14">
   <w:p>
     <w:pPr>
-      <w:pStyle w:val="735"/>
+      <w:pStyle w:val="917"/>
       <w:pBdr/>
       <w:spacing/>
       <w:ind/>
@@ -7245,7 +7243,6 @@
         <w:ind/>
         <w:rPr/>
       </w:pPr>
-      <w:r/>
       <w:r>
         <w:separator/>
       </w:r>
@@ -7260,7 +7257,6 @@
         <w:ind/>
         <w:rPr/>
       </w:pPr>
-      <w:r/>
       <w:r>
         <w:continuationSeparator/>
       </w:r>
@@ -7274,7 +7270,7 @@
 <w:hdr xmlns:wpc="http://schemas.microsoft.com/office/word/2010/wordprocessingCanvas" xmlns:mc="http://schemas.openxmlformats.org/markup-compatibility/2006" xmlns:o="urn:schemas-microsoft-com:office:office" xmlns:r="http://schemas.openxmlformats.org/officeDocument/2006/relationships" xmlns:m="http://schemas.openxmlformats.org/officeDocument/2006/math" xmlns:v="urn:schemas-microsoft-com:vml" xmlns:wp14="http://schemas.microsoft.com/office/word/2010/wordprocessingDrawing" xmlns:wp="http://schemas.openxmlformats.org/drawingml/2006/wordprocessingDrawing" xmlns:w10="urn:schemas-microsoft-com:office:word" xmlns:w="http://schemas.openxmlformats.org/wordprocessingml/2006/main" xmlns:w14="http://schemas.microsoft.com/office/word/2010/wordml" xmlns:w15="http://schemas.microsoft.com/office/word/2012/wordml" xmlns:wpg="http://schemas.microsoft.com/office/word/2010/wordprocessingGroup" xmlns:wpi="http://schemas.microsoft.com/office/word/2010/wordprocessingInk" xmlns:wne="http://schemas.microsoft.com/office/word/2006/wordml" xmlns:a="http://schemas.openxmlformats.org/drawingml/2006/main" xmlns:wps="http://schemas.microsoft.com/office/word/2010/wordprocessingShape" mc:Ignorable="w14 w15 wp14">
   <w:p>
     <w:pPr>
-      <w:pStyle w:val="733"/>
+      <w:pStyle w:val="915"/>
       <w:pBdr/>
       <w:spacing/>
       <w:ind/>
@@ -7576,7 +7572,7 @@
         <w:spacing/>
         <w:ind w:hanging="360" w:left="1080"/>
       </w:pPr>
-      <w:pStyle w:val="772"/>
+      <w:pStyle w:val="954"/>
       <w:rPr/>
       <w:start w:val="1"/>
       <w:suff w:val="tab"/>
@@ -7709,7 +7705,7 @@
         <w:spacing/>
         <w:ind w:hanging="360" w:left="720"/>
       </w:pPr>
-      <w:pStyle w:val="771"/>
+      <w:pStyle w:val="953"/>
       <w:rPr/>
       <w:start w:val="1"/>
       <w:suff w:val="tab"/>
@@ -7976,7 +7972,7 @@
         <w:spacing/>
         <w:ind w:hanging="360" w:left="1080"/>
       </w:pPr>
-      <w:pStyle w:val="769"/>
+      <w:pStyle w:val="951"/>
       <w:rPr>
         <w:rFonts w:hint="default" w:ascii="Symbol" w:hAnsi="Symbol"/>
       </w:rPr>
@@ -8111,7 +8107,7 @@
         <w:spacing/>
         <w:ind w:hanging="360" w:left="720"/>
       </w:pPr>
-      <w:pStyle w:val="768"/>
+      <w:pStyle w:val="950"/>
       <w:rPr>
         <w:rFonts w:hint="default" w:ascii="Symbol" w:hAnsi="Symbol"/>
       </w:rPr>
@@ -8246,7 +8242,7 @@
         <w:spacing/>
         <w:ind w:hanging="360" w:left="360"/>
       </w:pPr>
-      <w:pStyle w:val="770"/>
+      <w:pStyle w:val="952"/>
       <w:rPr/>
       <w:start w:val="1"/>
       <w:suff w:val="tab"/>
@@ -8379,7 +8375,7 @@
         <w:spacing/>
         <w:ind w:hanging="360" w:left="360"/>
       </w:pPr>
-      <w:pStyle w:val="767"/>
+      <w:pStyle w:val="949"/>
       <w:rPr>
         <w:rFonts w:hint="default" w:ascii="Symbol" w:hAnsi="Symbol"/>
       </w:rPr>
@@ -8687,9 +8683,9 @@
     <w:lsdException w:name="Bibliography" w:uiPriority="37"/>
     <w:lsdException w:name="TOC Heading" w:uiPriority="39" w:qFormat="1"/>
   </w:latentStyles>
-  <w:style w:type="table" w:styleId="13">
+  <w:style w:type="table" w:styleId="770">
     <w:name w:val="Table Grid Light"/>
-    <w:basedOn w:val="747"/>
+    <w:basedOn w:val="929"/>
     <w:uiPriority w:val="59"/>
     <w:pPr>
       <w:pBdr/>
@@ -8886,9 +8882,9 @@
       </w:tcPr>
     </w:tblStylePr>
   </w:style>
-  <w:style w:type="table" w:styleId="14">
+  <w:style w:type="table" w:styleId="771">
     <w:name w:val="Plain Table 1"/>
-    <w:basedOn w:val="747"/>
+    <w:basedOn w:val="929"/>
     <w:uiPriority w:val="59"/>
     <w:pPr>
       <w:pBdr/>
@@ -9111,9 +9107,9 @@
       </w:tcPr>
     </w:tblStylePr>
   </w:style>
-  <w:style w:type="table" w:styleId="15">
+  <w:style w:type="table" w:styleId="772">
     <w:name w:val="Plain Table 2"/>
-    <w:basedOn w:val="747"/>
+    <w:basedOn w:val="929"/>
     <w:uiPriority w:val="59"/>
     <w:pPr>
       <w:pBdr/>
@@ -9344,9 +9340,9 @@
       </w:tcPr>
     </w:tblStylePr>
   </w:style>
-  <w:style w:type="table" w:styleId="16">
+  <w:style w:type="table" w:styleId="773">
     <w:name w:val="Plain Table 3"/>
-    <w:basedOn w:val="747"/>
+    <w:basedOn w:val="929"/>
     <w:uiPriority w:val="99"/>
     <w:pPr>
       <w:pBdr/>
@@ -9574,9 +9570,9 @@
       </w:tcPr>
     </w:tblStylePr>
   </w:style>
-  <w:style w:type="table" w:styleId="17">
+  <w:style w:type="table" w:styleId="774">
     <w:name w:val="Plain Table 4"/>
-    <w:basedOn w:val="747"/>
+    <w:basedOn w:val="929"/>
     <w:uiPriority w:val="99"/>
     <w:pPr>
       <w:pBdr/>
@@ -9790,9 +9786,9 @@
       </w:tcPr>
     </w:tblStylePr>
   </w:style>
-  <w:style w:type="table" w:styleId="18">
+  <w:style w:type="table" w:styleId="775">
     <w:name w:val="Plain Table 5"/>
-    <w:basedOn w:val="747"/>
+    <w:basedOn w:val="929"/>
     <w:uiPriority w:val="99"/>
     <w:pPr>
       <w:pBdr/>
@@ -10023,9 +10019,9 @@
       </w:tcPr>
     </w:tblStylePr>
   </w:style>
-  <w:style w:type="table" w:styleId="19">
+  <w:style w:type="table" w:styleId="776">
     <w:name w:val="Grid Table 1 Light"/>
-    <w:basedOn w:val="747"/>
+    <w:basedOn w:val="929"/>
     <w:uiPriority w:val="99"/>
     <w:pPr>
       <w:pBdr/>
@@ -10246,9 +10242,9 @@
       </w:tcPr>
     </w:tblStylePr>
   </w:style>
-  <w:style w:type="table" w:styleId="20">
+  <w:style w:type="table" w:styleId="777">
     <w:name w:val="Grid Table 1 Light - Accent 1"/>
-    <w:basedOn w:val="747"/>
+    <w:basedOn w:val="929"/>
     <w:uiPriority w:val="99"/>
     <w:pPr>
       <w:pBdr/>
@@ -10469,9 +10465,9 @@
       </w:tcPr>
     </w:tblStylePr>
   </w:style>
-  <w:style w:type="table" w:styleId="21">
+  <w:style w:type="table" w:styleId="778">
     <w:name w:val="Grid Table 1 Light - Accent 2"/>
-    <w:basedOn w:val="747"/>
+    <w:basedOn w:val="929"/>
     <w:uiPriority w:val="99"/>
     <w:pPr>
       <w:pBdr/>
@@ -10692,9 +10688,9 @@
       </w:tcPr>
     </w:tblStylePr>
   </w:style>
-  <w:style w:type="table" w:styleId="22">
+  <w:style w:type="table" w:styleId="779">
     <w:name w:val="Grid Table 1 Light - Accent 3"/>
-    <w:basedOn w:val="747"/>
+    <w:basedOn w:val="929"/>
     <w:uiPriority w:val="99"/>
     <w:pPr>
       <w:pBdr/>
@@ -10915,9 +10911,9 @@
       </w:tcPr>
     </w:tblStylePr>
   </w:style>
-  <w:style w:type="table" w:styleId="23">
+  <w:style w:type="table" w:styleId="780">
     <w:name w:val="Grid Table 1 Light - Accent 4"/>
-    <w:basedOn w:val="747"/>
+    <w:basedOn w:val="929"/>
     <w:uiPriority w:val="99"/>
     <w:pPr>
       <w:pBdr/>
@@ -11138,9 +11134,9 @@
       </w:tcPr>
     </w:tblStylePr>
   </w:style>
-  <w:style w:type="table" w:styleId="24">
+  <w:style w:type="table" w:styleId="781">
     <w:name w:val="Grid Table 1 Light - Accent 5"/>
-    <w:basedOn w:val="747"/>
+    <w:basedOn w:val="929"/>
     <w:uiPriority w:val="99"/>
     <w:pPr>
       <w:pBdr/>
@@ -11361,9 +11357,9 @@
       </w:tcPr>
     </w:tblStylePr>
   </w:style>
-  <w:style w:type="table" w:styleId="25">
+  <w:style w:type="table" w:styleId="782">
     <w:name w:val="Grid Table 1 Light - Accent 6"/>
-    <w:basedOn w:val="747"/>
+    <w:basedOn w:val="929"/>
     <w:uiPriority w:val="99"/>
     <w:pPr>
       <w:pBdr/>
@@ -11584,9 +11580,9 @@
       </w:tcPr>
     </w:tblStylePr>
   </w:style>
-  <w:style w:type="table" w:styleId="26">
+  <w:style w:type="table" w:styleId="783">
     <w:name w:val="Grid Table 2"/>
-    <w:basedOn w:val="747"/>
+    <w:basedOn w:val="929"/>
     <w:uiPriority w:val="99"/>
     <w:pPr>
       <w:pBdr/>
@@ -11816,9 +11812,9 @@
       </w:tcPr>
     </w:tblStylePr>
   </w:style>
-  <w:style w:type="table" w:styleId="27">
+  <w:style w:type="table" w:styleId="784">
     <w:name w:val="Grid Table 2 - Accent 1"/>
-    <w:basedOn w:val="747"/>
+    <w:basedOn w:val="929"/>
     <w:uiPriority w:val="99"/>
     <w:pPr>
       <w:pBdr/>
@@ -12048,9 +12044,9 @@
       </w:tcPr>
     </w:tblStylePr>
   </w:style>
-  <w:style w:type="table" w:styleId="28">
+  <w:style w:type="table" w:styleId="785">
     <w:name w:val="Grid Table 2 - Accent 2"/>
-    <w:basedOn w:val="747"/>
+    <w:basedOn w:val="929"/>
     <w:uiPriority w:val="99"/>
     <w:pPr>
       <w:pBdr/>
@@ -12280,9 +12276,9 @@
       </w:tcPr>
     </w:tblStylePr>
   </w:style>
-  <w:style w:type="table" w:styleId="29">
+  <w:style w:type="table" w:styleId="786">
     <w:name w:val="Grid Table 2 - Accent 3"/>
-    <w:basedOn w:val="747"/>
+    <w:basedOn w:val="929"/>
     <w:uiPriority w:val="99"/>
     <w:pPr>
       <w:pBdr/>
@@ -12512,9 +12508,9 @@
       </w:tcPr>
     </w:tblStylePr>
   </w:style>
-  <w:style w:type="table" w:styleId="30">
+  <w:style w:type="table" w:styleId="787">
     <w:name w:val="Grid Table 2 - Accent 4"/>
-    <w:basedOn w:val="747"/>
+    <w:basedOn w:val="929"/>
     <w:uiPriority w:val="99"/>
     <w:pPr>
       <w:pBdr/>
@@ -12744,9 +12740,9 @@
       </w:tcPr>
     </w:tblStylePr>
   </w:style>
-  <w:style w:type="table" w:styleId="31">
+  <w:style w:type="table" w:styleId="788">
     <w:name w:val="Grid Table 2 - Accent 5"/>
-    <w:basedOn w:val="747"/>
+    <w:basedOn w:val="929"/>
     <w:uiPriority w:val="99"/>
     <w:pPr>
       <w:pBdr/>
@@ -12976,9 +12972,9 @@
       </w:tcPr>
     </w:tblStylePr>
   </w:style>
-  <w:style w:type="table" w:styleId="32">
+  <w:style w:type="table" w:styleId="789">
     <w:name w:val="Grid Table 2 - Accent 6"/>
-    <w:basedOn w:val="747"/>
+    <w:basedOn w:val="929"/>
     <w:uiPriority w:val="99"/>
     <w:pPr>
       <w:pBdr/>
@@ -13208,9 +13204,9 @@
       </w:tcPr>
     </w:tblStylePr>
   </w:style>
-  <w:style w:type="table" w:styleId="33">
+  <w:style w:type="table" w:styleId="790">
     <w:name w:val="Grid Table 3"/>
-    <w:basedOn w:val="747"/>
+    <w:basedOn w:val="929"/>
     <w:uiPriority w:val="99"/>
     <w:pPr>
       <w:pBdr/>
@@ -13309,7 +13305,7 @@
         <w:tblBorders/>
       </w:tblPr>
       <w:tcPr>
-        <w:shd w:color="ffffff"/>
+        <w:shd w:val="clear" w:color="ffffff"/>
         <w:tcBorders>
           <w:top w:val="none" w:color="000000" w:sz="4" w:space="0"/>
           <w:left w:val="none" w:color="000000" w:sz="4" w:space="0"/>
@@ -13355,7 +13351,7 @@
         <w:tblBorders/>
       </w:tblPr>
       <w:tcPr>
-        <w:shd w:color="ffffff"/>
+        <w:shd w:val="clear" w:color="ffffff"/>
         <w:tcBorders>
           <w:top w:val="none" w:color="000000" w:sz="4" w:space="0"/>
           <w:left w:val="none" w:color="000000" w:sz="4" w:space="0"/>
@@ -13453,9 +13449,9 @@
       </w:tcPr>
     </w:tblStylePr>
   </w:style>
-  <w:style w:type="table" w:styleId="34">
+  <w:style w:type="table" w:styleId="791">
     <w:name w:val="Grid Table 3 - Accent 1"/>
-    <w:basedOn w:val="747"/>
+    <w:basedOn w:val="929"/>
     <w:uiPriority w:val="99"/>
     <w:pPr>
       <w:pBdr/>
@@ -13554,7 +13550,7 @@
         <w:tblBorders/>
       </w:tblPr>
       <w:tcPr>
-        <w:shd w:color="ffffff"/>
+        <w:shd w:val="clear" w:color="ffffff"/>
         <w:tcBorders>
           <w:top w:val="none" w:color="000000" w:sz="4" w:space="0"/>
           <w:left w:val="none" w:color="000000" w:sz="4" w:space="0"/>
@@ -13600,7 +13596,7 @@
         <w:tblBorders/>
       </w:tblPr>
       <w:tcPr>
-        <w:shd w:color="ffffff"/>
+        <w:shd w:val="clear" w:color="ffffff"/>
         <w:tcBorders>
           <w:top w:val="none" w:color="000000" w:sz="4" w:space="0"/>
           <w:left w:val="none" w:color="000000" w:sz="4" w:space="0"/>
@@ -13698,9 +13694,9 @@
       </w:tcPr>
     </w:tblStylePr>
   </w:style>
-  <w:style w:type="table" w:styleId="35">
+  <w:style w:type="table" w:styleId="792">
     <w:name w:val="Grid Table 3 - Accent 2"/>
-    <w:basedOn w:val="747"/>
+    <w:basedOn w:val="929"/>
     <w:uiPriority w:val="99"/>
     <w:pPr>
       <w:pBdr/>
@@ -13799,7 +13795,7 @@
         <w:tblBorders/>
       </w:tblPr>
       <w:tcPr>
-        <w:shd w:color="ffffff"/>
+        <w:shd w:val="clear" w:color="ffffff"/>
         <w:tcBorders>
           <w:top w:val="none" w:color="000000" w:sz="4" w:space="0"/>
           <w:left w:val="none" w:color="000000" w:sz="4" w:space="0"/>
@@ -13845,7 +13841,7 @@
         <w:tblBorders/>
       </w:tblPr>
       <w:tcPr>
-        <w:shd w:color="ffffff"/>
+        <w:shd w:val="clear" w:color="ffffff"/>
         <w:tcBorders>
           <w:top w:val="none" w:color="000000" w:sz="4" w:space="0"/>
           <w:left w:val="none" w:color="000000" w:sz="4" w:space="0"/>
@@ -13943,9 +13939,9 @@
       </w:tcPr>
     </w:tblStylePr>
   </w:style>
-  <w:style w:type="table" w:styleId="36">
+  <w:style w:type="table" w:styleId="793">
     <w:name w:val="Grid Table 3 - Accent 3"/>
-    <w:basedOn w:val="747"/>
+    <w:basedOn w:val="929"/>
     <w:uiPriority w:val="99"/>
     <w:pPr>
       <w:pBdr/>
@@ -14044,7 +14040,7 @@
         <w:tblBorders/>
       </w:tblPr>
       <w:tcPr>
-        <w:shd w:color="ffffff"/>
+        <w:shd w:val="clear" w:color="ffffff"/>
         <w:tcBorders>
           <w:top w:val="none" w:color="000000" w:sz="4" w:space="0"/>
           <w:left w:val="none" w:color="000000" w:sz="4" w:space="0"/>
@@ -14090,7 +14086,7 @@
         <w:tblBorders/>
       </w:tblPr>
       <w:tcPr>
-        <w:shd w:color="ffffff"/>
+        <w:shd w:val="clear" w:color="ffffff"/>
         <w:tcBorders>
           <w:top w:val="none" w:color="000000" w:sz="4" w:space="0"/>
           <w:left w:val="none" w:color="000000" w:sz="4" w:space="0"/>
@@ -14188,9 +14184,9 @@
       </w:tcPr>
     </w:tblStylePr>
   </w:style>
-  <w:style w:type="table" w:styleId="37">
+  <w:style w:type="table" w:styleId="794">
     <w:name w:val="Grid Table 3 - Accent 4"/>
-    <w:basedOn w:val="747"/>
+    <w:basedOn w:val="929"/>
     <w:uiPriority w:val="99"/>
     <w:pPr>
       <w:pBdr/>
@@ -14289,7 +14285,7 @@
         <w:tblBorders/>
       </w:tblPr>
       <w:tcPr>
-        <w:shd w:color="ffffff"/>
+        <w:shd w:val="clear" w:color="ffffff"/>
         <w:tcBorders>
           <w:top w:val="none" w:color="000000" w:sz="4" w:space="0"/>
           <w:left w:val="none" w:color="000000" w:sz="4" w:space="0"/>
@@ -14335,7 +14331,7 @@
         <w:tblBorders/>
       </w:tblPr>
       <w:tcPr>
-        <w:shd w:color="ffffff"/>
+        <w:shd w:val="clear" w:color="ffffff"/>
         <w:tcBorders>
           <w:top w:val="none" w:color="000000" w:sz="4" w:space="0"/>
           <w:left w:val="none" w:color="000000" w:sz="4" w:space="0"/>
@@ -14433,9 +14429,9 @@
       </w:tcPr>
     </w:tblStylePr>
   </w:style>
-  <w:style w:type="table" w:styleId="38">
+  <w:style w:type="table" w:styleId="795">
     <w:name w:val="Grid Table 3 - Accent 5"/>
-    <w:basedOn w:val="747"/>
+    <w:basedOn w:val="929"/>
     <w:uiPriority w:val="99"/>
     <w:pPr>
       <w:pBdr/>
@@ -14534,7 +14530,7 @@
         <w:tblBorders/>
       </w:tblPr>
       <w:tcPr>
-        <w:shd w:color="ffffff"/>
+        <w:shd w:val="clear" w:color="ffffff"/>
         <w:tcBorders>
           <w:top w:val="none" w:color="000000" w:sz="4" w:space="0"/>
           <w:left w:val="none" w:color="000000" w:sz="4" w:space="0"/>
@@ -14580,7 +14576,7 @@
         <w:tblBorders/>
       </w:tblPr>
       <w:tcPr>
-        <w:shd w:color="ffffff"/>
+        <w:shd w:val="clear" w:color="ffffff"/>
         <w:tcBorders>
           <w:top w:val="none" w:color="000000" w:sz="4" w:space="0"/>
           <w:left w:val="none" w:color="000000" w:sz="4" w:space="0"/>
@@ -14678,9 +14674,9 @@
       </w:tcPr>
     </w:tblStylePr>
   </w:style>
-  <w:style w:type="table" w:styleId="39">
+  <w:style w:type="table" w:styleId="796">
     <w:name w:val="Grid Table 3 - Accent 6"/>
-    <w:basedOn w:val="747"/>
+    <w:basedOn w:val="929"/>
     <w:uiPriority w:val="99"/>
     <w:pPr>
       <w:pBdr/>
@@ -14779,7 +14775,7 @@
         <w:tblBorders/>
       </w:tblPr>
       <w:tcPr>
-        <w:shd w:color="ffffff"/>
+        <w:shd w:val="clear" w:color="ffffff"/>
         <w:tcBorders>
           <w:top w:val="none" w:color="000000" w:sz="4" w:space="0"/>
           <w:left w:val="none" w:color="000000" w:sz="4" w:space="0"/>
@@ -14825,7 +14821,7 @@
         <w:tblBorders/>
       </w:tblPr>
       <w:tcPr>
-        <w:shd w:color="ffffff"/>
+        <w:shd w:val="clear" w:color="ffffff"/>
         <w:tcBorders>
           <w:top w:val="none" w:color="000000" w:sz="4" w:space="0"/>
           <w:left w:val="none" w:color="000000" w:sz="4" w:space="0"/>
@@ -14923,9 +14919,9 @@
       </w:tcPr>
     </w:tblStylePr>
   </w:style>
-  <w:style w:type="table" w:styleId="40">
+  <w:style w:type="table" w:styleId="797">
     <w:name w:val="Grid Table 4"/>
-    <w:basedOn w:val="747"/>
+    <w:basedOn w:val="929"/>
     <w:uiPriority w:val="59"/>
     <w:pPr>
       <w:pBdr/>
@@ -15156,9 +15152,9 @@
       </w:tcPr>
     </w:tblStylePr>
   </w:style>
-  <w:style w:type="table" w:styleId="41">
+  <w:style w:type="table" w:styleId="798">
     <w:name w:val="Grid Table 4 - Accent 1"/>
-    <w:basedOn w:val="747"/>
+    <w:basedOn w:val="929"/>
     <w:uiPriority w:val="59"/>
     <w:pPr>
       <w:pBdr/>
@@ -15389,9 +15385,9 @@
       </w:tcPr>
     </w:tblStylePr>
   </w:style>
-  <w:style w:type="table" w:styleId="42">
+  <w:style w:type="table" w:styleId="799">
     <w:name w:val="Grid Table 4 - Accent 2"/>
-    <w:basedOn w:val="747"/>
+    <w:basedOn w:val="929"/>
     <w:uiPriority w:val="59"/>
     <w:pPr>
       <w:pBdr/>
@@ -15622,9 +15618,9 @@
       </w:tcPr>
     </w:tblStylePr>
   </w:style>
-  <w:style w:type="table" w:styleId="43">
+  <w:style w:type="table" w:styleId="800">
     <w:name w:val="Grid Table 4 - Accent 3"/>
-    <w:basedOn w:val="747"/>
+    <w:basedOn w:val="929"/>
     <w:uiPriority w:val="59"/>
     <w:pPr>
       <w:pBdr/>
@@ -15855,9 +15851,9 @@
       </w:tcPr>
     </w:tblStylePr>
   </w:style>
-  <w:style w:type="table" w:styleId="44">
+  <w:style w:type="table" w:styleId="801">
     <w:name w:val="Grid Table 4 - Accent 4"/>
-    <w:basedOn w:val="747"/>
+    <w:basedOn w:val="929"/>
     <w:uiPriority w:val="59"/>
     <w:pPr>
       <w:pBdr/>
@@ -16088,9 +16084,9 @@
       </w:tcPr>
     </w:tblStylePr>
   </w:style>
-  <w:style w:type="table" w:styleId="45">
+  <w:style w:type="table" w:styleId="802">
     <w:name w:val="Grid Table 4 - Accent 5"/>
-    <w:basedOn w:val="747"/>
+    <w:basedOn w:val="929"/>
     <w:uiPriority w:val="59"/>
     <w:pPr>
       <w:pBdr/>
@@ -16321,9 +16317,9 @@
       </w:tcPr>
     </w:tblStylePr>
   </w:style>
-  <w:style w:type="table" w:styleId="46">
+  <w:style w:type="table" w:styleId="803">
     <w:name w:val="Grid Table 4 - Accent 6"/>
-    <w:basedOn w:val="747"/>
+    <w:basedOn w:val="929"/>
     <w:uiPriority w:val="59"/>
     <w:pPr>
       <w:pBdr/>
@@ -16554,9 +16550,9 @@
       </w:tcPr>
     </w:tblStylePr>
   </w:style>
-  <w:style w:type="table" w:styleId="47">
+  <w:style w:type="table" w:styleId="804">
     <w:name w:val="Grid Table 5 Dark"/>
-    <w:basedOn w:val="747"/>
+    <w:basedOn w:val="929"/>
     <w:uiPriority w:val="99"/>
     <w:pPr>
       <w:pBdr/>
@@ -16782,9 +16778,9 @@
       </w:tcPr>
     </w:tblStylePr>
   </w:style>
-  <w:style w:type="table" w:styleId="48">
+  <w:style w:type="table" w:styleId="805">
     <w:name w:val="Grid Table 5 Dark- Accent 1"/>
-    <w:basedOn w:val="747"/>
+    <w:basedOn w:val="929"/>
     <w:uiPriority w:val="99"/>
     <w:pPr>
       <w:pBdr/>
@@ -17010,9 +17006,9 @@
       </w:tcPr>
     </w:tblStylePr>
   </w:style>
-  <w:style w:type="table" w:styleId="49">
+  <w:style w:type="table" w:styleId="806">
     <w:name w:val="Grid Table 5 Dark - Accent 2"/>
-    <w:basedOn w:val="747"/>
+    <w:basedOn w:val="929"/>
     <w:uiPriority w:val="99"/>
     <w:pPr>
       <w:pBdr/>
@@ -17238,9 +17234,9 @@
       </w:tcPr>
     </w:tblStylePr>
   </w:style>
-  <w:style w:type="table" w:styleId="50">
+  <w:style w:type="table" w:styleId="807">
     <w:name w:val="Grid Table 5 Dark - Accent 3"/>
-    <w:basedOn w:val="747"/>
+    <w:basedOn w:val="929"/>
     <w:uiPriority w:val="99"/>
     <w:pPr>
       <w:pBdr/>
@@ -17466,9 +17462,9 @@
       </w:tcPr>
     </w:tblStylePr>
   </w:style>
-  <w:style w:type="table" w:styleId="51">
+  <w:style w:type="table" w:styleId="808">
     <w:name w:val="Grid Table 5 Dark- Accent 4"/>
-    <w:basedOn w:val="747"/>
+    <w:basedOn w:val="929"/>
     <w:uiPriority w:val="99"/>
     <w:pPr>
       <w:pBdr/>
@@ -17694,9 +17690,9 @@
       </w:tcPr>
     </w:tblStylePr>
   </w:style>
-  <w:style w:type="table" w:styleId="52">
+  <w:style w:type="table" w:styleId="809">
     <w:name w:val="Grid Table 5 Dark - Accent 5"/>
-    <w:basedOn w:val="747"/>
+    <w:basedOn w:val="929"/>
     <w:uiPriority w:val="99"/>
     <w:pPr>
       <w:pBdr/>
@@ -17922,9 +17918,9 @@
       </w:tcPr>
     </w:tblStylePr>
   </w:style>
-  <w:style w:type="table" w:styleId="53">
+  <w:style w:type="table" w:styleId="810">
     <w:name w:val="Grid Table 5 Dark - Accent 6"/>
-    <w:basedOn w:val="747"/>
+    <w:basedOn w:val="929"/>
     <w:uiPriority w:val="99"/>
     <w:pPr>
       <w:pBdr/>
@@ -18150,9 +18146,9 @@
       </w:tcPr>
     </w:tblStylePr>
   </w:style>
-  <w:style w:type="table" w:styleId="54">
+  <w:style w:type="table" w:styleId="811">
     <w:name w:val="Grid Table 6 Colorful"/>
-    <w:basedOn w:val="747"/>
+    <w:basedOn w:val="929"/>
     <w:uiPriority w:val="99"/>
     <w:pPr>
       <w:pBdr/>
@@ -18380,9 +18376,9 @@
       </w:tcPr>
     </w:tblStylePr>
   </w:style>
-  <w:style w:type="table" w:styleId="55">
+  <w:style w:type="table" w:styleId="812">
     <w:name w:val="Grid Table 6 Colorful - Accent 1"/>
-    <w:basedOn w:val="747"/>
+    <w:basedOn w:val="929"/>
     <w:uiPriority w:val="99"/>
     <w:pPr>
       <w:pBdr/>
@@ -18610,9 +18606,9 @@
       </w:tcPr>
     </w:tblStylePr>
   </w:style>
-  <w:style w:type="table" w:styleId="56">
+  <w:style w:type="table" w:styleId="813">
     <w:name w:val="Grid Table 6 Colorful - Accent 2"/>
-    <w:basedOn w:val="747"/>
+    <w:basedOn w:val="929"/>
     <w:uiPriority w:val="99"/>
     <w:pPr>
       <w:pBdr/>
@@ -18840,9 +18836,9 @@
       </w:tcPr>
     </w:tblStylePr>
   </w:style>
-  <w:style w:type="table" w:styleId="57">
+  <w:style w:type="table" w:styleId="814">
     <w:name w:val="Grid Table 6 Colorful - Accent 3"/>
-    <w:basedOn w:val="747"/>
+    <w:basedOn w:val="929"/>
     <w:uiPriority w:val="99"/>
     <w:pPr>
       <w:pBdr/>
@@ -19070,9 +19066,9 @@
       </w:tcPr>
     </w:tblStylePr>
   </w:style>
-  <w:style w:type="table" w:styleId="58">
+  <w:style w:type="table" w:styleId="815">
     <w:name w:val="Grid Table 6 Colorful - Accent 4"/>
-    <w:basedOn w:val="747"/>
+    <w:basedOn w:val="929"/>
     <w:uiPriority w:val="99"/>
     <w:pPr>
       <w:pBdr/>
@@ -19300,9 +19296,9 @@
       </w:tcPr>
     </w:tblStylePr>
   </w:style>
-  <w:style w:type="table" w:styleId="59">
+  <w:style w:type="table" w:styleId="816">
     <w:name w:val="Grid Table 6 Colorful - Accent 5"/>
-    <w:basedOn w:val="747"/>
+    <w:basedOn w:val="929"/>
     <w:uiPriority w:val="99"/>
     <w:pPr>
       <w:pBdr/>
@@ -19530,9 +19526,9 @@
       </w:tcPr>
     </w:tblStylePr>
   </w:style>
-  <w:style w:type="table" w:styleId="60">
+  <w:style w:type="table" w:styleId="817">
     <w:name w:val="Grid Table 6 Colorful - Accent 6"/>
-    <w:basedOn w:val="747"/>
+    <w:basedOn w:val="929"/>
     <w:uiPriority w:val="99"/>
     <w:pPr>
       <w:pBdr/>
@@ -19760,9 +19756,9 @@
       </w:tcPr>
     </w:tblStylePr>
   </w:style>
-  <w:style w:type="table" w:styleId="61">
+  <w:style w:type="table" w:styleId="818">
     <w:name w:val="Grid Table 7 Colorful"/>
-    <w:basedOn w:val="747"/>
+    <w:basedOn w:val="929"/>
     <w:uiPriority w:val="99"/>
     <w:pPr>
       <w:pBdr/>
@@ -19864,11 +19860,11 @@
         <w:tblBorders/>
       </w:tblPr>
       <w:tcPr>
-        <w:shd w:color="ffffff"/>
-        <w:tcBorders>
-          <w:top w:val="none"/>
-          <w:left w:val="none"/>
-          <w:bottom w:val="none"/>
+        <w:shd w:val="clear" w:color="ffffff"/>
+        <w:tcBorders>
+          <w:top w:val="none" w:color="000000" w:sz="4" w:space="0"/>
+          <w:left w:val="none" w:color="000000" w:sz="4" w:space="0"/>
+          <w:bottom w:val="none" w:color="000000" w:sz="4" w:space="0"/>
           <w:right w:val="single" w:color="000000" w:themeColor="text1" w:themeTint="80" w:sz="4" w:space="0"/>
         </w:tcBorders>
       </w:tcPr>
@@ -19891,10 +19887,10 @@
       <w:tcPr>
         <w:shd w:val="clear" w:color="ffffff" w:themeColor="light1" w:fill="ffffff" w:themeFill="light1"/>
         <w:tcBorders>
-          <w:top w:val="none"/>
-          <w:left w:val="none"/>
+          <w:top w:val="none" w:color="000000" w:sz="4" w:space="0"/>
+          <w:left w:val="none" w:color="000000" w:sz="4" w:space="0"/>
           <w:bottom w:val="single" w:color="000000" w:themeColor="text1" w:themeTint="80" w:sz="4" w:space="0"/>
-          <w:right w:val="none"/>
+          <w:right w:val="none" w:color="000000" w:sz="4" w:space="0"/>
         </w:tcBorders>
       </w:tcPr>
     </w:tblStylePr>
@@ -19914,12 +19910,12 @@
         <w:tblBorders/>
       </w:tblPr>
       <w:tcPr>
-        <w:shd w:color="ffffff"/>
-        <w:tcBorders>
-          <w:top w:val="none"/>
+        <w:shd w:val="clear" w:color="ffffff"/>
+        <w:tcBorders>
+          <w:top w:val="none" w:color="000000" w:sz="4" w:space="0"/>
           <w:left w:val="single" w:color="000000" w:themeColor="text1" w:themeTint="80" w:sz="4" w:space="0"/>
-          <w:bottom w:val="none"/>
-          <w:right w:val="none"/>
+          <w:bottom w:val="none" w:color="000000" w:sz="4" w:space="0"/>
+          <w:right w:val="none" w:color="000000" w:sz="4" w:space="0"/>
         </w:tcBorders>
       </w:tcPr>
     </w:tblStylePr>
@@ -19942,9 +19938,9 @@
         <w:shd w:val="clear" w:color="ffffff" w:themeColor="light1" w:fill="ffffff" w:themeFill="light1"/>
         <w:tcBorders>
           <w:top w:val="single" w:color="000000" w:themeColor="text1" w:themeTint="80" w:sz="4" w:space="0"/>
-          <w:left w:val="none"/>
-          <w:bottom w:val="none"/>
-          <w:right w:val="none"/>
+          <w:left w:val="none" w:color="000000" w:sz="4" w:space="0"/>
+          <w:bottom w:val="none" w:color="000000" w:sz="4" w:space="0"/>
+          <w:right w:val="none" w:color="000000" w:sz="4" w:space="0"/>
         </w:tcBorders>
       </w:tcPr>
     </w:tblStylePr>
@@ -20014,9 +20010,9 @@
       </w:tcPr>
     </w:tblStylePr>
   </w:style>
-  <w:style w:type="table" w:styleId="62">
+  <w:style w:type="table" w:styleId="819">
     <w:name w:val="Grid Table 7 Colorful - Accent 1"/>
-    <w:basedOn w:val="747"/>
+    <w:basedOn w:val="929"/>
     <w:uiPriority w:val="99"/>
     <w:pPr>
       <w:pBdr/>
@@ -20118,11 +20114,11 @@
         <w:tblBorders/>
       </w:tblPr>
       <w:tcPr>
-        <w:shd w:color="ffffff"/>
-        <w:tcBorders>
-          <w:top w:val="none"/>
-          <w:left w:val="none"/>
-          <w:bottom w:val="none"/>
+        <w:shd w:val="clear" w:color="ffffff"/>
+        <w:tcBorders>
+          <w:top w:val="none" w:color="000000" w:sz="4" w:space="0"/>
+          <w:left w:val="none" w:color="000000" w:sz="4" w:space="0"/>
+          <w:bottom w:val="none" w:color="000000" w:sz="4" w:space="0"/>
           <w:right w:val="single" w:color="000000" w:themeColor="accent1" w:themeTint="80" w:sz="4" w:space="0"/>
         </w:tcBorders>
       </w:tcPr>
@@ -20145,10 +20141,10 @@
       <w:tcPr>
         <w:shd w:val="clear" w:color="ffffff" w:themeColor="light1" w:fill="ffffff" w:themeFill="light1"/>
         <w:tcBorders>
-          <w:top w:val="none"/>
-          <w:left w:val="none"/>
+          <w:top w:val="none" w:color="000000" w:sz="4" w:space="0"/>
+          <w:left w:val="none" w:color="000000" w:sz="4" w:space="0"/>
           <w:bottom w:val="single" w:color="000000" w:themeColor="accent1" w:themeTint="80" w:sz="4" w:space="0"/>
-          <w:right w:val="none"/>
+          <w:right w:val="none" w:color="000000" w:sz="4" w:space="0"/>
         </w:tcBorders>
       </w:tcPr>
     </w:tblStylePr>
@@ -20168,12 +20164,12 @@
         <w:tblBorders/>
       </w:tblPr>
       <w:tcPr>
-        <w:shd w:color="ffffff"/>
-        <w:tcBorders>
-          <w:top w:val="none"/>
+        <w:shd w:val="clear" w:color="ffffff"/>
+        <w:tcBorders>
+          <w:top w:val="none" w:color="000000" w:sz="4" w:space="0"/>
           <w:left w:val="single" w:color="000000" w:themeColor="accent1" w:themeTint="80" w:sz="4" w:space="0"/>
-          <w:bottom w:val="none"/>
-          <w:right w:val="none"/>
+          <w:bottom w:val="none" w:color="000000" w:sz="4" w:space="0"/>
+          <w:right w:val="none" w:color="000000" w:sz="4" w:space="0"/>
         </w:tcBorders>
       </w:tcPr>
     </w:tblStylePr>
@@ -20196,9 +20192,9 @@
         <w:shd w:val="clear" w:color="ffffff" w:themeColor="light1" w:fill="ffffff" w:themeFill="light1"/>
         <w:tcBorders>
           <w:top w:val="single" w:color="000000" w:themeColor="accent1" w:themeTint="80" w:sz="4" w:space="0"/>
-          <w:left w:val="none"/>
-          <w:bottom w:val="none"/>
-          <w:right w:val="none"/>
+          <w:left w:val="none" w:color="000000" w:sz="4" w:space="0"/>
+          <w:bottom w:val="none" w:color="000000" w:sz="4" w:space="0"/>
+          <w:right w:val="none" w:color="000000" w:sz="4" w:space="0"/>
         </w:tcBorders>
       </w:tcPr>
     </w:tblStylePr>
@@ -20268,9 +20264,9 @@
       </w:tcPr>
     </w:tblStylePr>
   </w:style>
-  <w:style w:type="table" w:styleId="63">
+  <w:style w:type="table" w:styleId="820">
     <w:name w:val="Grid Table 7 Colorful - Accent 2"/>
-    <w:basedOn w:val="747"/>
+    <w:basedOn w:val="929"/>
     <w:uiPriority w:val="99"/>
     <w:pPr>
       <w:pBdr/>
@@ -20372,11 +20368,11 @@
         <w:tblBorders/>
       </w:tblPr>
       <w:tcPr>
-        <w:shd w:color="ffffff"/>
-        <w:tcBorders>
-          <w:top w:val="none"/>
-          <w:left w:val="none"/>
-          <w:bottom w:val="none"/>
+        <w:shd w:val="clear" w:color="ffffff"/>
+        <w:tcBorders>
+          <w:top w:val="none" w:color="000000" w:sz="4" w:space="0"/>
+          <w:left w:val="none" w:color="000000" w:sz="4" w:space="0"/>
+          <w:bottom w:val="none" w:color="000000" w:sz="4" w:space="0"/>
           <w:right w:val="single" w:color="000000" w:themeColor="accent2" w:themeTint="97" w:sz="4" w:space="0"/>
         </w:tcBorders>
       </w:tcPr>
@@ -20399,10 +20395,10 @@
       <w:tcPr>
         <w:shd w:val="clear" w:color="ffffff" w:themeColor="light1" w:fill="ffffff" w:themeFill="light1"/>
         <w:tcBorders>
-          <w:top w:val="none"/>
-          <w:left w:val="none"/>
+          <w:top w:val="none" w:color="000000" w:sz="4" w:space="0"/>
+          <w:left w:val="none" w:color="000000" w:sz="4" w:space="0"/>
           <w:bottom w:val="single" w:color="000000" w:themeColor="accent2" w:themeTint="97" w:sz="4" w:space="0"/>
-          <w:right w:val="none"/>
+          <w:right w:val="none" w:color="000000" w:sz="4" w:space="0"/>
         </w:tcBorders>
       </w:tcPr>
     </w:tblStylePr>
@@ -20422,12 +20418,12 @@
         <w:tblBorders/>
       </w:tblPr>
       <w:tcPr>
-        <w:shd w:color="ffffff"/>
-        <w:tcBorders>
-          <w:top w:val="none"/>
+        <w:shd w:val="clear" w:color="ffffff"/>
+        <w:tcBorders>
+          <w:top w:val="none" w:color="000000" w:sz="4" w:space="0"/>
           <w:left w:val="single" w:color="000000" w:themeColor="accent2" w:themeTint="97" w:sz="4" w:space="0"/>
-          <w:bottom w:val="none"/>
-          <w:right w:val="none"/>
+          <w:bottom w:val="none" w:color="000000" w:sz="4" w:space="0"/>
+          <w:right w:val="none" w:color="000000" w:sz="4" w:space="0"/>
         </w:tcBorders>
       </w:tcPr>
     </w:tblStylePr>
@@ -20450,9 +20446,9 @@
         <w:shd w:val="clear" w:color="ffffff" w:themeColor="light1" w:fill="ffffff" w:themeFill="light1"/>
         <w:tcBorders>
           <w:top w:val="single" w:color="000000" w:themeColor="accent2" w:themeTint="97" w:sz="4" w:space="0"/>
-          <w:left w:val="none"/>
-          <w:bottom w:val="none"/>
-          <w:right w:val="none"/>
+          <w:left w:val="none" w:color="000000" w:sz="4" w:space="0"/>
+          <w:bottom w:val="none" w:color="000000" w:sz="4" w:space="0"/>
+          <w:right w:val="none" w:color="000000" w:sz="4" w:space="0"/>
         </w:tcBorders>
       </w:tcPr>
     </w:tblStylePr>
@@ -20522,9 +20518,9 @@
       </w:tcPr>
     </w:tblStylePr>
   </w:style>
-  <w:style w:type="table" w:styleId="64">
+  <w:style w:type="table" w:styleId="821">
     <w:name w:val="Grid Table 7 Colorful - Accent 3"/>
-    <w:basedOn w:val="747"/>
+    <w:basedOn w:val="929"/>
     <w:uiPriority w:val="99"/>
     <w:pPr>
       <w:pBdr/>
@@ -20626,11 +20622,11 @@
         <w:tblBorders/>
       </w:tblPr>
       <w:tcPr>
-        <w:shd w:color="ffffff"/>
-        <w:tcBorders>
-          <w:top w:val="none"/>
-          <w:left w:val="none"/>
-          <w:bottom w:val="none"/>
+        <w:shd w:val="clear" w:color="ffffff"/>
+        <w:tcBorders>
+          <w:top w:val="none" w:color="000000" w:sz="4" w:space="0"/>
+          <w:left w:val="none" w:color="000000" w:sz="4" w:space="0"/>
+          <w:bottom w:val="none" w:color="000000" w:sz="4" w:space="0"/>
           <w:right w:val="single" w:color="000000" w:themeColor="accent3" w:themeTint="FE" w:sz="4" w:space="0"/>
         </w:tcBorders>
       </w:tcPr>
@@ -20653,10 +20649,10 @@
       <w:tcPr>
         <w:shd w:val="clear" w:color="ffffff" w:themeColor="light1" w:fill="ffffff" w:themeFill="light1"/>
         <w:tcBorders>
-          <w:top w:val="none"/>
-          <w:left w:val="none"/>
+          <w:top w:val="none" w:color="000000" w:sz="4" w:space="0"/>
+          <w:left w:val="none" w:color="000000" w:sz="4" w:space="0"/>
           <w:bottom w:val="single" w:color="000000" w:themeColor="accent3" w:themeTint="FE" w:sz="4" w:space="0"/>
-          <w:right w:val="none"/>
+          <w:right w:val="none" w:color="000000" w:sz="4" w:space="0"/>
         </w:tcBorders>
       </w:tcPr>
     </w:tblStylePr>
@@ -20676,12 +20672,12 @@
         <w:tblBorders/>
       </w:tblPr>
       <w:tcPr>
-        <w:shd w:color="ffffff"/>
-        <w:tcBorders>
-          <w:top w:val="none"/>
+        <w:shd w:val="clear" w:color="ffffff"/>
+        <w:tcBorders>
+          <w:top w:val="none" w:color="000000" w:sz="4" w:space="0"/>
           <w:left w:val="single" w:color="000000" w:themeColor="accent3" w:themeTint="FE" w:sz="4" w:space="0"/>
-          <w:bottom w:val="none"/>
-          <w:right w:val="none"/>
+          <w:bottom w:val="none" w:color="000000" w:sz="4" w:space="0"/>
+          <w:right w:val="none" w:color="000000" w:sz="4" w:space="0"/>
         </w:tcBorders>
       </w:tcPr>
     </w:tblStylePr>
@@ -20704,9 +20700,9 @@
         <w:shd w:val="clear" w:color="ffffff" w:themeColor="light1" w:fill="ffffff" w:themeFill="light1"/>
         <w:tcBorders>
           <w:top w:val="single" w:color="000000" w:themeColor="accent3" w:themeTint="FE" w:sz="4" w:space="0"/>
-          <w:left w:val="none"/>
-          <w:bottom w:val="none"/>
-          <w:right w:val="none"/>
+          <w:left w:val="none" w:color="000000" w:sz="4" w:space="0"/>
+          <w:bottom w:val="none" w:color="000000" w:sz="4" w:space="0"/>
+          <w:right w:val="none" w:color="000000" w:sz="4" w:space="0"/>
         </w:tcBorders>
       </w:tcPr>
     </w:tblStylePr>
@@ -20776,9 +20772,9 @@
       </w:tcPr>
     </w:tblStylePr>
   </w:style>
-  <w:style w:type="table" w:styleId="65">
+  <w:style w:type="table" w:styleId="822">
     <w:name w:val="Grid Table 7 Colorful - Accent 4"/>
-    <w:basedOn w:val="747"/>
+    <w:basedOn w:val="929"/>
     <w:uiPriority w:val="99"/>
     <w:pPr>
       <w:pBdr/>
@@ -20880,11 +20876,11 @@
         <w:tblBorders/>
       </w:tblPr>
       <w:tcPr>
-        <w:shd w:color="ffffff"/>
-        <w:tcBorders>
-          <w:top w:val="none"/>
-          <w:left w:val="none"/>
-          <w:bottom w:val="none"/>
+        <w:shd w:val="clear" w:color="ffffff"/>
+        <w:tcBorders>
+          <w:top w:val="none" w:color="000000" w:sz="4" w:space="0"/>
+          <w:left w:val="none" w:color="000000" w:sz="4" w:space="0"/>
+          <w:bottom w:val="none" w:color="000000" w:sz="4" w:space="0"/>
           <w:right w:val="single" w:color="000000" w:themeColor="accent4" w:themeTint="9A" w:sz="4" w:space="0"/>
         </w:tcBorders>
       </w:tcPr>
@@ -20907,10 +20903,10 @@
       <w:tcPr>
         <w:shd w:val="clear" w:color="ffffff" w:themeColor="light1" w:fill="ffffff" w:themeFill="light1"/>
         <w:tcBorders>
-          <w:top w:val="none"/>
-          <w:left w:val="none"/>
+          <w:top w:val="none" w:color="000000" w:sz="4" w:space="0"/>
+          <w:left w:val="none" w:color="000000" w:sz="4" w:space="0"/>
           <w:bottom w:val="single" w:color="000000" w:themeColor="accent4" w:themeTint="9A" w:sz="4" w:space="0"/>
-          <w:right w:val="none"/>
+          <w:right w:val="none" w:color="000000" w:sz="4" w:space="0"/>
         </w:tcBorders>
       </w:tcPr>
     </w:tblStylePr>
@@ -20930,12 +20926,12 @@
         <w:tblBorders/>
       </w:tblPr>
       <w:tcPr>
-        <w:shd w:color="ffffff"/>
-        <w:tcBorders>
-          <w:top w:val="none"/>
+        <w:shd w:val="clear" w:color="ffffff"/>
+        <w:tcBorders>
+          <w:top w:val="none" w:color="000000" w:sz="4" w:space="0"/>
           <w:left w:val="single" w:color="000000" w:themeColor="accent4" w:themeTint="9A" w:sz="4" w:space="0"/>
-          <w:bottom w:val="none"/>
-          <w:right w:val="none"/>
+          <w:bottom w:val="none" w:color="000000" w:sz="4" w:space="0"/>
+          <w:right w:val="none" w:color="000000" w:sz="4" w:space="0"/>
         </w:tcBorders>
       </w:tcPr>
     </w:tblStylePr>
@@ -20958,9 +20954,9 @@
         <w:shd w:val="clear" w:color="ffffff" w:themeColor="light1" w:fill="ffffff" w:themeFill="light1"/>
         <w:tcBorders>
           <w:top w:val="single" w:color="000000" w:themeColor="accent4" w:themeTint="9A" w:sz="4" w:space="0"/>
-          <w:left w:val="none"/>
-          <w:bottom w:val="none"/>
-          <w:right w:val="none"/>
+          <w:left w:val="none" w:color="000000" w:sz="4" w:space="0"/>
+          <w:bottom w:val="none" w:color="000000" w:sz="4" w:space="0"/>
+          <w:right w:val="none" w:color="000000" w:sz="4" w:space="0"/>
         </w:tcBorders>
       </w:tcPr>
     </w:tblStylePr>
@@ -21030,9 +21026,9 @@
       </w:tcPr>
     </w:tblStylePr>
   </w:style>
-  <w:style w:type="table" w:styleId="66">
+  <w:style w:type="table" w:styleId="823">
     <w:name w:val="Grid Table 7 Colorful - Accent 5"/>
-    <w:basedOn w:val="747"/>
+    <w:basedOn w:val="929"/>
     <w:uiPriority w:val="99"/>
     <w:pPr>
       <w:pBdr/>
@@ -21134,11 +21130,11 @@
         <w:tblBorders/>
       </w:tblPr>
       <w:tcPr>
-        <w:shd w:color="ffffff"/>
-        <w:tcBorders>
-          <w:top w:val="none"/>
-          <w:left w:val="none"/>
-          <w:bottom w:val="none"/>
+        <w:shd w:val="clear" w:color="ffffff"/>
+        <w:tcBorders>
+          <w:top w:val="none" w:color="000000" w:sz="4" w:space="0"/>
+          <w:left w:val="none" w:color="000000" w:sz="4" w:space="0"/>
+          <w:bottom w:val="none" w:color="000000" w:sz="4" w:space="0"/>
           <w:right w:val="single" w:color="000000" w:themeColor="accent5" w:themeTint="90" w:sz="4" w:space="0"/>
         </w:tcBorders>
       </w:tcPr>
@@ -21161,10 +21157,10 @@
       <w:tcPr>
         <w:shd w:val="clear" w:color="ffffff" w:themeColor="light1" w:fill="ffffff" w:themeFill="light1"/>
         <w:tcBorders>
-          <w:top w:val="none"/>
-          <w:left w:val="none"/>
+          <w:top w:val="none" w:color="000000" w:sz="4" w:space="0"/>
+          <w:left w:val="none" w:color="000000" w:sz="4" w:space="0"/>
           <w:bottom w:val="single" w:color="000000" w:themeColor="accent5" w:themeTint="90" w:sz="4" w:space="0"/>
-          <w:right w:val="none"/>
+          <w:right w:val="none" w:color="000000" w:sz="4" w:space="0"/>
         </w:tcBorders>
       </w:tcPr>
     </w:tblStylePr>
@@ -21184,12 +21180,12 @@
         <w:tblBorders/>
       </w:tblPr>
       <w:tcPr>
-        <w:shd w:color="ffffff"/>
-        <w:tcBorders>
-          <w:top w:val="none"/>
+        <w:shd w:val="clear" w:color="ffffff"/>
+        <w:tcBorders>
+          <w:top w:val="none" w:color="000000" w:sz="4" w:space="0"/>
           <w:left w:val="single" w:color="000000" w:themeColor="accent5" w:themeTint="90" w:sz="4" w:space="0"/>
-          <w:bottom w:val="none"/>
-          <w:right w:val="none"/>
+          <w:bottom w:val="none" w:color="000000" w:sz="4" w:space="0"/>
+          <w:right w:val="none" w:color="000000" w:sz="4" w:space="0"/>
         </w:tcBorders>
       </w:tcPr>
     </w:tblStylePr>
@@ -21212,9 +21208,9 @@
         <w:shd w:val="clear" w:color="ffffff" w:themeColor="light1" w:fill="ffffff" w:themeFill="light1"/>
         <w:tcBorders>
           <w:top w:val="single" w:color="000000" w:themeColor="accent5" w:themeTint="90" w:sz="4" w:space="0"/>
-          <w:left w:val="none"/>
-          <w:bottom w:val="none"/>
-          <w:right w:val="none"/>
+          <w:left w:val="none" w:color="000000" w:sz="4" w:space="0"/>
+          <w:bottom w:val="none" w:color="000000" w:sz="4" w:space="0"/>
+          <w:right w:val="none" w:color="000000" w:sz="4" w:space="0"/>
         </w:tcBorders>
       </w:tcPr>
     </w:tblStylePr>
@@ -21284,9 +21280,9 @@
       </w:tcPr>
     </w:tblStylePr>
   </w:style>
-  <w:style w:type="table" w:styleId="67">
+  <w:style w:type="table" w:styleId="824">
     <w:name w:val="Grid Table 7 Colorful - Accent 6"/>
-    <w:basedOn w:val="747"/>
+    <w:basedOn w:val="929"/>
     <w:uiPriority w:val="99"/>
     <w:pPr>
       <w:pBdr/>
@@ -21388,11 +21384,11 @@
         <w:tblBorders/>
       </w:tblPr>
       <w:tcPr>
-        <w:shd w:color="ffffff"/>
-        <w:tcBorders>
-          <w:top w:val="none"/>
-          <w:left w:val="none"/>
-          <w:bottom w:val="none"/>
+        <w:shd w:val="clear" w:color="ffffff"/>
+        <w:tcBorders>
+          <w:top w:val="none" w:color="000000" w:sz="4" w:space="0"/>
+          <w:left w:val="none" w:color="000000" w:sz="4" w:space="0"/>
+          <w:bottom w:val="none" w:color="000000" w:sz="4" w:space="0"/>
           <w:right w:val="single" w:color="000000" w:themeColor="accent6" w:themeTint="90" w:sz="4" w:space="0"/>
         </w:tcBorders>
       </w:tcPr>
@@ -21415,10 +21411,10 @@
       <w:tcPr>
         <w:shd w:val="clear" w:color="ffffff" w:themeColor="light1" w:fill="ffffff" w:themeFill="light1"/>
         <w:tcBorders>
-          <w:top w:val="none"/>
-          <w:left w:val="none"/>
+          <w:top w:val="none" w:color="000000" w:sz="4" w:space="0"/>
+          <w:left w:val="none" w:color="000000" w:sz="4" w:space="0"/>
           <w:bottom w:val="single" w:color="000000" w:themeColor="accent6" w:themeTint="90" w:sz="4" w:space="0"/>
-          <w:right w:val="none"/>
+          <w:right w:val="none" w:color="000000" w:sz="4" w:space="0"/>
         </w:tcBorders>
       </w:tcPr>
     </w:tblStylePr>
@@ -21438,12 +21434,12 @@
         <w:tblBorders/>
       </w:tblPr>
       <w:tcPr>
-        <w:shd w:color="ffffff"/>
-        <w:tcBorders>
-          <w:top w:val="none"/>
+        <w:shd w:val="clear" w:color="ffffff"/>
+        <w:tcBorders>
+          <w:top w:val="none" w:color="000000" w:sz="4" w:space="0"/>
           <w:left w:val="single" w:color="000000" w:themeColor="accent6" w:themeTint="90" w:sz="4" w:space="0"/>
-          <w:bottom w:val="none"/>
-          <w:right w:val="none"/>
+          <w:bottom w:val="none" w:color="000000" w:sz="4" w:space="0"/>
+          <w:right w:val="none" w:color="000000" w:sz="4" w:space="0"/>
         </w:tcBorders>
       </w:tcPr>
     </w:tblStylePr>
@@ -21466,9 +21462,9 @@
         <w:shd w:val="clear" w:color="ffffff" w:themeColor="light1" w:fill="ffffff" w:themeFill="light1"/>
         <w:tcBorders>
           <w:top w:val="single" w:color="000000" w:themeColor="accent6" w:themeTint="90" w:sz="4" w:space="0"/>
-          <w:left w:val="none"/>
-          <w:bottom w:val="none"/>
-          <w:right w:val="none"/>
+          <w:left w:val="none" w:color="000000" w:sz="4" w:space="0"/>
+          <w:bottom w:val="none" w:color="000000" w:sz="4" w:space="0"/>
+          <w:right w:val="none" w:color="000000" w:sz="4" w:space="0"/>
         </w:tcBorders>
       </w:tcPr>
     </w:tblStylePr>
@@ -21538,9 +21534,9 @@
       </w:tcPr>
     </w:tblStylePr>
   </w:style>
-  <w:style w:type="table" w:styleId="68">
+  <w:style w:type="table" w:styleId="825">
     <w:name w:val="List Table 1 Light"/>
-    <w:basedOn w:val="747"/>
+    <w:basedOn w:val="929"/>
     <w:uiPriority w:val="99"/>
     <w:pPr>
       <w:pBdr/>
@@ -21754,9 +21750,9 @@
       </w:tcPr>
     </w:tblStylePr>
   </w:style>
-  <w:style w:type="table" w:styleId="69">
+  <w:style w:type="table" w:styleId="826">
     <w:name w:val="List Table 1 Light - Accent 1"/>
-    <w:basedOn w:val="747"/>
+    <w:basedOn w:val="929"/>
     <w:uiPriority w:val="99"/>
     <w:pPr>
       <w:pBdr/>
@@ -21970,9 +21966,9 @@
       </w:tcPr>
     </w:tblStylePr>
   </w:style>
-  <w:style w:type="table" w:styleId="70">
+  <w:style w:type="table" w:styleId="827">
     <w:name w:val="List Table 1 Light - Accent 2"/>
-    <w:basedOn w:val="747"/>
+    <w:basedOn w:val="929"/>
     <w:uiPriority w:val="99"/>
     <w:pPr>
       <w:pBdr/>
@@ -22186,9 +22182,9 @@
       </w:tcPr>
     </w:tblStylePr>
   </w:style>
-  <w:style w:type="table" w:styleId="71">
+  <w:style w:type="table" w:styleId="828">
     <w:name w:val="List Table 1 Light - Accent 3"/>
-    <w:basedOn w:val="747"/>
+    <w:basedOn w:val="929"/>
     <w:uiPriority w:val="99"/>
     <w:pPr>
       <w:pBdr/>
@@ -22402,9 +22398,9 @@
       </w:tcPr>
     </w:tblStylePr>
   </w:style>
-  <w:style w:type="table" w:styleId="72">
+  <w:style w:type="table" w:styleId="829">
     <w:name w:val="List Table 1 Light - Accent 4"/>
-    <w:basedOn w:val="747"/>
+    <w:basedOn w:val="929"/>
     <w:uiPriority w:val="99"/>
     <w:pPr>
       <w:pBdr/>
@@ -22618,9 +22614,9 @@
       </w:tcPr>
     </w:tblStylePr>
   </w:style>
-  <w:style w:type="table" w:styleId="73">
+  <w:style w:type="table" w:styleId="830">
     <w:name w:val="List Table 1 Light - Accent 5"/>
-    <w:basedOn w:val="747"/>
+    <w:basedOn w:val="929"/>
     <w:uiPriority w:val="99"/>
     <w:pPr>
       <w:pBdr/>
@@ -22834,9 +22830,9 @@
       </w:tcPr>
     </w:tblStylePr>
   </w:style>
-  <w:style w:type="table" w:styleId="74">
+  <w:style w:type="table" w:styleId="831">
     <w:name w:val="List Table 1 Light - Accent 6"/>
-    <w:basedOn w:val="747"/>
+    <w:basedOn w:val="929"/>
     <w:uiPriority w:val="99"/>
     <w:pPr>
       <w:pBdr/>
@@ -23050,9 +23046,9 @@
       </w:tcPr>
     </w:tblStylePr>
   </w:style>
-  <w:style w:type="table" w:styleId="75">
+  <w:style w:type="table" w:styleId="832">
     <w:name w:val="List Table 2"/>
-    <w:basedOn w:val="747"/>
+    <w:basedOn w:val="929"/>
     <w:uiPriority w:val="99"/>
     <w:pPr>
       <w:pBdr/>
@@ -23288,9 +23284,9 @@
       </w:tcPr>
     </w:tblStylePr>
   </w:style>
-  <w:style w:type="table" w:styleId="76">
+  <w:style w:type="table" w:styleId="833">
     <w:name w:val="List Table 2 - Accent 1"/>
-    <w:basedOn w:val="747"/>
+    <w:basedOn w:val="929"/>
     <w:uiPriority w:val="99"/>
     <w:pPr>
       <w:pBdr/>
@@ -23526,9 +23522,9 @@
       </w:tcPr>
     </w:tblStylePr>
   </w:style>
-  <w:style w:type="table" w:styleId="77">
+  <w:style w:type="table" w:styleId="834">
     <w:name w:val="List Table 2 - Accent 2"/>
-    <w:basedOn w:val="747"/>
+    <w:basedOn w:val="929"/>
     <w:uiPriority w:val="99"/>
     <w:pPr>
       <w:pBdr/>
@@ -23764,9 +23760,9 @@
       </w:tcPr>
     </w:tblStylePr>
   </w:style>
-  <w:style w:type="table" w:styleId="78">
+  <w:style w:type="table" w:styleId="835">
     <w:name w:val="List Table 2 - Accent 3"/>
-    <w:basedOn w:val="747"/>
+    <w:basedOn w:val="929"/>
     <w:uiPriority w:val="99"/>
     <w:pPr>
       <w:pBdr/>
@@ -24002,9 +23998,9 @@
       </w:tcPr>
     </w:tblStylePr>
   </w:style>
-  <w:style w:type="table" w:styleId="79">
+  <w:style w:type="table" w:styleId="836">
     <w:name w:val="List Table 2 - Accent 4"/>
-    <w:basedOn w:val="747"/>
+    <w:basedOn w:val="929"/>
     <w:uiPriority w:val="99"/>
     <w:pPr>
       <w:pBdr/>
@@ -24240,9 +24236,9 @@
       </w:tcPr>
     </w:tblStylePr>
   </w:style>
-  <w:style w:type="table" w:styleId="80">
+  <w:style w:type="table" w:styleId="837">
     <w:name w:val="List Table 2 - Accent 5"/>
-    <w:basedOn w:val="747"/>
+    <w:basedOn w:val="929"/>
     <w:uiPriority w:val="99"/>
     <w:pPr>
       <w:pBdr/>
@@ -24478,9 +24474,9 @@
       </w:tcPr>
     </w:tblStylePr>
   </w:style>
-  <w:style w:type="table" w:styleId="81">
+  <w:style w:type="table" w:styleId="838">
     <w:name w:val="List Table 2 - Accent 6"/>
-    <w:basedOn w:val="747"/>
+    <w:basedOn w:val="929"/>
     <w:uiPriority w:val="99"/>
     <w:pPr>
       <w:pBdr/>
@@ -24716,9 +24712,9 @@
       </w:tcPr>
     </w:tblStylePr>
   </w:style>
-  <w:style w:type="table" w:styleId="82">
+  <w:style w:type="table" w:styleId="839">
     <w:name w:val="List Table 3"/>
-    <w:basedOn w:val="747"/>
+    <w:basedOn w:val="929"/>
     <w:uiPriority w:val="99"/>
     <w:pPr>
       <w:pBdr/>
@@ -24944,9 +24940,9 @@
       </w:tcPr>
     </w:tblStylePr>
   </w:style>
-  <w:style w:type="table" w:styleId="83">
+  <w:style w:type="table" w:styleId="840">
     <w:name w:val="List Table 3 - Accent 1"/>
-    <w:basedOn w:val="747"/>
+    <w:basedOn w:val="929"/>
     <w:uiPriority w:val="99"/>
     <w:pPr>
       <w:pBdr/>
@@ -25172,9 +25168,9 @@
       </w:tcPr>
     </w:tblStylePr>
   </w:style>
-  <w:style w:type="table" w:styleId="84">
+  <w:style w:type="table" w:styleId="841">
     <w:name w:val="List Table 3 - Accent 2"/>
-    <w:basedOn w:val="747"/>
+    <w:basedOn w:val="929"/>
     <w:uiPriority w:val="99"/>
     <w:pPr>
       <w:pBdr/>
@@ -25400,9 +25396,9 @@
       </w:tcPr>
     </w:tblStylePr>
   </w:style>
-  <w:style w:type="table" w:styleId="85">
+  <w:style w:type="table" w:styleId="842">
     <w:name w:val="List Table 3 - Accent 3"/>
-    <w:basedOn w:val="747"/>
+    <w:basedOn w:val="929"/>
     <w:uiPriority w:val="99"/>
     <w:pPr>
       <w:pBdr/>
@@ -25628,9 +25624,9 @@
       </w:tcPr>
     </w:tblStylePr>
   </w:style>
-  <w:style w:type="table" w:styleId="86">
+  <w:style w:type="table" w:styleId="843">
     <w:name w:val="List Table 3 - Accent 4"/>
-    <w:basedOn w:val="747"/>
+    <w:basedOn w:val="929"/>
     <w:uiPriority w:val="99"/>
     <w:pPr>
       <w:pBdr/>
@@ -25856,9 +25852,9 @@
       </w:tcPr>
     </w:tblStylePr>
   </w:style>
-  <w:style w:type="table" w:styleId="87">
+  <w:style w:type="table" w:styleId="844">
     <w:name w:val="List Table 3 - Accent 5"/>
-    <w:basedOn w:val="747"/>
+    <w:basedOn w:val="929"/>
     <w:uiPriority w:val="99"/>
     <w:pPr>
       <w:pBdr/>
@@ -26084,9 +26080,9 @@
       </w:tcPr>
     </w:tblStylePr>
   </w:style>
-  <w:style w:type="table" w:styleId="88">
+  <w:style w:type="table" w:styleId="845">
     <w:name w:val="List Table 3 - Accent 6"/>
-    <w:basedOn w:val="747"/>
+    <w:basedOn w:val="929"/>
     <w:uiPriority w:val="99"/>
     <w:pPr>
       <w:pBdr/>
@@ -26312,9 +26308,9 @@
       </w:tcPr>
     </w:tblStylePr>
   </w:style>
-  <w:style w:type="table" w:styleId="89">
+  <w:style w:type="table" w:styleId="846">
     <w:name w:val="List Table 4"/>
-    <w:basedOn w:val="747"/>
+    <w:basedOn w:val="929"/>
     <w:uiPriority w:val="99"/>
     <w:pPr>
       <w:pBdr/>
@@ -26537,9 +26533,9 @@
       </w:tcPr>
     </w:tblStylePr>
   </w:style>
-  <w:style w:type="table" w:styleId="90">
+  <w:style w:type="table" w:styleId="847">
     <w:name w:val="List Table 4 - Accent 1"/>
-    <w:basedOn w:val="747"/>
+    <w:basedOn w:val="929"/>
     <w:uiPriority w:val="99"/>
     <w:pPr>
       <w:pBdr/>
@@ -26762,9 +26758,9 @@
       </w:tcPr>
     </w:tblStylePr>
   </w:style>
-  <w:style w:type="table" w:styleId="91">
+  <w:style w:type="table" w:styleId="848">
     <w:name w:val="List Table 4 - Accent 2"/>
-    <w:basedOn w:val="747"/>
+    <w:basedOn w:val="929"/>
     <w:uiPriority w:val="99"/>
     <w:pPr>
       <w:pBdr/>
@@ -26987,9 +26983,9 @@
       </w:tcPr>
     </w:tblStylePr>
   </w:style>
-  <w:style w:type="table" w:styleId="92">
+  <w:style w:type="table" w:styleId="849">
     <w:name w:val="List Table 4 - Accent 3"/>
-    <w:basedOn w:val="747"/>
+    <w:basedOn w:val="929"/>
     <w:uiPriority w:val="99"/>
     <w:pPr>
       <w:pBdr/>
@@ -27212,9 +27208,9 @@
       </w:tcPr>
     </w:tblStylePr>
   </w:style>
-  <w:style w:type="table" w:styleId="93">
+  <w:style w:type="table" w:styleId="850">
     <w:name w:val="List Table 4 - Accent 4"/>
-    <w:basedOn w:val="747"/>
+    <w:basedOn w:val="929"/>
     <w:uiPriority w:val="99"/>
     <w:pPr>
       <w:pBdr/>
@@ -27437,9 +27433,9 @@
       </w:tcPr>
     </w:tblStylePr>
   </w:style>
-  <w:style w:type="table" w:styleId="94">
+  <w:style w:type="table" w:styleId="851">
     <w:name w:val="List Table 4 - Accent 5"/>
-    <w:basedOn w:val="747"/>
+    <w:basedOn w:val="929"/>
     <w:uiPriority w:val="99"/>
     <w:pPr>
       <w:pBdr/>
@@ -27662,9 +27658,9 @@
       </w:tcPr>
     </w:tblStylePr>
   </w:style>
-  <w:style w:type="table" w:styleId="95">
+  <w:style w:type="table" w:styleId="852">
     <w:name w:val="List Table 4 - Accent 6"/>
-    <w:basedOn w:val="747"/>
+    <w:basedOn w:val="929"/>
     <w:uiPriority w:val="99"/>
     <w:pPr>
       <w:pBdr/>
@@ -27887,9 +27883,9 @@
       </w:tcPr>
     </w:tblStylePr>
   </w:style>
-  <w:style w:type="table" w:styleId="96">
+  <w:style w:type="table" w:styleId="853">
     <w:name w:val="List Table 5 Dark"/>
-    <w:basedOn w:val="747"/>
+    <w:basedOn w:val="929"/>
     <w:uiPriority w:val="99"/>
     <w:pPr>
       <w:pBdr/>
@@ -28129,9 +28125,9 @@
       </w:tcPr>
     </w:tblStylePr>
   </w:style>
-  <w:style w:type="table" w:styleId="97">
+  <w:style w:type="table" w:styleId="854">
     <w:name w:val="List Table 5 Dark - Accent 1"/>
-    <w:basedOn w:val="747"/>
+    <w:basedOn w:val="929"/>
     <w:uiPriority w:val="99"/>
     <w:pPr>
       <w:pBdr/>
@@ -28371,9 +28367,9 @@
       </w:tcPr>
     </w:tblStylePr>
   </w:style>
-  <w:style w:type="table" w:styleId="98">
+  <w:style w:type="table" w:styleId="855">
     <w:name w:val="List Table 5 Dark - Accent 2"/>
-    <w:basedOn w:val="747"/>
+    <w:basedOn w:val="929"/>
     <w:uiPriority w:val="99"/>
     <w:pPr>
       <w:pBdr/>
@@ -28613,9 +28609,9 @@
       </w:tcPr>
     </w:tblStylePr>
   </w:style>
-  <w:style w:type="table" w:styleId="99">
+  <w:style w:type="table" w:styleId="856">
     <w:name w:val="List Table 5 Dark - Accent 3"/>
-    <w:basedOn w:val="747"/>
+    <w:basedOn w:val="929"/>
     <w:uiPriority w:val="99"/>
     <w:pPr>
       <w:pBdr/>
@@ -28855,9 +28851,9 @@
       </w:tcPr>
     </w:tblStylePr>
   </w:style>
-  <w:style w:type="table" w:styleId="100">
+  <w:style w:type="table" w:styleId="857">
     <w:name w:val="List Table 5 Dark - Accent 4"/>
-    <w:basedOn w:val="747"/>
+    <w:basedOn w:val="929"/>
     <w:uiPriority w:val="99"/>
     <w:pPr>
       <w:pBdr/>
@@ -29097,9 +29093,9 @@
       </w:tcPr>
     </w:tblStylePr>
   </w:style>
-  <w:style w:type="table" w:styleId="101">
+  <w:style w:type="table" w:styleId="858">
     <w:name w:val="List Table 5 Dark - Accent 5"/>
-    <w:basedOn w:val="747"/>
+    <w:basedOn w:val="929"/>
     <w:uiPriority w:val="99"/>
     <w:pPr>
       <w:pBdr/>
@@ -29339,9 +29335,9 @@
       </w:tcPr>
     </w:tblStylePr>
   </w:style>
-  <w:style w:type="table" w:styleId="102">
+  <w:style w:type="table" w:styleId="859">
     <w:name w:val="List Table 5 Dark - Accent 6"/>
-    <w:basedOn w:val="747"/>
+    <w:basedOn w:val="929"/>
     <w:uiPriority w:val="99"/>
     <w:pPr>
       <w:pBdr/>
@@ -29581,9 +29577,9 @@
       </w:tcPr>
     </w:tblStylePr>
   </w:style>
-  <w:style w:type="table" w:styleId="103">
+  <w:style w:type="table" w:styleId="860">
     <w:name w:val="List Table 6 Colorful"/>
-    <w:basedOn w:val="747"/>
+    <w:basedOn w:val="929"/>
     <w:uiPriority w:val="99"/>
     <w:pPr>
       <w:pBdr/>
@@ -29804,9 +29800,9 @@
       </w:tcPr>
     </w:tblStylePr>
   </w:style>
-  <w:style w:type="table" w:styleId="104">
+  <w:style w:type="table" w:styleId="861">
     <w:name w:val="List Table 6 Colorful - Accent 1"/>
-    <w:basedOn w:val="747"/>
+    <w:basedOn w:val="929"/>
     <w:uiPriority w:val="99"/>
     <w:pPr>
       <w:pBdr/>
@@ -30027,9 +30023,9 @@
       </w:tcPr>
     </w:tblStylePr>
   </w:style>
-  <w:style w:type="table" w:styleId="105">
+  <w:style w:type="table" w:styleId="862">
     <w:name w:val="List Table 6 Colorful - Accent 2"/>
-    <w:basedOn w:val="747"/>
+    <w:basedOn w:val="929"/>
     <w:uiPriority w:val="99"/>
     <w:pPr>
       <w:pBdr/>
@@ -30250,9 +30246,9 @@
       </w:tcPr>
     </w:tblStylePr>
   </w:style>
-  <w:style w:type="table" w:styleId="106">
+  <w:style w:type="table" w:styleId="863">
     <w:name w:val="List Table 6 Colorful - Accent 3"/>
-    <w:basedOn w:val="747"/>
+    <w:basedOn w:val="929"/>
     <w:uiPriority w:val="99"/>
     <w:pPr>
       <w:pBdr/>
@@ -30473,9 +30469,9 @@
       </w:tcPr>
     </w:tblStylePr>
   </w:style>
-  <w:style w:type="table" w:styleId="107">
+  <w:style w:type="table" w:styleId="864">
     <w:name w:val="List Table 6 Colorful - Accent 4"/>
-    <w:basedOn w:val="747"/>
+    <w:basedOn w:val="929"/>
     <w:uiPriority w:val="99"/>
     <w:pPr>
       <w:pBdr/>
@@ -30696,9 +30692,9 @@
       </w:tcPr>
     </w:tblStylePr>
   </w:style>
-  <w:style w:type="table" w:styleId="108">
+  <w:style w:type="table" w:styleId="865">
     <w:name w:val="List Table 6 Colorful - Accent 5"/>
-    <w:basedOn w:val="747"/>
+    <w:basedOn w:val="929"/>
     <w:uiPriority w:val="99"/>
     <w:pPr>
       <w:pBdr/>
@@ -30919,9 +30915,9 @@
       </w:tcPr>
     </w:tblStylePr>
   </w:style>
-  <w:style w:type="table" w:styleId="109">
+  <w:style w:type="table" w:styleId="866">
     <w:name w:val="List Table 6 Colorful - Accent 6"/>
-    <w:basedOn w:val="747"/>
+    <w:basedOn w:val="929"/>
     <w:uiPriority w:val="99"/>
     <w:pPr>
       <w:pBdr/>
@@ -31142,9 +31138,9 @@
       </w:tcPr>
     </w:tblStylePr>
   </w:style>
-  <w:style w:type="table" w:styleId="110">
+  <w:style w:type="table" w:styleId="867">
     <w:name w:val="List Table 7 Colorful"/>
-    <w:basedOn w:val="747"/>
+    <w:basedOn w:val="929"/>
     <w:uiPriority w:val="99"/>
     <w:pPr>
       <w:pBdr/>
@@ -31243,11 +31239,11 @@
         <w:tblBorders/>
       </w:tblPr>
       <w:tcPr>
-        <w:shd w:color="ffffff"/>
-        <w:tcBorders>
-          <w:top w:val="none"/>
-          <w:left w:val="none"/>
-          <w:bottom w:val="none"/>
+        <w:shd w:val="clear" w:color="ffffff"/>
+        <w:tcBorders>
+          <w:top w:val="none" w:color="000000" w:sz="4" w:space="0"/>
+          <w:left w:val="none" w:color="000000" w:sz="4" w:space="0"/>
+          <w:bottom w:val="none" w:color="000000" w:sz="4" w:space="0"/>
           <w:right w:val="single" w:color="000000" w:themeColor="text1" w:themeTint="80" w:sz="4" w:space="0"/>
         </w:tcBorders>
       </w:tcPr>
@@ -31270,10 +31266,10 @@
       <w:tcPr>
         <w:shd w:val="clear" w:color="ffffff" w:themeColor="light1" w:fill="ffffff" w:themeFill="light1"/>
         <w:tcBorders>
-          <w:top w:val="none"/>
-          <w:left w:val="none"/>
+          <w:top w:val="none" w:color="000000" w:sz="4" w:space="0"/>
+          <w:left w:val="none" w:color="000000" w:sz="4" w:space="0"/>
           <w:bottom w:val="single" w:color="000000" w:themeColor="text1" w:themeTint="80" w:sz="4" w:space="0"/>
-          <w:right w:val="none"/>
+          <w:right w:val="none" w:color="000000" w:sz="4" w:space="0"/>
         </w:tcBorders>
       </w:tcPr>
     </w:tblStylePr>
@@ -31293,12 +31289,12 @@
         <w:tblBorders/>
       </w:tblPr>
       <w:tcPr>
-        <w:shd w:color="ffffff"/>
-        <w:tcBorders>
-          <w:top w:val="none"/>
+        <w:shd w:val="clear" w:color="ffffff"/>
+        <w:tcBorders>
+          <w:top w:val="none" w:color="000000" w:sz="4" w:space="0"/>
           <w:left w:val="single" w:color="000000" w:themeColor="text1" w:themeTint="80" w:sz="4" w:space="0"/>
-          <w:bottom w:val="none"/>
-          <w:right w:val="none"/>
+          <w:bottom w:val="none" w:color="000000" w:sz="4" w:space="0"/>
+          <w:right w:val="none" w:color="000000" w:sz="4" w:space="0"/>
         </w:tcBorders>
       </w:tcPr>
     </w:tblStylePr>
@@ -31321,9 +31317,9 @@
         <w:shd w:val="clear" w:color="ffffff" w:themeColor="light1" w:fill="ffffff" w:themeFill="light1"/>
         <w:tcBorders>
           <w:top w:val="single" w:color="000000" w:themeColor="text1" w:themeTint="80" w:sz="4" w:space="0"/>
-          <w:left w:val="none"/>
-          <w:bottom w:val="none"/>
-          <w:right w:val="none"/>
+          <w:left w:val="none" w:color="000000" w:sz="4" w:space="0"/>
+          <w:bottom w:val="none" w:color="000000" w:sz="4" w:space="0"/>
+          <w:right w:val="none" w:color="000000" w:sz="4" w:space="0"/>
         </w:tcBorders>
       </w:tcPr>
     </w:tblStylePr>
@@ -31398,9 +31394,9 @@
       </w:tcPr>
     </w:tblStylePr>
   </w:style>
-  <w:style w:type="table" w:styleId="111">
+  <w:style w:type="table" w:styleId="868">
     <w:name w:val="List Table 7 Colorful - Accent 1"/>
-    <w:basedOn w:val="747"/>
+    <w:basedOn w:val="929"/>
     <w:uiPriority w:val="99"/>
     <w:pPr>
       <w:pBdr/>
@@ -31499,11 +31495,11 @@
         <w:tblBorders/>
       </w:tblPr>
       <w:tcPr>
-        <w:shd w:color="ffffff"/>
-        <w:tcBorders>
-          <w:top w:val="none"/>
-          <w:left w:val="none"/>
-          <w:bottom w:val="none"/>
+        <w:shd w:val="clear" w:color="ffffff"/>
+        <w:tcBorders>
+          <w:top w:val="none" w:color="000000" w:sz="4" w:space="0"/>
+          <w:left w:val="none" w:color="000000" w:sz="4" w:space="0"/>
+          <w:bottom w:val="none" w:color="000000" w:sz="4" w:space="0"/>
           <w:right w:val="single" w:color="000000" w:themeColor="accent1" w:sz="4" w:space="0"/>
         </w:tcBorders>
       </w:tcPr>
@@ -31526,10 +31522,10 @@
       <w:tcPr>
         <w:shd w:val="clear" w:color="ffffff" w:themeColor="light1" w:fill="ffffff" w:themeFill="light1"/>
         <w:tcBorders>
-          <w:top w:val="none"/>
-          <w:left w:val="none"/>
+          <w:top w:val="none" w:color="000000" w:sz="4" w:space="0"/>
+          <w:left w:val="none" w:color="000000" w:sz="4" w:space="0"/>
           <w:bottom w:val="single" w:color="000000" w:themeColor="accent1" w:sz="4" w:space="0"/>
-          <w:right w:val="none"/>
+          <w:right w:val="none" w:color="000000" w:sz="4" w:space="0"/>
         </w:tcBorders>
       </w:tcPr>
     </w:tblStylePr>
@@ -31549,12 +31545,12 @@
         <w:tblBorders/>
       </w:tblPr>
       <w:tcPr>
-        <w:shd w:color="ffffff"/>
-        <w:tcBorders>
-          <w:top w:val="none"/>
+        <w:shd w:val="clear" w:color="ffffff"/>
+        <w:tcBorders>
+          <w:top w:val="none" w:color="000000" w:sz="4" w:space="0"/>
           <w:left w:val="single" w:color="000000" w:themeColor="accent1" w:sz="4" w:space="0"/>
-          <w:bottom w:val="none"/>
-          <w:right w:val="none"/>
+          <w:bottom w:val="none" w:color="000000" w:sz="4" w:space="0"/>
+          <w:right w:val="none" w:color="000000" w:sz="4" w:space="0"/>
         </w:tcBorders>
       </w:tcPr>
     </w:tblStylePr>
@@ -31577,9 +31573,9 @@
         <w:shd w:val="clear" w:color="ffffff" w:themeColor="light1" w:fill="ffffff" w:themeFill="light1"/>
         <w:tcBorders>
           <w:top w:val="single" w:color="000000" w:themeColor="accent1" w:sz="4" w:space="0"/>
-          <w:left w:val="none"/>
-          <w:bottom w:val="none"/>
-          <w:right w:val="none"/>
+          <w:left w:val="none" w:color="000000" w:sz="4" w:space="0"/>
+          <w:bottom w:val="none" w:color="000000" w:sz="4" w:space="0"/>
+          <w:right w:val="none" w:color="000000" w:sz="4" w:space="0"/>
         </w:tcBorders>
       </w:tcPr>
     </w:tblStylePr>
@@ -31654,9 +31650,9 @@
       </w:tcPr>
     </w:tblStylePr>
   </w:style>
-  <w:style w:type="table" w:styleId="112">
+  <w:style w:type="table" w:styleId="869">
     <w:name w:val="List Table 7 Colorful - Accent 2"/>
-    <w:basedOn w:val="747"/>
+    <w:basedOn w:val="929"/>
     <w:uiPriority w:val="99"/>
     <w:pPr>
       <w:pBdr/>
@@ -31755,11 +31751,11 @@
         <w:tblBorders/>
       </w:tblPr>
       <w:tcPr>
-        <w:shd w:color="ffffff"/>
-        <w:tcBorders>
-          <w:top w:val="none"/>
-          <w:left w:val="none"/>
-          <w:bottom w:val="none"/>
+        <w:shd w:val="clear" w:color="ffffff"/>
+        <w:tcBorders>
+          <w:top w:val="none" w:color="000000" w:sz="4" w:space="0"/>
+          <w:left w:val="none" w:color="000000" w:sz="4" w:space="0"/>
+          <w:bottom w:val="none" w:color="000000" w:sz="4" w:space="0"/>
           <w:right w:val="single" w:color="000000" w:themeColor="accent2" w:themeTint="97" w:sz="4" w:space="0"/>
         </w:tcBorders>
       </w:tcPr>
@@ -31782,10 +31778,10 @@
       <w:tcPr>
         <w:shd w:val="clear" w:color="ffffff" w:themeColor="light1" w:fill="ffffff" w:themeFill="light1"/>
         <w:tcBorders>
-          <w:top w:val="none"/>
-          <w:left w:val="none"/>
+          <w:top w:val="none" w:color="000000" w:sz="4" w:space="0"/>
+          <w:left w:val="none" w:color="000000" w:sz="4" w:space="0"/>
           <w:bottom w:val="single" w:color="000000" w:themeColor="accent2" w:themeTint="97" w:sz="4" w:space="0"/>
-          <w:right w:val="none"/>
+          <w:right w:val="none" w:color="000000" w:sz="4" w:space="0"/>
         </w:tcBorders>
       </w:tcPr>
     </w:tblStylePr>
@@ -31805,12 +31801,12 @@
         <w:tblBorders/>
       </w:tblPr>
       <w:tcPr>
-        <w:shd w:color="ffffff"/>
-        <w:tcBorders>
-          <w:top w:val="none"/>
+        <w:shd w:val="clear" w:color="ffffff"/>
+        <w:tcBorders>
+          <w:top w:val="none" w:color="000000" w:sz="4" w:space="0"/>
           <w:left w:val="single" w:color="000000" w:themeColor="accent2" w:themeTint="97" w:sz="4" w:space="0"/>
-          <w:bottom w:val="none"/>
-          <w:right w:val="none"/>
+          <w:bottom w:val="none" w:color="000000" w:sz="4" w:space="0"/>
+          <w:right w:val="none" w:color="000000" w:sz="4" w:space="0"/>
         </w:tcBorders>
       </w:tcPr>
     </w:tblStylePr>
@@ -31833,9 +31829,9 @@
         <w:shd w:val="clear" w:color="ffffff" w:themeColor="light1" w:fill="ffffff" w:themeFill="light1"/>
         <w:tcBorders>
           <w:top w:val="single" w:color="000000" w:themeColor="accent2" w:themeTint="97" w:sz="4" w:space="0"/>
-          <w:left w:val="none"/>
-          <w:bottom w:val="none"/>
-          <w:right w:val="none"/>
+          <w:left w:val="none" w:color="000000" w:sz="4" w:space="0"/>
+          <w:bottom w:val="none" w:color="000000" w:sz="4" w:space="0"/>
+          <w:right w:val="none" w:color="000000" w:sz="4" w:space="0"/>
         </w:tcBorders>
       </w:tcPr>
     </w:tblStylePr>
@@ -31910,9 +31906,9 @@
       </w:tcPr>
     </w:tblStylePr>
   </w:style>
-  <w:style w:type="table" w:styleId="113">
+  <w:style w:type="table" w:styleId="870">
     <w:name w:val="List Table 7 Colorful - Accent 3"/>
-    <w:basedOn w:val="747"/>
+    <w:basedOn w:val="929"/>
     <w:uiPriority w:val="99"/>
     <w:pPr>
       <w:pBdr/>
@@ -32011,11 +32007,11 @@
         <w:tblBorders/>
       </w:tblPr>
       <w:tcPr>
-        <w:shd w:color="ffffff"/>
-        <w:tcBorders>
-          <w:top w:val="none"/>
-          <w:left w:val="none"/>
-          <w:bottom w:val="none"/>
+        <w:shd w:val="clear" w:color="ffffff"/>
+        <w:tcBorders>
+          <w:top w:val="none" w:color="000000" w:sz="4" w:space="0"/>
+          <w:left w:val="none" w:color="000000" w:sz="4" w:space="0"/>
+          <w:bottom w:val="none" w:color="000000" w:sz="4" w:space="0"/>
           <w:right w:val="single" w:color="000000" w:themeColor="accent3" w:themeTint="98" w:sz="4" w:space="0"/>
         </w:tcBorders>
       </w:tcPr>
@@ -32038,10 +32034,10 @@
       <w:tcPr>
         <w:shd w:val="clear" w:color="ffffff" w:themeColor="light1" w:fill="ffffff" w:themeFill="light1"/>
         <w:tcBorders>
-          <w:top w:val="none"/>
-          <w:left w:val="none"/>
+          <w:top w:val="none" w:color="000000" w:sz="4" w:space="0"/>
+          <w:left w:val="none" w:color="000000" w:sz="4" w:space="0"/>
           <w:bottom w:val="single" w:color="000000" w:themeColor="accent3" w:themeTint="98" w:sz="4" w:space="0"/>
-          <w:right w:val="none"/>
+          <w:right w:val="none" w:color="000000" w:sz="4" w:space="0"/>
         </w:tcBorders>
       </w:tcPr>
     </w:tblStylePr>
@@ -32061,12 +32057,12 @@
         <w:tblBorders/>
       </w:tblPr>
       <w:tcPr>
-        <w:shd w:color="ffffff"/>
-        <w:tcBorders>
-          <w:top w:val="none"/>
+        <w:shd w:val="clear" w:color="ffffff"/>
+        <w:tcBorders>
+          <w:top w:val="none" w:color="000000" w:sz="4" w:space="0"/>
           <w:left w:val="single" w:color="000000" w:themeColor="accent3" w:themeTint="98" w:sz="4" w:space="0"/>
-          <w:bottom w:val="none"/>
-          <w:right w:val="none"/>
+          <w:bottom w:val="none" w:color="000000" w:sz="4" w:space="0"/>
+          <w:right w:val="none" w:color="000000" w:sz="4" w:space="0"/>
         </w:tcBorders>
       </w:tcPr>
     </w:tblStylePr>
@@ -32089,9 +32085,9 @@
         <w:shd w:val="clear" w:color="ffffff" w:themeColor="light1" w:fill="ffffff" w:themeFill="light1"/>
         <w:tcBorders>
           <w:top w:val="single" w:color="000000" w:themeColor="accent3" w:themeTint="98" w:sz="4" w:space="0"/>
-          <w:left w:val="none"/>
-          <w:bottom w:val="none"/>
-          <w:right w:val="none"/>
+          <w:left w:val="none" w:color="000000" w:sz="4" w:space="0"/>
+          <w:bottom w:val="none" w:color="000000" w:sz="4" w:space="0"/>
+          <w:right w:val="none" w:color="000000" w:sz="4" w:space="0"/>
         </w:tcBorders>
       </w:tcPr>
     </w:tblStylePr>
@@ -32166,9 +32162,9 @@
       </w:tcPr>
     </w:tblStylePr>
   </w:style>
-  <w:style w:type="table" w:styleId="114">
+  <w:style w:type="table" w:styleId="871">
     <w:name w:val="List Table 7 Colorful - Accent 4"/>
-    <w:basedOn w:val="747"/>
+    <w:basedOn w:val="929"/>
     <w:uiPriority w:val="99"/>
     <w:pPr>
       <w:pBdr/>
@@ -32267,11 +32263,11 @@
         <w:tblBorders/>
       </w:tblPr>
       <w:tcPr>
-        <w:shd w:color="ffffff"/>
-        <w:tcBorders>
-          <w:top w:val="none"/>
-          <w:left w:val="none"/>
-          <w:bottom w:val="none"/>
+        <w:shd w:val="clear" w:color="ffffff"/>
+        <w:tcBorders>
+          <w:top w:val="none" w:color="000000" w:sz="4" w:space="0"/>
+          <w:left w:val="none" w:color="000000" w:sz="4" w:space="0"/>
+          <w:bottom w:val="none" w:color="000000" w:sz="4" w:space="0"/>
           <w:right w:val="single" w:color="000000" w:themeColor="accent4" w:themeTint="9A" w:sz="4" w:space="0"/>
         </w:tcBorders>
       </w:tcPr>
@@ -32294,10 +32290,10 @@
       <w:tcPr>
         <w:shd w:val="clear" w:color="ffffff" w:themeColor="light1" w:fill="ffffff" w:themeFill="light1"/>
         <w:tcBorders>
-          <w:top w:val="none"/>
-          <w:left w:val="none"/>
+          <w:top w:val="none" w:color="000000" w:sz="4" w:space="0"/>
+          <w:left w:val="none" w:color="000000" w:sz="4" w:space="0"/>
           <w:bottom w:val="single" w:color="000000" w:themeColor="accent4" w:themeTint="9A" w:sz="4" w:space="0"/>
-          <w:right w:val="none"/>
+          <w:right w:val="none" w:color="000000" w:sz="4" w:space="0"/>
         </w:tcBorders>
       </w:tcPr>
     </w:tblStylePr>
@@ -32317,12 +32313,12 @@
         <w:tblBorders/>
       </w:tblPr>
       <w:tcPr>
-        <w:shd w:color="ffffff"/>
-        <w:tcBorders>
-          <w:top w:val="none"/>
+        <w:shd w:val="clear" w:color="ffffff"/>
+        <w:tcBorders>
+          <w:top w:val="none" w:color="000000" w:sz="4" w:space="0"/>
           <w:left w:val="single" w:color="000000" w:themeColor="accent4" w:themeTint="9A" w:sz="4" w:space="0"/>
-          <w:bottom w:val="none"/>
-          <w:right w:val="none"/>
+          <w:bottom w:val="none" w:color="000000" w:sz="4" w:space="0"/>
+          <w:right w:val="none" w:color="000000" w:sz="4" w:space="0"/>
         </w:tcBorders>
       </w:tcPr>
     </w:tblStylePr>
@@ -32345,9 +32341,9 @@
         <w:shd w:val="clear" w:color="ffffff" w:themeColor="light1" w:fill="ffffff" w:themeFill="light1"/>
         <w:tcBorders>
           <w:top w:val="single" w:color="000000" w:themeColor="accent4" w:themeTint="9A" w:sz="4" w:space="0"/>
-          <w:left w:val="none"/>
-          <w:bottom w:val="none"/>
-          <w:right w:val="none"/>
+          <w:left w:val="none" w:color="000000" w:sz="4" w:space="0"/>
+          <w:bottom w:val="none" w:color="000000" w:sz="4" w:space="0"/>
+          <w:right w:val="none" w:color="000000" w:sz="4" w:space="0"/>
         </w:tcBorders>
       </w:tcPr>
     </w:tblStylePr>
@@ -32422,9 +32418,9 @@
       </w:tcPr>
     </w:tblStylePr>
   </w:style>
-  <w:style w:type="table" w:styleId="115">
+  <w:style w:type="table" w:styleId="872">
     <w:name w:val="List Table 7 Colorful - Accent 5"/>
-    <w:basedOn w:val="747"/>
+    <w:basedOn w:val="929"/>
     <w:uiPriority w:val="99"/>
     <w:pPr>
       <w:pBdr/>
@@ -32523,11 +32519,11 @@
         <w:tblBorders/>
       </w:tblPr>
       <w:tcPr>
-        <w:shd w:color="ffffff"/>
-        <w:tcBorders>
-          <w:top w:val="none"/>
-          <w:left w:val="none"/>
-          <w:bottom w:val="none"/>
+        <w:shd w:val="clear" w:color="ffffff"/>
+        <w:tcBorders>
+          <w:top w:val="none" w:color="000000" w:sz="4" w:space="0"/>
+          <w:left w:val="none" w:color="000000" w:sz="4" w:space="0"/>
+          <w:bottom w:val="none" w:color="000000" w:sz="4" w:space="0"/>
           <w:right w:val="single" w:color="000000" w:themeColor="accent5" w:themeTint="9A" w:sz="4" w:space="0"/>
         </w:tcBorders>
       </w:tcPr>
@@ -32550,10 +32546,10 @@
       <w:tcPr>
         <w:shd w:val="clear" w:color="ffffff" w:themeColor="light1" w:fill="ffffff" w:themeFill="light1"/>
         <w:tcBorders>
-          <w:top w:val="none"/>
-          <w:left w:val="none"/>
+          <w:top w:val="none" w:color="000000" w:sz="4" w:space="0"/>
+          <w:left w:val="none" w:color="000000" w:sz="4" w:space="0"/>
           <w:bottom w:val="single" w:color="000000" w:themeColor="accent5" w:themeTint="9A" w:sz="4" w:space="0"/>
-          <w:right w:val="none"/>
+          <w:right w:val="none" w:color="000000" w:sz="4" w:space="0"/>
         </w:tcBorders>
       </w:tcPr>
     </w:tblStylePr>
@@ -32573,12 +32569,12 @@
         <w:tblBorders/>
       </w:tblPr>
       <w:tcPr>
-        <w:shd w:color="ffffff"/>
-        <w:tcBorders>
-          <w:top w:val="none"/>
+        <w:shd w:val="clear" w:color="ffffff"/>
+        <w:tcBorders>
+          <w:top w:val="none" w:color="000000" w:sz="4" w:space="0"/>
           <w:left w:val="single" w:color="000000" w:themeColor="accent5" w:themeTint="9A" w:sz="4" w:space="0"/>
-          <w:bottom w:val="none"/>
-          <w:right w:val="none"/>
+          <w:bottom w:val="none" w:color="000000" w:sz="4" w:space="0"/>
+          <w:right w:val="none" w:color="000000" w:sz="4" w:space="0"/>
         </w:tcBorders>
       </w:tcPr>
     </w:tblStylePr>
@@ -32601,9 +32597,9 @@
         <w:shd w:val="clear" w:color="ffffff" w:themeColor="light1" w:fill="ffffff" w:themeFill="light1"/>
         <w:tcBorders>
           <w:top w:val="single" w:color="000000" w:themeColor="accent5" w:themeTint="9A" w:sz="4" w:space="0"/>
-          <w:left w:val="none"/>
-          <w:bottom w:val="none"/>
-          <w:right w:val="none"/>
+          <w:left w:val="none" w:color="000000" w:sz="4" w:space="0"/>
+          <w:bottom w:val="none" w:color="000000" w:sz="4" w:space="0"/>
+          <w:right w:val="none" w:color="000000" w:sz="4" w:space="0"/>
         </w:tcBorders>
       </w:tcPr>
     </w:tblStylePr>
@@ -32678,9 +32674,9 @@
       </w:tcPr>
     </w:tblStylePr>
   </w:style>
-  <w:style w:type="table" w:styleId="116">
+  <w:style w:type="table" w:styleId="873">
     <w:name w:val="List Table 7 Colorful - Accent 6"/>
-    <w:basedOn w:val="747"/>
+    <w:basedOn w:val="929"/>
     <w:uiPriority w:val="99"/>
     <w:pPr>
       <w:pBdr/>
@@ -32779,11 +32775,11 @@
         <w:tblBorders/>
       </w:tblPr>
       <w:tcPr>
-        <w:shd w:color="ffffff"/>
-        <w:tcBorders>
-          <w:top w:val="none"/>
-          <w:left w:val="none"/>
-          <w:bottom w:val="none"/>
+        <w:shd w:val="clear" w:color="ffffff"/>
+        <w:tcBorders>
+          <w:top w:val="none" w:color="000000" w:sz="4" w:space="0"/>
+          <w:left w:val="none" w:color="000000" w:sz="4" w:space="0"/>
+          <w:bottom w:val="none" w:color="000000" w:sz="4" w:space="0"/>
           <w:right w:val="single" w:color="000000" w:themeColor="accent6" w:themeTint="98" w:sz="4" w:space="0"/>
         </w:tcBorders>
       </w:tcPr>
@@ -32806,10 +32802,10 @@
       <w:tcPr>
         <w:shd w:val="clear" w:color="ffffff" w:themeColor="light1" w:fill="ffffff" w:themeFill="light1"/>
         <w:tcBorders>
-          <w:top w:val="none"/>
-          <w:left w:val="none"/>
+          <w:top w:val="none" w:color="000000" w:sz="4" w:space="0"/>
+          <w:left w:val="none" w:color="000000" w:sz="4" w:space="0"/>
           <w:bottom w:val="single" w:color="000000" w:themeColor="accent6" w:themeTint="98" w:sz="4" w:space="0"/>
-          <w:right w:val="none"/>
+          <w:right w:val="none" w:color="000000" w:sz="4" w:space="0"/>
         </w:tcBorders>
       </w:tcPr>
     </w:tblStylePr>
@@ -32829,12 +32825,12 @@
         <w:tblBorders/>
       </w:tblPr>
       <w:tcPr>
-        <w:shd w:color="ffffff"/>
-        <w:tcBorders>
-          <w:top w:val="none"/>
+        <w:shd w:val="clear" w:color="ffffff"/>
+        <w:tcBorders>
+          <w:top w:val="none" w:color="000000" w:sz="4" w:space="0"/>
           <w:left w:val="single" w:color="000000" w:themeColor="accent6" w:themeTint="98" w:sz="4" w:space="0"/>
-          <w:bottom w:val="none"/>
-          <w:right w:val="none"/>
+          <w:bottom w:val="none" w:color="000000" w:sz="4" w:space="0"/>
+          <w:right w:val="none" w:color="000000" w:sz="4" w:space="0"/>
         </w:tcBorders>
       </w:tcPr>
     </w:tblStylePr>
@@ -32857,9 +32853,9 @@
         <w:shd w:val="clear" w:color="ffffff" w:themeColor="light1" w:fill="ffffff" w:themeFill="light1"/>
         <w:tcBorders>
           <w:top w:val="single" w:color="000000" w:themeColor="accent6" w:themeTint="98" w:sz="4" w:space="0"/>
-          <w:left w:val="none"/>
-          <w:bottom w:val="none"/>
-          <w:right w:val="none"/>
+          <w:left w:val="none" w:color="000000" w:sz="4" w:space="0"/>
+          <w:bottom w:val="none" w:color="000000" w:sz="4" w:space="0"/>
+          <w:right w:val="none" w:color="000000" w:sz="4" w:space="0"/>
         </w:tcBorders>
       </w:tcPr>
     </w:tblStylePr>
@@ -32934,9 +32930,9 @@
       </w:tcPr>
     </w:tblStylePr>
   </w:style>
-  <w:style w:type="table" w:styleId="117">
+  <w:style w:type="table" w:styleId="874">
     <w:name w:val="Lined - Accent"/>
-    <w:basedOn w:val="747"/>
+    <w:basedOn w:val="929"/>
     <w:uiPriority w:val="99"/>
     <w:pPr>
       <w:pBdr/>
@@ -33171,9 +33167,9 @@
       </w:tcPr>
     </w:tblStylePr>
   </w:style>
-  <w:style w:type="table" w:styleId="118">
+  <w:style w:type="table" w:styleId="875">
     <w:name w:val="Lined - Accent 1"/>
-    <w:basedOn w:val="747"/>
+    <w:basedOn w:val="929"/>
     <w:uiPriority w:val="99"/>
     <w:pPr>
       <w:pBdr/>
@@ -33408,9 +33404,9 @@
       </w:tcPr>
     </w:tblStylePr>
   </w:style>
-  <w:style w:type="table" w:styleId="119">
+  <w:style w:type="table" w:styleId="876">
     <w:name w:val="Lined - Accent 2"/>
-    <w:basedOn w:val="747"/>
+    <w:basedOn w:val="929"/>
     <w:uiPriority w:val="99"/>
     <w:pPr>
       <w:pBdr/>
@@ -33645,9 +33641,9 @@
       </w:tcPr>
     </w:tblStylePr>
   </w:style>
-  <w:style w:type="table" w:styleId="120">
+  <w:style w:type="table" w:styleId="877">
     <w:name w:val="Lined - Accent 3"/>
-    <w:basedOn w:val="747"/>
+    <w:basedOn w:val="929"/>
     <w:uiPriority w:val="99"/>
     <w:pPr>
       <w:pBdr/>
@@ -33882,9 +33878,9 @@
       </w:tcPr>
     </w:tblStylePr>
   </w:style>
-  <w:style w:type="table" w:styleId="121">
+  <w:style w:type="table" w:styleId="878">
     <w:name w:val="Lined - Accent 4"/>
-    <w:basedOn w:val="747"/>
+    <w:basedOn w:val="929"/>
     <w:uiPriority w:val="99"/>
     <w:pPr>
       <w:pBdr/>
@@ -34119,9 +34115,9 @@
       </w:tcPr>
     </w:tblStylePr>
   </w:style>
-  <w:style w:type="table" w:styleId="122">
+  <w:style w:type="table" w:styleId="879">
     <w:name w:val="Lined - Accent 5"/>
-    <w:basedOn w:val="747"/>
+    <w:basedOn w:val="929"/>
     <w:uiPriority w:val="99"/>
     <w:pPr>
       <w:pBdr/>
@@ -34356,9 +34352,9 @@
       </w:tcPr>
     </w:tblStylePr>
   </w:style>
-  <w:style w:type="table" w:styleId="123">
+  <w:style w:type="table" w:styleId="880">
     <w:name w:val="Lined - Accent 6"/>
-    <w:basedOn w:val="747"/>
+    <w:basedOn w:val="929"/>
     <w:uiPriority w:val="99"/>
     <w:pPr>
       <w:pBdr/>
@@ -34593,9 +34589,9 @@
       </w:tcPr>
     </w:tblStylePr>
   </w:style>
-  <w:style w:type="table" w:styleId="124">
+  <w:style w:type="table" w:styleId="881">
     <w:name w:val="Bordered &amp; Lined - Accent"/>
-    <w:basedOn w:val="747"/>
+    <w:basedOn w:val="929"/>
     <w:uiPriority w:val="99"/>
     <w:pPr>
       <w:pBdr/>
@@ -34837,9 +34833,9 @@
       </w:tcPr>
     </w:tblStylePr>
   </w:style>
-  <w:style w:type="table" w:styleId="125">
+  <w:style w:type="table" w:styleId="882">
     <w:name w:val="Bordered &amp; Lined - Accent 1"/>
-    <w:basedOn w:val="747"/>
+    <w:basedOn w:val="929"/>
     <w:uiPriority w:val="99"/>
     <w:pPr>
       <w:pBdr/>
@@ -35081,9 +35077,9 @@
       </w:tcPr>
     </w:tblStylePr>
   </w:style>
-  <w:style w:type="table" w:styleId="126">
+  <w:style w:type="table" w:styleId="883">
     <w:name w:val="Bordered &amp; Lined - Accent 2"/>
-    <w:basedOn w:val="747"/>
+    <w:basedOn w:val="929"/>
     <w:uiPriority w:val="99"/>
     <w:pPr>
       <w:pBdr/>
@@ -35325,9 +35321,9 @@
       </w:tcPr>
     </w:tblStylePr>
   </w:style>
-  <w:style w:type="table" w:styleId="127">
+  <w:style w:type="table" w:styleId="884">
     <w:name w:val="Bordered &amp; Lined - Accent 3"/>
-    <w:basedOn w:val="747"/>
+    <w:basedOn w:val="929"/>
     <w:uiPriority w:val="99"/>
     <w:pPr>
       <w:pBdr/>
@@ -35569,9 +35565,9 @@
       </w:tcPr>
     </w:tblStylePr>
   </w:style>
-  <w:style w:type="table" w:styleId="128">
+  <w:style w:type="table" w:styleId="885">
     <w:name w:val="Bordered &amp; Lined - Accent 4"/>
-    <w:basedOn w:val="747"/>
+    <w:basedOn w:val="929"/>
     <w:uiPriority w:val="99"/>
     <w:pPr>
       <w:pBdr/>
@@ -35813,9 +35809,9 @@
       </w:tcPr>
     </w:tblStylePr>
   </w:style>
-  <w:style w:type="table" w:styleId="129">
+  <w:style w:type="table" w:styleId="886">
     <w:name w:val="Bordered &amp; Lined - Accent 5"/>
-    <w:basedOn w:val="747"/>
+    <w:basedOn w:val="929"/>
     <w:uiPriority w:val="99"/>
     <w:pPr>
       <w:pBdr/>
@@ -36057,9 +36053,9 @@
       </w:tcPr>
     </w:tblStylePr>
   </w:style>
-  <w:style w:type="table" w:styleId="130">
+  <w:style w:type="table" w:styleId="887">
     <w:name w:val="Bordered &amp; Lined - Accent 6"/>
-    <w:basedOn w:val="747"/>
+    <w:basedOn w:val="929"/>
     <w:uiPriority w:val="99"/>
     <w:pPr>
       <w:pBdr/>
@@ -36301,9 +36297,9 @@
       </w:tcPr>
     </w:tblStylePr>
   </w:style>
-  <w:style w:type="table" w:styleId="131">
+  <w:style w:type="table" w:styleId="888">
     <w:name w:val="Bordered"/>
-    <w:basedOn w:val="747"/>
+    <w:basedOn w:val="929"/>
     <w:uiPriority w:val="99"/>
     <w:pPr>
       <w:pBdr/>
@@ -36532,9 +36528,9 @@
       </w:tcPr>
     </w:tblStylePr>
   </w:style>
-  <w:style w:type="table" w:styleId="132">
+  <w:style w:type="table" w:styleId="889">
     <w:name w:val="Bordered - Accent 1"/>
-    <w:basedOn w:val="747"/>
+    <w:basedOn w:val="929"/>
     <w:uiPriority w:val="99"/>
     <w:pPr>
       <w:pBdr/>
@@ -36763,9 +36759,9 @@
       </w:tcPr>
     </w:tblStylePr>
   </w:style>
-  <w:style w:type="table" w:styleId="133">
+  <w:style w:type="table" w:styleId="890">
     <w:name w:val="Bordered - Accent 2"/>
-    <w:basedOn w:val="747"/>
+    <w:basedOn w:val="929"/>
     <w:uiPriority w:val="99"/>
     <w:pPr>
       <w:pBdr/>
@@ -36994,9 +36990,9 @@
       </w:tcPr>
     </w:tblStylePr>
   </w:style>
-  <w:style w:type="table" w:styleId="134">
+  <w:style w:type="table" w:styleId="891">
     <w:name w:val="Bordered - Accent 3"/>
-    <w:basedOn w:val="747"/>
+    <w:basedOn w:val="929"/>
     <w:uiPriority w:val="99"/>
     <w:pPr>
       <w:pBdr/>
@@ -37225,9 +37221,9 @@
       </w:tcPr>
     </w:tblStylePr>
   </w:style>
-  <w:style w:type="table" w:styleId="135">
+  <w:style w:type="table" w:styleId="892">
     <w:name w:val="Bordered - Accent 4"/>
-    <w:basedOn w:val="747"/>
+    <w:basedOn w:val="929"/>
     <w:uiPriority w:val="99"/>
     <w:pPr>
       <w:pBdr/>
@@ -37456,9 +37452,9 @@
       </w:tcPr>
     </w:tblStylePr>
   </w:style>
-  <w:style w:type="table" w:styleId="136">
+  <w:style w:type="table" w:styleId="893">
     <w:name w:val="Bordered - Accent 5"/>
-    <w:basedOn w:val="747"/>
+    <w:basedOn w:val="929"/>
     <w:uiPriority w:val="99"/>
     <w:pPr>
       <w:pBdr/>
@@ -37687,9 +37683,9 @@
       </w:tcPr>
     </w:tblStylePr>
   </w:style>
-  <w:style w:type="table" w:styleId="137">
+  <w:style w:type="table" w:styleId="894">
     <w:name w:val="Bordered - Accent 6"/>
-    <w:basedOn w:val="747"/>
+    <w:basedOn w:val="929"/>
     <w:uiPriority w:val="99"/>
     <w:pPr>
       <w:pBdr/>
@@ -37918,10 +37914,10 @@
       </w:tcPr>
     </w:tblStylePr>
   </w:style>
-  <w:style w:type="paragraph" w:styleId="181">
+  <w:style w:type="paragraph" w:styleId="895">
     <w:name w:val="footnote text"/>
-    <w:basedOn w:val="732"/>
-    <w:link w:val="182"/>
+    <w:basedOn w:val="914"/>
+    <w:link w:val="896"/>
     <w:uiPriority w:val="99"/>
     <w:semiHidden/>
     <w:unhideWhenUsed/>
@@ -37935,10 +37931,10 @@
       <w:szCs w:val="20"/>
     </w:rPr>
   </w:style>
-  <w:style w:type="character" w:styleId="182">
+  <w:style w:type="character" w:styleId="896">
     <w:name w:val="Footnote Text Char"/>
-    <w:basedOn w:val="746"/>
-    <w:link w:val="181"/>
+    <w:basedOn w:val="928"/>
+    <w:link w:val="895"/>
     <w:uiPriority w:val="99"/>
     <w:semiHidden/>
     <w:pPr>
@@ -37951,9 +37947,9 @@
       <w:szCs w:val="20"/>
     </w:rPr>
   </w:style>
-  <w:style w:type="character" w:styleId="183">
+  <w:style w:type="character" w:styleId="897">
     <w:name w:val="footnote reference"/>
-    <w:basedOn w:val="746"/>
+    <w:basedOn w:val="928"/>
     <w:uiPriority w:val="99"/>
     <w:semiHidden/>
     <w:unhideWhenUsed/>
@@ -37966,10 +37962,10 @@
       <w:vertAlign w:val="superscript"/>
     </w:rPr>
   </w:style>
-  <w:style w:type="paragraph" w:styleId="184">
+  <w:style w:type="paragraph" w:styleId="898">
     <w:name w:val="endnote text"/>
-    <w:basedOn w:val="732"/>
-    <w:link w:val="185"/>
+    <w:basedOn w:val="914"/>
+    <w:link w:val="899"/>
     <w:uiPriority w:val="99"/>
     <w:semiHidden/>
     <w:unhideWhenUsed/>
@@ -37983,10 +37979,10 @@
       <w:szCs w:val="20"/>
     </w:rPr>
   </w:style>
-  <w:style w:type="character" w:styleId="185">
+  <w:style w:type="character" w:styleId="899">
     <w:name w:val="Endnote Text Char"/>
-    <w:basedOn w:val="746"/>
-    <w:link w:val="184"/>
+    <w:basedOn w:val="928"/>
+    <w:link w:val="898"/>
     <w:uiPriority w:val="99"/>
     <w:semiHidden/>
     <w:pPr>
@@ -37999,9 +37995,9 @@
       <w:szCs w:val="20"/>
     </w:rPr>
   </w:style>
-  <w:style w:type="character" w:styleId="186">
+  <w:style w:type="character" w:styleId="900">
     <w:name w:val="endnote reference"/>
-    <w:basedOn w:val="746"/>
+    <w:basedOn w:val="928"/>
     <w:uiPriority w:val="99"/>
     <w:semiHidden/>
     <w:unhideWhenUsed/>
@@ -38014,9 +38010,9 @@
       <w:vertAlign w:val="superscript"/>
     </w:rPr>
   </w:style>
-  <w:style w:type="character" w:styleId="187">
+  <w:style w:type="character" w:styleId="901">
     <w:name w:val="Hyperlink"/>
-    <w:basedOn w:val="746"/>
+    <w:basedOn w:val="928"/>
     <w:uiPriority w:val="99"/>
     <w:unhideWhenUsed/>
     <w:pPr>
@@ -38029,9 +38025,9 @@
       <w:u w:val="single"/>
     </w:rPr>
   </w:style>
-  <w:style w:type="character" w:styleId="188">
+  <w:style w:type="character" w:styleId="902">
     <w:name w:val="FollowedHyperlink"/>
-    <w:basedOn w:val="746"/>
+    <w:basedOn w:val="928"/>
     <w:uiPriority w:val="99"/>
     <w:semiHidden/>
     <w:unhideWhenUsed/>
@@ -38045,10 +38041,10 @@
       <w:u w:val="single"/>
     </w:rPr>
   </w:style>
-  <w:style w:type="paragraph" w:styleId="189">
+  <w:style w:type="paragraph" w:styleId="903">
     <w:name w:val="toc 1"/>
-    <w:basedOn w:val="732"/>
-    <w:next w:val="732"/>
+    <w:basedOn w:val="914"/>
+    <w:next w:val="914"/>
     <w:uiPriority w:val="39"/>
     <w:unhideWhenUsed/>
     <w:pPr>
@@ -38057,10 +38053,10 @@
       <w:ind/>
     </w:pPr>
   </w:style>
-  <w:style w:type="paragraph" w:styleId="190">
+  <w:style w:type="paragraph" w:styleId="904">
     <w:name w:val="toc 2"/>
-    <w:basedOn w:val="732"/>
-    <w:next w:val="732"/>
+    <w:basedOn w:val="914"/>
+    <w:next w:val="914"/>
     <w:uiPriority w:val="39"/>
     <w:unhideWhenUsed/>
     <w:pPr>
@@ -38069,10 +38065,10 @@
       <w:ind w:left="220"/>
     </w:pPr>
   </w:style>
-  <w:style w:type="paragraph" w:styleId="191">
+  <w:style w:type="paragraph" w:styleId="905">
     <w:name w:val="toc 3"/>
-    <w:basedOn w:val="732"/>
-    <w:next w:val="732"/>
+    <w:basedOn w:val="914"/>
+    <w:next w:val="914"/>
     <w:uiPriority w:val="39"/>
     <w:unhideWhenUsed/>
     <w:pPr>
@@ -38081,10 +38077,10 @@
       <w:ind w:left="440"/>
     </w:pPr>
   </w:style>
-  <w:style w:type="paragraph" w:styleId="192">
+  <w:style w:type="paragraph" w:styleId="906">
     <w:name w:val="toc 4"/>
-    <w:basedOn w:val="732"/>
-    <w:next w:val="732"/>
+    <w:basedOn w:val="914"/>
+    <w:next w:val="914"/>
     <w:uiPriority w:val="39"/>
     <w:unhideWhenUsed/>
     <w:pPr>
@@ -38093,10 +38089,10 @@
       <w:ind w:left="660"/>
     </w:pPr>
   </w:style>
-  <w:style w:type="paragraph" w:styleId="193">
+  <w:style w:type="paragraph" w:styleId="907">
     <w:name w:val="toc 5"/>
-    <w:basedOn w:val="732"/>
-    <w:next w:val="732"/>
+    <w:basedOn w:val="914"/>
+    <w:next w:val="914"/>
     <w:uiPriority w:val="39"/>
     <w:unhideWhenUsed/>
     <w:pPr>
@@ -38105,10 +38101,10 @@
       <w:ind w:left="880"/>
     </w:pPr>
   </w:style>
-  <w:style w:type="paragraph" w:styleId="194">
+  <w:style w:type="paragraph" w:styleId="908">
     <w:name w:val="toc 6"/>
-    <w:basedOn w:val="732"/>
-    <w:next w:val="732"/>
+    <w:basedOn w:val="914"/>
+    <w:next w:val="914"/>
     <w:uiPriority w:val="39"/>
     <w:unhideWhenUsed/>
     <w:pPr>
@@ -38117,10 +38113,10 @@
       <w:ind w:left="1100"/>
     </w:pPr>
   </w:style>
-  <w:style w:type="paragraph" w:styleId="195">
+  <w:style w:type="paragraph" w:styleId="909">
     <w:name w:val="toc 7"/>
-    <w:basedOn w:val="732"/>
-    <w:next w:val="732"/>
+    <w:basedOn w:val="914"/>
+    <w:next w:val="914"/>
     <w:uiPriority w:val="39"/>
     <w:unhideWhenUsed/>
     <w:pPr>
@@ -38129,10 +38125,10 @@
       <w:ind w:left="1320"/>
     </w:pPr>
   </w:style>
-  <w:style w:type="paragraph" w:styleId="196">
+  <w:style w:type="paragraph" w:styleId="910">
     <w:name w:val="toc 8"/>
-    <w:basedOn w:val="732"/>
-    <w:next w:val="732"/>
+    <w:basedOn w:val="914"/>
+    <w:next w:val="914"/>
     <w:uiPriority w:val="39"/>
     <w:unhideWhenUsed/>
     <w:pPr>
@@ -38141,10 +38137,10 @@
       <w:ind w:left="1540"/>
     </w:pPr>
   </w:style>
-  <w:style w:type="paragraph" w:styleId="197">
+  <w:style w:type="paragraph" w:styleId="911">
     <w:name w:val="toc 9"/>
-    <w:basedOn w:val="732"/>
-    <w:next w:val="732"/>
+    <w:basedOn w:val="914"/>
+    <w:next w:val="914"/>
     <w:uiPriority w:val="39"/>
     <w:unhideWhenUsed/>
     <w:pPr>
@@ -38153,9 +38149,9 @@
       <w:ind w:left="1760"/>
     </w:pPr>
   </w:style>
-  <w:style w:type="character" w:styleId="198">
+  <w:style w:type="character" w:styleId="912">
     <w:name w:val="Placeholder Text"/>
-    <w:basedOn w:val="746"/>
+    <w:basedOn w:val="928"/>
     <w:uiPriority w:val="99"/>
     <w:semiHidden/>
     <w:pPr>
@@ -38167,10 +38163,10 @@
       <w:color w:val="666666"/>
     </w:rPr>
   </w:style>
-  <w:style w:type="paragraph" w:styleId="209">
+  <w:style w:type="paragraph" w:styleId="913">
     <w:name w:val="table of figures"/>
-    <w:basedOn w:val="732"/>
-    <w:next w:val="732"/>
+    <w:basedOn w:val="914"/>
+    <w:next w:val="914"/>
     <w:uiPriority w:val="99"/>
     <w:unhideWhenUsed/>
     <w:pPr>
@@ -38179,7 +38175,7 @@
       <w:ind/>
     </w:pPr>
   </w:style>
-  <w:style w:type="paragraph" w:styleId="732" w:default="1">
+  <w:style w:type="paragraph" w:styleId="914" w:default="1">
     <w:name w:val="Normal"/>
     <w:qFormat/>
     <w:pPr>
@@ -38192,10 +38188,10 @@
       <w:sz w:val="19"/>
     </w:rPr>
   </w:style>
-  <w:style w:type="paragraph" w:styleId="733">
+  <w:style w:type="paragraph" w:styleId="915">
     <w:name w:val="Header"/>
-    <w:basedOn w:val="732"/>
-    <w:link w:val="734"/>
+    <w:basedOn w:val="914"/>
+    <w:link w:val="916"/>
     <w:uiPriority w:val="99"/>
     <w:unhideWhenUsed/>
     <w:pPr>
@@ -38208,10 +38204,10 @@
       <w:ind/>
     </w:pPr>
   </w:style>
-  <w:style w:type="character" w:styleId="734" w:customStyle="1">
+  <w:style w:type="character" w:styleId="916" w:customStyle="1">
     <w:name w:val="Header Char"/>
-    <w:basedOn w:val="746"/>
-    <w:link w:val="733"/>
+    <w:basedOn w:val="928"/>
+    <w:link w:val="915"/>
     <w:uiPriority w:val="99"/>
     <w:pPr>
       <w:pBdr/>
@@ -38219,10 +38215,10 @@
       <w:ind/>
     </w:pPr>
   </w:style>
-  <w:style w:type="paragraph" w:styleId="735">
+  <w:style w:type="paragraph" w:styleId="917">
     <w:name w:val="Footer"/>
-    <w:basedOn w:val="732"/>
-    <w:link w:val="736"/>
+    <w:basedOn w:val="914"/>
+    <w:link w:val="918"/>
     <w:uiPriority w:val="99"/>
     <w:unhideWhenUsed/>
     <w:pPr>
@@ -38235,10 +38231,10 @@
       <w:ind/>
     </w:pPr>
   </w:style>
-  <w:style w:type="character" w:styleId="736" w:customStyle="1">
+  <w:style w:type="character" w:styleId="918" w:customStyle="1">
     <w:name w:val="Footer Char"/>
-    <w:basedOn w:val="746"/>
-    <w:link w:val="735"/>
+    <w:basedOn w:val="928"/>
+    <w:link w:val="917"/>
     <w:uiPriority w:val="99"/>
     <w:pPr>
       <w:pBdr/>
@@ -38246,11 +38242,11 @@
       <w:ind/>
     </w:pPr>
   </w:style>
-  <w:style w:type="paragraph" w:styleId="737">
+  <w:style w:type="paragraph" w:styleId="919">
     <w:name w:val="Heading 1"/>
-    <w:basedOn w:val="732"/>
-    <w:next w:val="732"/>
-    <w:link w:val="750"/>
+    <w:basedOn w:val="914"/>
+    <w:next w:val="914"/>
+    <w:link w:val="932"/>
     <w:uiPriority w:val="9"/>
     <w:qFormat/>
     <w:pPr>
@@ -38270,11 +38266,11 @@
       <w:szCs w:val="28"/>
     </w:rPr>
   </w:style>
-  <w:style w:type="paragraph" w:styleId="738">
+  <w:style w:type="paragraph" w:styleId="920">
     <w:name w:val="Heading 2"/>
-    <w:basedOn w:val="732"/>
-    <w:next w:val="732"/>
-    <w:link w:val="751"/>
+    <w:basedOn w:val="914"/>
+    <w:next w:val="914"/>
+    <w:link w:val="933"/>
     <w:uiPriority w:val="9"/>
     <w:unhideWhenUsed/>
     <w:qFormat/>
@@ -38295,11 +38291,11 @@
       <w:szCs w:val="26"/>
     </w:rPr>
   </w:style>
-  <w:style w:type="paragraph" w:styleId="739">
+  <w:style w:type="paragraph" w:styleId="921">
     <w:name w:val="Heading 3"/>
-    <w:basedOn w:val="732"/>
-    <w:next w:val="732"/>
-    <w:link w:val="752"/>
+    <w:basedOn w:val="914"/>
+    <w:next w:val="914"/>
+    <w:link w:val="934"/>
     <w:uiPriority w:val="9"/>
     <w:unhideWhenUsed/>
     <w:qFormat/>
@@ -38318,11 +38314,11 @@
       <w:color w:val="4f81bd" w:themeColor="accent1"/>
     </w:rPr>
   </w:style>
-  <w:style w:type="paragraph" w:styleId="740">
+  <w:style w:type="paragraph" w:styleId="922">
     <w:name w:val="Heading 4"/>
-    <w:basedOn w:val="732"/>
-    <w:next w:val="732"/>
-    <w:link w:val="780"/>
+    <w:basedOn w:val="914"/>
+    <w:next w:val="914"/>
+    <w:link w:val="962"/>
     <w:uiPriority w:val="9"/>
     <w:semiHidden/>
     <w:unhideWhenUsed/>
@@ -38344,11 +38340,11 @@
       <w:color w:val="4f81bd" w:themeColor="accent1"/>
     </w:rPr>
   </w:style>
-  <w:style w:type="paragraph" w:styleId="741">
+  <w:style w:type="paragraph" w:styleId="923">
     <w:name w:val="Heading 5"/>
-    <w:basedOn w:val="732"/>
-    <w:next w:val="732"/>
-    <w:link w:val="781"/>
+    <w:basedOn w:val="914"/>
+    <w:next w:val="914"/>
+    <w:link w:val="963"/>
     <w:uiPriority w:val="9"/>
     <w:semiHidden/>
     <w:unhideWhenUsed/>
@@ -38366,11 +38362,11 @@
       <w:color w:val="243f60" w:themeColor="accent1" w:themeShade="7F"/>
     </w:rPr>
   </w:style>
-  <w:style w:type="paragraph" w:styleId="742">
+  <w:style w:type="paragraph" w:styleId="924">
     <w:name w:val="Heading 6"/>
-    <w:basedOn w:val="732"/>
-    <w:next w:val="732"/>
-    <w:link w:val="782"/>
+    <w:basedOn w:val="914"/>
+    <w:next w:val="914"/>
+    <w:link w:val="964"/>
     <w:uiPriority w:val="9"/>
     <w:semiHidden/>
     <w:unhideWhenUsed/>
@@ -38390,11 +38386,11 @@
       <w:color w:val="243f60" w:themeColor="accent1" w:themeShade="7F"/>
     </w:rPr>
   </w:style>
-  <w:style w:type="paragraph" w:styleId="743">
+  <w:style w:type="paragraph" w:styleId="925">
     <w:name w:val="Heading 7"/>
-    <w:basedOn w:val="732"/>
-    <w:next w:val="732"/>
-    <w:link w:val="783"/>
+    <w:basedOn w:val="914"/>
+    <w:next w:val="914"/>
+    <w:link w:val="965"/>
     <w:uiPriority w:val="9"/>
     <w:semiHidden/>
     <w:unhideWhenUsed/>
@@ -38414,11 +38410,11 @@
       <w:color w:val="404040" w:themeColor="text1" w:themeTint="BF"/>
     </w:rPr>
   </w:style>
-  <w:style w:type="paragraph" w:styleId="744">
+  <w:style w:type="paragraph" w:styleId="926">
     <w:name w:val="Heading 8"/>
-    <w:basedOn w:val="732"/>
-    <w:next w:val="732"/>
-    <w:link w:val="784"/>
+    <w:basedOn w:val="914"/>
+    <w:next w:val="914"/>
+    <w:link w:val="966"/>
     <w:uiPriority w:val="9"/>
     <w:semiHidden/>
     <w:unhideWhenUsed/>
@@ -38438,11 +38434,11 @@
       <w:szCs w:val="20"/>
     </w:rPr>
   </w:style>
-  <w:style w:type="paragraph" w:styleId="745">
+  <w:style w:type="paragraph" w:styleId="927">
     <w:name w:val="Heading 9"/>
-    <w:basedOn w:val="732"/>
-    <w:next w:val="732"/>
-    <w:link w:val="785"/>
+    <w:basedOn w:val="914"/>
+    <w:next w:val="914"/>
+    <w:link w:val="967"/>
     <w:uiPriority w:val="9"/>
     <w:semiHidden/>
     <w:unhideWhenUsed/>
@@ -38464,7 +38460,7 @@
       <w:szCs w:val="20"/>
     </w:rPr>
   </w:style>
-  <w:style w:type="character" w:styleId="746" w:default="1">
+  <w:style w:type="character" w:styleId="928" w:default="1">
     <w:name w:val="Default Paragraph Font"/>
     <w:uiPriority w:val="1"/>
     <w:semiHidden/>
@@ -38475,7 +38471,7 @@
       <w:ind/>
     </w:pPr>
   </w:style>
-  <w:style w:type="table" w:styleId="747" w:default="1">
+  <w:style w:type="table" w:styleId="929" w:default="1">
     <w:name w:val="Normal Table"/>
     <w:uiPriority w:val="99"/>
     <w:semiHidden/>
@@ -38668,7 +38664,7 @@
       </w:tcPr>
     </w:tblStylePr>
   </w:style>
-  <w:style w:type="numbering" w:styleId="748" w:default="1">
+  <w:style w:type="numbering" w:styleId="930" w:default="1">
     <w:name w:val="No List"/>
     <w:uiPriority w:val="99"/>
     <w:semiHidden/>
@@ -38679,7 +38675,7 @@
       <w:ind/>
     </w:pPr>
   </w:style>
-  <w:style w:type="paragraph" w:styleId="749">
+  <w:style w:type="paragraph" w:styleId="931">
     <w:name w:val="No Spacing"/>
     <w:uiPriority w:val="1"/>
     <w:qFormat/>
@@ -38689,10 +38685,10 @@
       <w:ind/>
     </w:pPr>
   </w:style>
-  <w:style w:type="character" w:styleId="750" w:customStyle="1">
+  <w:style w:type="character" w:styleId="932" w:customStyle="1">
     <w:name w:val="Heading 1 Char"/>
-    <w:basedOn w:val="746"/>
-    <w:link w:val="737"/>
+    <w:basedOn w:val="928"/>
+    <w:link w:val="919"/>
     <w:uiPriority w:val="9"/>
     <w:pPr>
       <w:pBdr/>
@@ -38708,10 +38704,10 @@
       <w:szCs w:val="28"/>
     </w:rPr>
   </w:style>
-  <w:style w:type="character" w:styleId="751" w:customStyle="1">
+  <w:style w:type="character" w:styleId="933" w:customStyle="1">
     <w:name w:val="Heading 2 Char"/>
-    <w:basedOn w:val="746"/>
-    <w:link w:val="738"/>
+    <w:basedOn w:val="928"/>
+    <w:link w:val="920"/>
     <w:uiPriority w:val="9"/>
     <w:pPr>
       <w:pBdr/>
@@ -38727,10 +38723,10 @@
       <w:szCs w:val="26"/>
     </w:rPr>
   </w:style>
-  <w:style w:type="character" w:styleId="752" w:customStyle="1">
+  <w:style w:type="character" w:styleId="934" w:customStyle="1">
     <w:name w:val="Heading 3 Char"/>
-    <w:basedOn w:val="746"/>
-    <w:link w:val="739"/>
+    <w:basedOn w:val="928"/>
+    <w:link w:val="921"/>
     <w:uiPriority w:val="9"/>
     <w:pPr>
       <w:pBdr/>
@@ -38744,11 +38740,11 @@
       <w:color w:val="4f81bd" w:themeColor="accent1"/>
     </w:rPr>
   </w:style>
-  <w:style w:type="paragraph" w:styleId="753">
+  <w:style w:type="paragraph" w:styleId="935">
     <w:name w:val="Title"/>
-    <w:basedOn w:val="732"/>
-    <w:next w:val="732"/>
-    <w:link w:val="754"/>
+    <w:basedOn w:val="914"/>
+    <w:next w:val="914"/>
+    <w:link w:val="936"/>
     <w:uiPriority w:val="10"/>
     <w:qFormat/>
     <w:pPr>
@@ -38767,10 +38763,10 @@
       <w:szCs w:val="52"/>
     </w:rPr>
   </w:style>
-  <w:style w:type="character" w:styleId="754" w:customStyle="1">
+  <w:style w:type="character" w:styleId="936" w:customStyle="1">
     <w:name w:val="Title Char"/>
-    <w:basedOn w:val="746"/>
-    <w:link w:val="753"/>
+    <w:basedOn w:val="928"/>
+    <w:link w:val="935"/>
     <w:uiPriority w:val="10"/>
     <w:pPr>
       <w:pBdr/>
@@ -38785,11 +38781,11 @@
       <w:szCs w:val="52"/>
     </w:rPr>
   </w:style>
-  <w:style w:type="paragraph" w:styleId="755">
+  <w:style w:type="paragraph" w:styleId="937">
     <w:name w:val="Subtitle"/>
-    <w:basedOn w:val="732"/>
-    <w:next w:val="732"/>
-    <w:link w:val="756"/>
+    <w:basedOn w:val="914"/>
+    <w:next w:val="914"/>
+    <w:link w:val="938"/>
     <w:uiPriority w:val="11"/>
     <w:qFormat/>
     <w:pPr>
@@ -38810,10 +38806,10 @@
       <w:szCs w:val="24"/>
     </w:rPr>
   </w:style>
-  <w:style w:type="character" w:styleId="756" w:customStyle="1">
+  <w:style w:type="character" w:styleId="938" w:customStyle="1">
     <w:name w:val="Subtitle Char"/>
-    <w:basedOn w:val="746"/>
-    <w:link w:val="755"/>
+    <w:basedOn w:val="928"/>
+    <w:link w:val="937"/>
     <w:uiPriority w:val="11"/>
     <w:pPr>
       <w:pBdr/>
@@ -38830,9 +38826,9 @@
       <w:szCs w:val="24"/>
     </w:rPr>
   </w:style>
-  <w:style w:type="paragraph" w:styleId="757">
+  <w:style w:type="paragraph" w:styleId="939">
     <w:name w:val="List Paragraph"/>
-    <w:basedOn w:val="732"/>
+    <w:basedOn w:val="914"/>
     <w:uiPriority w:val="34"/>
     <w:qFormat/>
     <w:pPr>
@@ -38842,10 +38838,10 @@
       <w:contextualSpacing w:val="true"/>
     </w:pPr>
   </w:style>
-  <w:style w:type="paragraph" w:styleId="758">
+  <w:style w:type="paragraph" w:styleId="940">
     <w:name w:val="Body Text"/>
-    <w:basedOn w:val="732"/>
-    <w:link w:val="759"/>
+    <w:basedOn w:val="914"/>
+    <w:link w:val="941"/>
     <w:uiPriority w:val="99"/>
     <w:unhideWhenUsed/>
     <w:pPr>
@@ -38854,10 +38850,10 @@
       <w:ind/>
     </w:pPr>
   </w:style>
-  <w:style w:type="character" w:styleId="759" w:customStyle="1">
+  <w:style w:type="character" w:styleId="941" w:customStyle="1">
     <w:name w:val="Body Text Char"/>
-    <w:basedOn w:val="746"/>
-    <w:link w:val="758"/>
+    <w:basedOn w:val="928"/>
+    <w:link w:val="940"/>
     <w:uiPriority w:val="99"/>
     <w:pPr>
       <w:pBdr/>
@@ -38865,10 +38861,10 @@
       <w:ind/>
     </w:pPr>
   </w:style>
-  <w:style w:type="paragraph" w:styleId="760">
+  <w:style w:type="paragraph" w:styleId="942">
     <w:name w:val="Body Text 2"/>
-    <w:basedOn w:val="732"/>
-    <w:link w:val="761"/>
+    <w:basedOn w:val="914"/>
+    <w:link w:val="943"/>
     <w:uiPriority w:val="99"/>
     <w:unhideWhenUsed/>
     <w:pPr>
@@ -38877,10 +38873,10 @@
       <w:ind/>
     </w:pPr>
   </w:style>
-  <w:style w:type="character" w:styleId="761" w:customStyle="1">
+  <w:style w:type="character" w:styleId="943" w:customStyle="1">
     <w:name w:val="Body Text 2 Char"/>
-    <w:basedOn w:val="746"/>
-    <w:link w:val="760"/>
+    <w:basedOn w:val="928"/>
+    <w:link w:val="942"/>
     <w:uiPriority w:val="99"/>
     <w:pPr>
       <w:pBdr/>
@@ -38888,10 +38884,10 @@
       <w:ind/>
     </w:pPr>
   </w:style>
-  <w:style w:type="paragraph" w:styleId="762">
+  <w:style w:type="paragraph" w:styleId="944">
     <w:name w:val="Body Text 3"/>
-    <w:basedOn w:val="732"/>
-    <w:link w:val="763"/>
+    <w:basedOn w:val="914"/>
+    <w:link w:val="945"/>
     <w:uiPriority w:val="99"/>
     <w:unhideWhenUsed/>
     <w:pPr>
@@ -38904,10 +38900,10 @@
       <w:szCs w:val="16"/>
     </w:rPr>
   </w:style>
-  <w:style w:type="character" w:styleId="763" w:customStyle="1">
+  <w:style w:type="character" w:styleId="945" w:customStyle="1">
     <w:name w:val="Body Text 3 Char"/>
-    <w:basedOn w:val="746"/>
-    <w:link w:val="762"/>
+    <w:basedOn w:val="928"/>
+    <w:link w:val="944"/>
     <w:uiPriority w:val="99"/>
     <w:pPr>
       <w:pBdr/>
@@ -38919,9 +38915,9 @@
       <w:szCs w:val="16"/>
     </w:rPr>
   </w:style>
-  <w:style w:type="paragraph" w:styleId="764">
+  <w:style w:type="paragraph" w:styleId="946">
     <w:name w:val="List"/>
-    <w:basedOn w:val="732"/>
+    <w:basedOn w:val="914"/>
     <w:uiPriority w:val="99"/>
     <w:unhideWhenUsed/>
     <w:pPr>
@@ -38931,9 +38927,9 @@
       <w:contextualSpacing w:val="true"/>
     </w:pPr>
   </w:style>
-  <w:style w:type="paragraph" w:styleId="765">
+  <w:style w:type="paragraph" w:styleId="947">
     <w:name w:val="List 2"/>
-    <w:basedOn w:val="732"/>
+    <w:basedOn w:val="914"/>
     <w:uiPriority w:val="99"/>
     <w:unhideWhenUsed/>
     <w:pPr>
@@ -38943,9 +38939,9 @@
       <w:contextualSpacing w:val="true"/>
     </w:pPr>
   </w:style>
-  <w:style w:type="paragraph" w:styleId="766">
+  <w:style w:type="paragraph" w:styleId="948">
     <w:name w:val="List 3"/>
-    <w:basedOn w:val="732"/>
+    <w:basedOn w:val="914"/>
     <w:uiPriority w:val="99"/>
     <w:unhideWhenUsed/>
     <w:pPr>
@@ -38955,9 +38951,9 @@
       <w:contextualSpacing w:val="true"/>
     </w:pPr>
   </w:style>
-  <w:style w:type="paragraph" w:styleId="767">
+  <w:style w:type="paragraph" w:styleId="949">
     <w:name w:val="List Bullet"/>
-    <w:basedOn w:val="732"/>
+    <w:basedOn w:val="914"/>
     <w:uiPriority w:val="99"/>
     <w:unhideWhenUsed/>
     <w:pPr>
@@ -38970,9 +38966,9 @@
       <w:contextualSpacing w:val="true"/>
     </w:pPr>
   </w:style>
-  <w:style w:type="paragraph" w:styleId="768">
+  <w:style w:type="paragraph" w:styleId="950">
     <w:name w:val="List Bullet 2"/>
-    <w:basedOn w:val="732"/>
+    <w:basedOn w:val="914"/>
     <w:uiPriority w:val="99"/>
     <w:unhideWhenUsed/>
     <w:pPr>
@@ -38985,9 +38981,9 @@
       <w:contextualSpacing w:val="true"/>
     </w:pPr>
   </w:style>
-  <w:style w:type="paragraph" w:styleId="769">
+  <w:style w:type="paragraph" w:styleId="951">
     <w:name w:val="List Bullet 3"/>
-    <w:basedOn w:val="732"/>
+    <w:basedOn w:val="914"/>
     <w:uiPriority w:val="99"/>
     <w:unhideWhenUsed/>
     <w:pPr>
@@ -39000,9 +38996,9 @@
       <w:contextualSpacing w:val="true"/>
     </w:pPr>
   </w:style>
-  <w:style w:type="paragraph" w:styleId="770">
+  <w:style w:type="paragraph" w:styleId="952">
     <w:name w:val="List Number"/>
-    <w:basedOn w:val="732"/>
+    <w:basedOn w:val="914"/>
     <w:uiPriority w:val="99"/>
     <w:unhideWhenUsed/>
     <w:pPr>
@@ -39015,9 +39011,9 @@
       <w:contextualSpacing w:val="true"/>
     </w:pPr>
   </w:style>
-  <w:style w:type="paragraph" w:styleId="771">
+  <w:style w:type="paragraph" w:styleId="953">
     <w:name w:val="List Number 2"/>
-    <w:basedOn w:val="732"/>
+    <w:basedOn w:val="914"/>
     <w:uiPriority w:val="99"/>
     <w:unhideWhenUsed/>
     <w:pPr>
@@ -39030,9 +39026,9 @@
       <w:contextualSpacing w:val="true"/>
     </w:pPr>
   </w:style>
-  <w:style w:type="paragraph" w:styleId="772">
+  <w:style w:type="paragraph" w:styleId="954">
     <w:name w:val="List Number 3"/>
-    <w:basedOn w:val="732"/>
+    <w:basedOn w:val="914"/>
     <w:uiPriority w:val="99"/>
     <w:unhideWhenUsed/>
     <w:pPr>
@@ -39045,9 +39041,9 @@
       <w:contextualSpacing w:val="true"/>
     </w:pPr>
   </w:style>
-  <w:style w:type="paragraph" w:styleId="773">
+  <w:style w:type="paragraph" w:styleId="955">
     <w:name w:val="List Continue"/>
-    <w:basedOn w:val="732"/>
+    <w:basedOn w:val="914"/>
     <w:uiPriority w:val="99"/>
     <w:unhideWhenUsed/>
     <w:pPr>
@@ -39057,9 +39053,9 @@
       <w:contextualSpacing w:val="true"/>
     </w:pPr>
   </w:style>
-  <w:style w:type="paragraph" w:styleId="774">
+  <w:style w:type="paragraph" w:styleId="956">
     <w:name w:val="List Continue 2"/>
-    <w:basedOn w:val="732"/>
+    <w:basedOn w:val="914"/>
     <w:uiPriority w:val="99"/>
     <w:unhideWhenUsed/>
     <w:pPr>
@@ -39069,9 +39065,9 @@
       <w:contextualSpacing w:val="true"/>
     </w:pPr>
   </w:style>
-  <w:style w:type="paragraph" w:styleId="775">
+  <w:style w:type="paragraph" w:styleId="957">
     <w:name w:val="List Continue 3"/>
-    <w:basedOn w:val="732"/>
+    <w:basedOn w:val="914"/>
     <w:uiPriority w:val="99"/>
     <w:unhideWhenUsed/>
     <w:pPr>
@@ -39081,9 +39077,9 @@
       <w:contextualSpacing w:val="true"/>
     </w:pPr>
   </w:style>
-  <w:style w:type="paragraph" w:styleId="776">
+  <w:style w:type="paragraph" w:styleId="958">
     <w:name w:val="macro"/>
-    <w:link w:val="777"/>
+    <w:link w:val="959"/>
     <w:uiPriority w:val="99"/>
     <w:unhideWhenUsed/>
     <w:pPr>
@@ -39106,10 +39102,10 @@
       <w:szCs w:val="20"/>
     </w:rPr>
   </w:style>
-  <w:style w:type="character" w:styleId="777" w:customStyle="1">
+  <w:style w:type="character" w:styleId="959" w:customStyle="1">
     <w:name w:val="Macro Text Char"/>
-    <w:basedOn w:val="746"/>
-    <w:link w:val="776"/>
+    <w:basedOn w:val="928"/>
+    <w:link w:val="958"/>
     <w:uiPriority w:val="99"/>
     <w:pPr>
       <w:pBdr/>
@@ -39122,11 +39118,11 @@
       <w:szCs w:val="20"/>
     </w:rPr>
   </w:style>
-  <w:style w:type="paragraph" w:styleId="778">
+  <w:style w:type="paragraph" w:styleId="960">
     <w:name w:val="Quote"/>
-    <w:basedOn w:val="732"/>
-    <w:next w:val="732"/>
-    <w:link w:val="779"/>
+    <w:basedOn w:val="914"/>
+    <w:next w:val="914"/>
+    <w:link w:val="961"/>
     <w:uiPriority w:val="29"/>
     <w:qFormat/>
     <w:pPr>
@@ -39140,10 +39136,10 @@
       <w:color w:val="000000" w:themeColor="text1"/>
     </w:rPr>
   </w:style>
-  <w:style w:type="character" w:styleId="779" w:customStyle="1">
+  <w:style w:type="character" w:styleId="961" w:customStyle="1">
     <w:name w:val="Quote Char"/>
-    <w:basedOn w:val="746"/>
-    <w:link w:val="778"/>
+    <w:basedOn w:val="928"/>
+    <w:link w:val="960"/>
     <w:uiPriority w:val="29"/>
     <w:pPr>
       <w:pBdr/>
@@ -39156,10 +39152,10 @@
       <w:color w:val="000000" w:themeColor="text1"/>
     </w:rPr>
   </w:style>
-  <w:style w:type="character" w:styleId="780" w:customStyle="1">
+  <w:style w:type="character" w:styleId="962" w:customStyle="1">
     <w:name w:val="Heading 4 Char"/>
-    <w:basedOn w:val="746"/>
-    <w:link w:val="740"/>
+    <w:basedOn w:val="928"/>
+    <w:link w:val="922"/>
     <w:uiPriority w:val="9"/>
     <w:semiHidden/>
     <w:pPr>
@@ -39176,10 +39172,10 @@
       <w:color w:val="4f81bd" w:themeColor="accent1"/>
     </w:rPr>
   </w:style>
-  <w:style w:type="character" w:styleId="781" w:customStyle="1">
+  <w:style w:type="character" w:styleId="963" w:customStyle="1">
     <w:name w:val="Heading 5 Char"/>
-    <w:basedOn w:val="746"/>
-    <w:link w:val="741"/>
+    <w:basedOn w:val="928"/>
+    <w:link w:val="923"/>
     <w:uiPriority w:val="9"/>
     <w:semiHidden/>
     <w:pPr>
@@ -39192,10 +39188,10 @@
       <w:color w:val="243f60" w:themeColor="accent1" w:themeShade="7F"/>
     </w:rPr>
   </w:style>
-  <w:style w:type="character" w:styleId="782" w:customStyle="1">
+  <w:style w:type="character" w:styleId="964" w:customStyle="1">
     <w:name w:val="Heading 6 Char"/>
-    <w:basedOn w:val="746"/>
-    <w:link w:val="742"/>
+    <w:basedOn w:val="928"/>
+    <w:link w:val="924"/>
     <w:uiPriority w:val="9"/>
     <w:semiHidden/>
     <w:pPr>
@@ -39210,10 +39206,10 @@
       <w:color w:val="243f60" w:themeColor="accent1" w:themeShade="7F"/>
     </w:rPr>
   </w:style>
-  <w:style w:type="character" w:styleId="783" w:customStyle="1">
+  <w:style w:type="character" w:styleId="965" w:customStyle="1">
     <w:name w:val="Heading 7 Char"/>
-    <w:basedOn w:val="746"/>
-    <w:link w:val="743"/>
+    <w:basedOn w:val="928"/>
+    <w:link w:val="925"/>
     <w:uiPriority w:val="9"/>
     <w:semiHidden/>
     <w:pPr>
@@ -39228,10 +39224,10 @@
       <w:color w:val="404040" w:themeColor="text1" w:themeTint="BF"/>
     </w:rPr>
   </w:style>
-  <w:style w:type="character" w:styleId="784" w:customStyle="1">
+  <w:style w:type="character" w:styleId="966" w:customStyle="1">
     <w:name w:val="Heading 8 Char"/>
-    <w:basedOn w:val="746"/>
-    <w:link w:val="744"/>
+    <w:basedOn w:val="928"/>
+    <w:link w:val="926"/>
     <w:uiPriority w:val="9"/>
     <w:semiHidden/>
     <w:pPr>
@@ -39246,10 +39242,10 @@
       <w:szCs w:val="20"/>
     </w:rPr>
   </w:style>
-  <w:style w:type="character" w:styleId="785" w:customStyle="1">
+  <w:style w:type="character" w:styleId="967" w:customStyle="1">
     <w:name w:val="Heading 9 Char"/>
-    <w:basedOn w:val="746"/>
-    <w:link w:val="745"/>
+    <w:basedOn w:val="928"/>
+    <w:link w:val="927"/>
     <w:uiPriority w:val="9"/>
     <w:semiHidden/>
     <w:pPr>
@@ -39266,10 +39262,10 @@
       <w:szCs w:val="20"/>
     </w:rPr>
   </w:style>
-  <w:style w:type="paragraph" w:styleId="786">
+  <w:style w:type="paragraph" w:styleId="968">
     <w:name w:val="Caption"/>
-    <w:basedOn w:val="732"/>
-    <w:next w:val="732"/>
+    <w:basedOn w:val="914"/>
+    <w:next w:val="914"/>
     <w:uiPriority w:val="35"/>
     <w:semiHidden/>
     <w:unhideWhenUsed/>
@@ -39287,9 +39283,9 @@
       <w:szCs w:val="18"/>
     </w:rPr>
   </w:style>
-  <w:style w:type="character" w:styleId="787">
+  <w:style w:type="character" w:styleId="969">
     <w:name w:val="Strong"/>
-    <w:basedOn w:val="746"/>
+    <w:basedOn w:val="928"/>
     <w:uiPriority w:val="22"/>
     <w:qFormat/>
     <w:pPr>
@@ -39302,9 +39298,9 @@
       <w:bCs/>
     </w:rPr>
   </w:style>
-  <w:style w:type="character" w:styleId="788">
+  <w:style w:type="character" w:styleId="970">
     <w:name w:val="Emphasis"/>
-    <w:basedOn w:val="746"/>
+    <w:basedOn w:val="928"/>
     <w:uiPriority w:val="20"/>
     <w:qFormat/>
     <w:pPr>
@@ -39317,11 +39313,11 @@
       <w:iCs/>
     </w:rPr>
   </w:style>
-  <w:style w:type="paragraph" w:styleId="789">
+  <w:style w:type="paragraph" w:styleId="971">
     <w:name w:val="Intense Quote"/>
-    <w:basedOn w:val="732"/>
-    <w:next w:val="732"/>
-    <w:link w:val="790"/>
+    <w:basedOn w:val="914"/>
+    <w:next w:val="914"/>
+    <w:link w:val="972"/>
     <w:uiPriority w:val="30"/>
     <w:qFormat/>
     <w:pPr>
@@ -39339,10 +39335,10 @@
       <w:color w:val="4f81bd" w:themeColor="accent1"/>
     </w:rPr>
   </w:style>
-  <w:style w:type="character" w:styleId="790" w:customStyle="1">
+  <w:style w:type="character" w:styleId="972" w:customStyle="1">
     <w:name w:val="Intense Quote Char"/>
-    <w:basedOn w:val="746"/>
-    <w:link w:val="789"/>
+    <w:basedOn w:val="928"/>
+    <w:link w:val="971"/>
     <w:uiPriority w:val="30"/>
     <w:pPr>
       <w:pBdr/>
@@ -39357,9 +39353,9 @@
       <w:color w:val="4f81bd" w:themeColor="accent1"/>
     </w:rPr>
   </w:style>
-  <w:style w:type="character" w:styleId="791">
+  <w:style w:type="character" w:styleId="973">
     <w:name w:val="Subtle Emphasis"/>
-    <w:basedOn w:val="746"/>
+    <w:basedOn w:val="928"/>
     <w:uiPriority w:val="19"/>
     <w:qFormat/>
     <w:pPr>
@@ -39373,9 +39369,9 @@
       <w:color w:val="808080" w:themeColor="text1" w:themeTint="7F"/>
     </w:rPr>
   </w:style>
-  <w:style w:type="character" w:styleId="792">
+  <w:style w:type="character" w:styleId="974">
     <w:name w:val="Intense Emphasis"/>
-    <w:basedOn w:val="746"/>
+    <w:basedOn w:val="928"/>
     <w:uiPriority w:val="21"/>
     <w:qFormat/>
     <w:pPr>
@@ -39391,9 +39387,9 @@
       <w:color w:val="4f81bd" w:themeColor="accent1"/>
     </w:rPr>
   </w:style>
-  <w:style w:type="character" w:styleId="793">
+  <w:style w:type="character" w:styleId="975">
     <w:name w:val="Subtle Reference"/>
-    <w:basedOn w:val="746"/>
+    <w:basedOn w:val="928"/>
     <w:uiPriority w:val="31"/>
     <w:qFormat/>
     <w:pPr>
@@ -39407,9 +39403,9 @@
       <w:u w:val="single"/>
     </w:rPr>
   </w:style>
-  <w:style w:type="character" w:styleId="794">
+  <w:style w:type="character" w:styleId="976">
     <w:name w:val="Intense Reference"/>
-    <w:basedOn w:val="746"/>
+    <w:basedOn w:val="928"/>
     <w:uiPriority w:val="32"/>
     <w:qFormat/>
     <w:pPr>
@@ -39426,9 +39422,9 @@
       <w:u w:val="single"/>
     </w:rPr>
   </w:style>
-  <w:style w:type="character" w:styleId="795">
+  <w:style w:type="character" w:styleId="977">
     <w:name w:val="Book Title"/>
-    <w:basedOn w:val="746"/>
+    <w:basedOn w:val="928"/>
     <w:uiPriority w:val="33"/>
     <w:qFormat/>
     <w:pPr>
@@ -39443,10 +39439,10 @@
       <w:spacing w:val="5"/>
     </w:rPr>
   </w:style>
-  <w:style w:type="paragraph" w:styleId="796">
+  <w:style w:type="paragraph" w:styleId="978">
     <w:name w:val="TOC Heading"/>
-    <w:basedOn w:val="737"/>
-    <w:next w:val="732"/>
+    <w:basedOn w:val="919"/>
+    <w:next w:val="914"/>
     <w:uiPriority w:val="39"/>
     <w:semiHidden/>
     <w:unhideWhenUsed/>
@@ -39458,9 +39454,9 @@
       <w:outlineLvl w:val="9"/>
     </w:pPr>
   </w:style>
-  <w:style w:type="table" w:styleId="797">
+  <w:style w:type="table" w:styleId="979">
     <w:name w:val="Table Grid"/>
-    <w:basedOn w:val="747"/>
+    <w:basedOn w:val="929"/>
     <w:uiPriority w:val="59"/>
     <w:pPr>
       <w:pBdr/>
@@ -39657,9 +39653,9 @@
       </w:tcPr>
     </w:tblStylePr>
   </w:style>
-  <w:style w:type="table" w:styleId="798">
+  <w:style w:type="table" w:styleId="980">
     <w:name w:val="Light Shading"/>
-    <w:basedOn w:val="747"/>
+    <w:basedOn w:val="929"/>
     <w:uiPriority w:val="60"/>
     <w:pPr>
       <w:pBdr/>
@@ -39891,9 +39887,9 @@
       </w:tcPr>
     </w:tblStylePr>
   </w:style>
-  <w:style w:type="table" w:styleId="799">
+  <w:style w:type="table" w:styleId="981">
     <w:name w:val="Light Shading Accent 1"/>
-    <w:basedOn w:val="747"/>
+    <w:basedOn w:val="929"/>
     <w:uiPriority w:val="60"/>
     <w:pPr>
       <w:pBdr/>
@@ -40125,9 +40121,9 @@
       </w:tcPr>
     </w:tblStylePr>
   </w:style>
-  <w:style w:type="table" w:styleId="800">
+  <w:style w:type="table" w:styleId="982">
     <w:name w:val="Light Shading Accent 2"/>
-    <w:basedOn w:val="747"/>
+    <w:basedOn w:val="929"/>
     <w:uiPriority w:val="60"/>
     <w:pPr>
       <w:pBdr/>
@@ -40359,9 +40355,9 @@
       </w:tcPr>
     </w:tblStylePr>
   </w:style>
-  <w:style w:type="table" w:styleId="801">
+  <w:style w:type="table" w:styleId="983">
     <w:name w:val="Light Shading Accent 3"/>
-    <w:basedOn w:val="747"/>
+    <w:basedOn w:val="929"/>
     <w:uiPriority w:val="60"/>
     <w:pPr>
       <w:pBdr/>
@@ -40593,9 +40589,9 @@
       </w:tcPr>
     </w:tblStylePr>
   </w:style>
-  <w:style w:type="table" w:styleId="802">
+  <w:style w:type="table" w:styleId="984">
     <w:name w:val="Light Shading Accent 4"/>
-    <w:basedOn w:val="747"/>
+    <w:basedOn w:val="929"/>
     <w:uiPriority w:val="60"/>
     <w:pPr>
       <w:pBdr/>
@@ -40827,9 +40823,9 @@
       </w:tcPr>
     </w:tblStylePr>
   </w:style>
-  <w:style w:type="table" w:styleId="803">
+  <w:style w:type="table" w:styleId="985">
     <w:name w:val="Light Shading Accent 5"/>
-    <w:basedOn w:val="747"/>
+    <w:basedOn w:val="929"/>
     <w:uiPriority w:val="60"/>
     <w:pPr>
       <w:pBdr/>
@@ -41061,9 +41057,9 @@
       </w:tcPr>
     </w:tblStylePr>
   </w:style>
-  <w:style w:type="table" w:styleId="804">
+  <w:style w:type="table" w:styleId="986">
     <w:name w:val="Light Shading Accent 6"/>
-    <w:basedOn w:val="747"/>
+    <w:basedOn w:val="929"/>
     <w:uiPriority w:val="60"/>
     <w:pPr>
       <w:pBdr/>
@@ -41295,9 +41291,9 @@
       </w:tcPr>
     </w:tblStylePr>
   </w:style>
-  <w:style w:type="table" w:styleId="805">
+  <w:style w:type="table" w:styleId="987">
     <w:name w:val="Light List"/>
-    <w:basedOn w:val="747"/>
+    <w:basedOn w:val="929"/>
     <w:uiPriority w:val="61"/>
     <w:pPr>
       <w:pBdr/>
@@ -41527,9 +41523,9 @@
       </w:tcPr>
     </w:tblStylePr>
   </w:style>
-  <w:style w:type="table" w:styleId="806">
+  <w:style w:type="table" w:styleId="988">
     <w:name w:val="Light List Accent 1"/>
-    <w:basedOn w:val="747"/>
+    <w:basedOn w:val="929"/>
     <w:uiPriority w:val="61"/>
     <w:pPr>
       <w:pBdr/>
@@ -41759,9 +41755,9 @@
       </w:tcPr>
     </w:tblStylePr>
   </w:style>
-  <w:style w:type="table" w:styleId="807">
+  <w:style w:type="table" w:styleId="989">
     <w:name w:val="Light List Accent 2"/>
-    <w:basedOn w:val="747"/>
+    <w:basedOn w:val="929"/>
     <w:uiPriority w:val="61"/>
     <w:pPr>
       <w:pBdr/>
@@ -41991,9 +41987,9 @@
       </w:tcPr>
     </w:tblStylePr>
   </w:style>
-  <w:style w:type="table" w:styleId="808">
+  <w:style w:type="table" w:styleId="990">
     <w:name w:val="Light List Accent 3"/>
-    <w:basedOn w:val="747"/>
+    <w:basedOn w:val="929"/>
     <w:uiPriority w:val="61"/>
     <w:pPr>
       <w:pBdr/>
@@ -42223,9 +42219,9 @@
       </w:tcPr>
     </w:tblStylePr>
   </w:style>
-  <w:style w:type="table" w:styleId="809">
+  <w:style w:type="table" w:styleId="991">
     <w:name w:val="Light List Accent 4"/>
-    <w:basedOn w:val="747"/>
+    <w:basedOn w:val="929"/>
     <w:uiPriority w:val="61"/>
     <w:pPr>
       <w:pBdr/>
@@ -42455,9 +42451,9 @@
       </w:tcPr>
     </w:tblStylePr>
   </w:style>
-  <w:style w:type="table" w:styleId="810">
+  <w:style w:type="table" w:styleId="992">
     <w:name w:val="Light List Accent 5"/>
-    <w:basedOn w:val="747"/>
+    <w:basedOn w:val="929"/>
     <w:uiPriority w:val="61"/>
     <w:pPr>
       <w:pBdr/>
@@ -42687,9 +42683,9 @@
       </w:tcPr>
     </w:tblStylePr>
   </w:style>
-  <w:style w:type="table" w:styleId="811">
+  <w:style w:type="table" w:styleId="993">
     <w:name w:val="Light List Accent 6"/>
-    <w:basedOn w:val="747"/>
+    <w:basedOn w:val="929"/>
     <w:uiPriority w:val="61"/>
     <w:pPr>
       <w:pBdr/>
@@ -42919,9 +42915,9 @@
       </w:tcPr>
     </w:tblStylePr>
   </w:style>
-  <w:style w:type="table" w:styleId="812">
+  <w:style w:type="table" w:styleId="994">
     <w:name w:val="Light Grid"/>
-    <w:basedOn w:val="747"/>
+    <w:basedOn w:val="929"/>
     <w:uiPriority w:val="62"/>
     <w:pPr>
       <w:pBdr/>
@@ -43172,9 +43168,9 @@
       </w:tcPr>
     </w:tblStylePr>
   </w:style>
-  <w:style w:type="table" w:styleId="813">
+  <w:style w:type="table" w:styleId="995">
     <w:name w:val="Light Grid Accent 1"/>
-    <w:basedOn w:val="747"/>
+    <w:basedOn w:val="929"/>
     <w:uiPriority w:val="62"/>
     <w:pPr>
       <w:pBdr/>
@@ -43425,9 +43421,9 @@
       </w:tcPr>
     </w:tblStylePr>
   </w:style>
-  <w:style w:type="table" w:styleId="814">
+  <w:style w:type="table" w:styleId="996">
     <w:name w:val="Light Grid Accent 2"/>
-    <w:basedOn w:val="747"/>
+    <w:basedOn w:val="929"/>
     <w:uiPriority w:val="62"/>
     <w:pPr>
       <w:pBdr/>
@@ -43678,9 +43674,9 @@
       </w:tcPr>
     </w:tblStylePr>
   </w:style>
-  <w:style w:type="table" w:styleId="815">
+  <w:style w:type="table" w:styleId="997">
     <w:name w:val="Light Grid Accent 3"/>
-    <w:basedOn w:val="747"/>
+    <w:basedOn w:val="929"/>
     <w:uiPriority w:val="62"/>
     <w:pPr>
       <w:pBdr/>
@@ -43931,9 +43927,9 @@
       </w:tcPr>
     </w:tblStylePr>
   </w:style>
-  <w:style w:type="table" w:styleId="816">
+  <w:style w:type="table" w:styleId="998">
     <w:name w:val="Light Grid Accent 4"/>
-    <w:basedOn w:val="747"/>
+    <w:basedOn w:val="929"/>
     <w:uiPriority w:val="62"/>
     <w:pPr>
       <w:pBdr/>
@@ -44184,9 +44180,9 @@
       </w:tcPr>
     </w:tblStylePr>
   </w:style>
-  <w:style w:type="table" w:styleId="817">
+  <w:style w:type="table" w:styleId="999">
     <w:name w:val="Light Grid Accent 5"/>
-    <w:basedOn w:val="747"/>
+    <w:basedOn w:val="929"/>
     <w:uiPriority w:val="62"/>
     <w:pPr>
       <w:pBdr/>
@@ -44437,9 +44433,9 @@
       </w:tcPr>
     </w:tblStylePr>
   </w:style>
-  <w:style w:type="table" w:styleId="818">
+  <w:style w:type="table" w:styleId="1000">
     <w:name w:val="Light Grid Accent 6"/>
-    <w:basedOn w:val="747"/>
+    <w:basedOn w:val="929"/>
     <w:uiPriority w:val="62"/>
     <w:pPr>
       <w:pBdr/>
@@ -44690,9 +44686,9 @@
       </w:tcPr>
     </w:tblStylePr>
   </w:style>
-  <w:style w:type="table" w:styleId="819">
+  <w:style w:type="table" w:styleId="1001">
     <w:name w:val="Medium Shading 1"/>
-    <w:basedOn w:val="747"/>
+    <w:basedOn w:val="929"/>
     <w:uiPriority w:val="63"/>
     <w:pPr>
       <w:pBdr/>
@@ -44920,9 +44916,9 @@
       </w:tcPr>
     </w:tblStylePr>
   </w:style>
-  <w:style w:type="table" w:styleId="820">
+  <w:style w:type="table" w:styleId="1002">
     <w:name w:val="Medium Shading 1 Accent 1"/>
-    <w:basedOn w:val="747"/>
+    <w:basedOn w:val="929"/>
     <w:uiPriority w:val="63"/>
     <w:pPr>
       <w:pBdr/>
@@ -45150,9 +45146,9 @@
       </w:tcPr>
     </w:tblStylePr>
   </w:style>
-  <w:style w:type="table" w:styleId="821">
+  <w:style w:type="table" w:styleId="1003">
     <w:name w:val="Medium Shading 1 Accent 2"/>
-    <w:basedOn w:val="747"/>
+    <w:basedOn w:val="929"/>
     <w:uiPriority w:val="63"/>
     <w:pPr>
       <w:pBdr/>
@@ -45380,9 +45376,9 @@
       </w:tcPr>
     </w:tblStylePr>
   </w:style>
-  <w:style w:type="table" w:styleId="822">
+  <w:style w:type="table" w:styleId="1004">
     <w:name w:val="Medium Shading 1 Accent 3"/>
-    <w:basedOn w:val="747"/>
+    <w:basedOn w:val="929"/>
     <w:uiPriority w:val="63"/>
     <w:pPr>
       <w:pBdr/>
@@ -45610,9 +45606,9 @@
       </w:tcPr>
     </w:tblStylePr>
   </w:style>
-  <w:style w:type="table" w:styleId="823">
+  <w:style w:type="table" w:styleId="1005">
     <w:name w:val="Medium Shading 1 Accent 4"/>
-    <w:basedOn w:val="747"/>
+    <w:basedOn w:val="929"/>
     <w:uiPriority w:val="63"/>
     <w:pPr>
       <w:pBdr/>
@@ -45840,9 +45836,9 @@
       </w:tcPr>
     </w:tblStylePr>
   </w:style>
-  <w:style w:type="table" w:styleId="824">
+  <w:style w:type="table" w:styleId="1006">
     <w:name w:val="Medium Shading 1 Accent 5"/>
-    <w:basedOn w:val="747"/>
+    <w:basedOn w:val="929"/>
     <w:uiPriority w:val="63"/>
     <w:pPr>
       <w:pBdr/>
@@ -46070,9 +46066,9 @@
       </w:tcPr>
     </w:tblStylePr>
   </w:style>
-  <w:style w:type="table" w:styleId="825">
+  <w:style w:type="table" w:styleId="1007">
     <w:name w:val="Medium Shading 1 Accent 6"/>
-    <w:basedOn w:val="747"/>
+    <w:basedOn w:val="929"/>
     <w:uiPriority w:val="63"/>
     <w:pPr>
       <w:pBdr/>
@@ -46300,9 +46296,9 @@
       </w:tcPr>
     </w:tblStylePr>
   </w:style>
-  <w:style w:type="table" w:styleId="826">
+  <w:style w:type="table" w:styleId="1008">
     <w:name w:val="Medium Shading 2"/>
-    <w:basedOn w:val="747"/>
+    <w:basedOn w:val="929"/>
     <w:uiPriority w:val="64"/>
     <w:pPr>
       <w:pBdr/>
@@ -46555,9 +46551,9 @@
       </w:tcPr>
     </w:tblStylePr>
   </w:style>
-  <w:style w:type="table" w:styleId="827">
+  <w:style w:type="table" w:styleId="1009">
     <w:name w:val="Medium Shading 2 Accent 1"/>
-    <w:basedOn w:val="747"/>
+    <w:basedOn w:val="929"/>
     <w:uiPriority w:val="64"/>
     <w:pPr>
       <w:pBdr/>
@@ -46810,9 +46806,9 @@
       </w:tcPr>
     </w:tblStylePr>
   </w:style>
-  <w:style w:type="table" w:styleId="828">
+  <w:style w:type="table" w:styleId="1010">
     <w:name w:val="Medium Shading 2 Accent 2"/>
-    <w:basedOn w:val="747"/>
+    <w:basedOn w:val="929"/>
     <w:uiPriority w:val="64"/>
     <w:pPr>
       <w:pBdr/>
@@ -47065,9 +47061,9 @@
       </w:tcPr>
     </w:tblStylePr>
   </w:style>
-  <w:style w:type="table" w:styleId="829">
+  <w:style w:type="table" w:styleId="1011">
     <w:name w:val="Medium Shading 2 Accent 3"/>
-    <w:basedOn w:val="747"/>
+    <w:basedOn w:val="929"/>
     <w:uiPriority w:val="64"/>
     <w:pPr>
       <w:pBdr/>
@@ -47320,9 +47316,9 @@
       </w:tcPr>
     </w:tblStylePr>
   </w:style>
-  <w:style w:type="table" w:styleId="830">
+  <w:style w:type="table" w:styleId="1012">
     <w:name w:val="Medium Shading 2 Accent 4"/>
-    <w:basedOn w:val="747"/>
+    <w:basedOn w:val="929"/>
     <w:uiPriority w:val="64"/>
     <w:pPr>
       <w:pBdr/>
@@ -47575,9 +47571,9 @@
       </w:tcPr>
     </w:tblStylePr>
   </w:style>
-  <w:style w:type="table" w:styleId="831">
+  <w:style w:type="table" w:styleId="1013">
     <w:name w:val="Medium Shading 2 Accent 5"/>
-    <w:basedOn w:val="747"/>
+    <w:basedOn w:val="929"/>
     <w:uiPriority w:val="64"/>
     <w:pPr>
       <w:pBdr/>
@@ -47830,9 +47826,9 @@
       </w:tcPr>
     </w:tblStylePr>
   </w:style>
-  <w:style w:type="table" w:styleId="832">
+  <w:style w:type="table" w:styleId="1014">
     <w:name w:val="Medium Shading 2 Accent 6"/>
-    <w:basedOn w:val="747"/>
+    <w:basedOn w:val="929"/>
     <w:uiPriority w:val="64"/>
     <w:pPr>
       <w:pBdr/>
@@ -48085,9 +48081,9 @@
       </w:tcPr>
     </w:tblStylePr>
   </w:style>
-  <w:style w:type="table" w:styleId="833">
+  <w:style w:type="table" w:styleId="1015">
     <w:name w:val="Medium List 1"/>
-    <w:basedOn w:val="747"/>
+    <w:basedOn w:val="929"/>
     <w:uiPriority w:val="65"/>
     <w:pPr>
       <w:pBdr/>
@@ -48312,9 +48308,9 @@
       </w:tcPr>
     </w:tblStylePr>
   </w:style>
-  <w:style w:type="table" w:styleId="834">
+  <w:style w:type="table" w:styleId="1016">
     <w:name w:val="Medium List 1 Accent 1"/>
-    <w:basedOn w:val="747"/>
+    <w:basedOn w:val="929"/>
     <w:uiPriority w:val="65"/>
     <w:pPr>
       <w:pBdr/>
@@ -48539,9 +48535,9 @@
       </w:tcPr>
     </w:tblStylePr>
   </w:style>
-  <w:style w:type="table" w:styleId="835">
+  <w:style w:type="table" w:styleId="1017">
     <w:name w:val="Medium List 1 Accent 2"/>
-    <w:basedOn w:val="747"/>
+    <w:basedOn w:val="929"/>
     <w:uiPriority w:val="65"/>
     <w:pPr>
       <w:pBdr/>
@@ -48766,9 +48762,9 @@
       </w:tcPr>
     </w:tblStylePr>
   </w:style>
-  <w:style w:type="table" w:styleId="836">
+  <w:style w:type="table" w:styleId="1018">
     <w:name w:val="Medium List 1 Accent 3"/>
-    <w:basedOn w:val="747"/>
+    <w:basedOn w:val="929"/>
     <w:uiPriority w:val="65"/>
     <w:pPr>
       <w:pBdr/>
@@ -48993,9 +48989,9 @@
       </w:tcPr>
     </w:tblStylePr>
   </w:style>
-  <w:style w:type="table" w:styleId="837">
+  <w:style w:type="table" w:styleId="1019">
     <w:name w:val="Medium List 1 Accent 4"/>
-    <w:basedOn w:val="747"/>
+    <w:basedOn w:val="929"/>
     <w:uiPriority w:val="65"/>
     <w:pPr>
       <w:pBdr/>
@@ -49220,9 +49216,9 @@
       </w:tcPr>
     </w:tblStylePr>
   </w:style>
-  <w:style w:type="table" w:styleId="838">
+  <w:style w:type="table" w:styleId="1020">
     <w:name w:val="Medium List 1 Accent 5"/>
-    <w:basedOn w:val="747"/>
+    <w:basedOn w:val="929"/>
     <w:uiPriority w:val="65"/>
     <w:pPr>
       <w:pBdr/>
@@ -49447,9 +49443,9 @@
       </w:tcPr>
     </w:tblStylePr>
   </w:style>
-  <w:style w:type="table" w:styleId="839">
+  <w:style w:type="table" w:styleId="1021">
     <w:name w:val="Medium List 1 Accent 6"/>
-    <w:basedOn w:val="747"/>
+    <w:basedOn w:val="929"/>
     <w:uiPriority w:val="65"/>
     <w:pPr>
       <w:pBdr/>
@@ -49674,9 +49670,9 @@
       </w:tcPr>
     </w:tblStylePr>
   </w:style>
-  <w:style w:type="table" w:styleId="840">
+  <w:style w:type="table" w:styleId="1022">
     <w:name w:val="Medium List 2"/>
-    <w:basedOn w:val="747"/>
+    <w:basedOn w:val="929"/>
     <w:uiPriority w:val="66"/>
     <w:pPr>
       <w:pBdr/>
@@ -49916,9 +49912,9 @@
       </w:tcPr>
     </w:tblStylePr>
   </w:style>
-  <w:style w:type="table" w:styleId="841">
+  <w:style w:type="table" w:styleId="1023">
     <w:name w:val="Medium List 2 Accent 1"/>
-    <w:basedOn w:val="747"/>
+    <w:basedOn w:val="929"/>
     <w:uiPriority w:val="66"/>
     <w:pPr>
       <w:pBdr/>
@@ -50158,9 +50154,9 @@
       </w:tcPr>
     </w:tblStylePr>
   </w:style>
-  <w:style w:type="table" w:styleId="842">
+  <w:style w:type="table" w:styleId="1024">
     <w:name w:val="Medium List 2 Accent 2"/>
-    <w:basedOn w:val="747"/>
+    <w:basedOn w:val="929"/>
     <w:uiPriority w:val="66"/>
     <w:pPr>
       <w:pBdr/>
@@ -50400,9 +50396,9 @@
       </w:tcPr>
     </w:tblStylePr>
   </w:style>
-  <w:style w:type="table" w:styleId="843">
+  <w:style w:type="table" w:styleId="1025">
     <w:name w:val="Medium List 2 Accent 3"/>
-    <w:basedOn w:val="747"/>
+    <w:basedOn w:val="929"/>
     <w:uiPriority w:val="66"/>
     <w:pPr>
       <w:pBdr/>
@@ -50642,9 +50638,9 @@
       </w:tcPr>
     </w:tblStylePr>
   </w:style>
-  <w:style w:type="table" w:styleId="844">
+  <w:style w:type="table" w:styleId="1026">
     <w:name w:val="Medium List 2 Accent 4"/>
-    <w:basedOn w:val="747"/>
+    <w:basedOn w:val="929"/>
     <w:uiPriority w:val="66"/>
     <w:pPr>
       <w:pBdr/>
@@ -50884,9 +50880,9 @@
       </w:tcPr>
     </w:tblStylePr>
   </w:style>
-  <w:style w:type="table" w:styleId="845">
+  <w:style w:type="table" w:styleId="1027">
     <w:name w:val="Medium List 2 Accent 5"/>
-    <w:basedOn w:val="747"/>
+    <w:basedOn w:val="929"/>
     <w:uiPriority w:val="66"/>
     <w:pPr>
       <w:pBdr/>
@@ -51126,9 +51122,9 @@
       </w:tcPr>
     </w:tblStylePr>
   </w:style>
-  <w:style w:type="table" w:styleId="846">
+  <w:style w:type="table" w:styleId="1028">
     <w:name w:val="Medium List 2 Accent 6"/>
-    <w:basedOn w:val="747"/>
+    <w:basedOn w:val="929"/>
     <w:uiPriority w:val="66"/>
     <w:pPr>
       <w:pBdr/>
@@ -51368,9 +51364,9 @@
       </w:tcPr>
     </w:tblStylePr>
   </w:style>
-  <w:style w:type="table" w:styleId="847">
+  <w:style w:type="table" w:styleId="1029">
     <w:name w:val="Medium Grid 1"/>
-    <w:basedOn w:val="747"/>
+    <w:basedOn w:val="929"/>
     <w:uiPriority w:val="67"/>
     <w:pPr>
       <w:pBdr/>
@@ -51590,9 +51586,9 @@
       </w:tcPr>
     </w:tblStylePr>
   </w:style>
-  <w:style w:type="table" w:styleId="848">
+  <w:style w:type="table" w:styleId="1030">
     <w:name w:val="Medium Grid 1 Accent 1"/>
-    <w:basedOn w:val="747"/>
+    <w:basedOn w:val="929"/>
     <w:uiPriority w:val="67"/>
     <w:pPr>
       <w:pBdr/>
@@ -51812,9 +51808,9 @@
       </w:tcPr>
     </w:tblStylePr>
   </w:style>
-  <w:style w:type="table" w:styleId="849">
+  <w:style w:type="table" w:styleId="1031">
     <w:name w:val="Medium Grid 1 Accent 2"/>
-    <w:basedOn w:val="747"/>
+    <w:basedOn w:val="929"/>
     <w:uiPriority w:val="67"/>
     <w:pPr>
       <w:pBdr/>
@@ -52034,9 +52030,9 @@
       </w:tcPr>
     </w:tblStylePr>
   </w:style>
-  <w:style w:type="table" w:styleId="850">
+  <w:style w:type="table" w:styleId="1032">
     <w:name w:val="Medium Grid 1 Accent 3"/>
-    <w:basedOn w:val="747"/>
+    <w:basedOn w:val="929"/>
     <w:uiPriority w:val="67"/>
     <w:pPr>
       <w:pBdr/>
@@ -52256,9 +52252,9 @@
       </w:tcPr>
     </w:tblStylePr>
   </w:style>
-  <w:style w:type="table" w:styleId="851">
+  <w:style w:type="table" w:styleId="1033">
     <w:name w:val="Medium Grid 1 Accent 4"/>
-    <w:basedOn w:val="747"/>
+    <w:basedOn w:val="929"/>
     <w:uiPriority w:val="67"/>
     <w:pPr>
       <w:pBdr/>
@@ -52478,9 +52474,9 @@
       </w:tcPr>
     </w:tblStylePr>
   </w:style>
-  <w:style w:type="table" w:styleId="852">
+  <w:style w:type="table" w:styleId="1034">
     <w:name w:val="Medium Grid 1 Accent 5"/>
-    <w:basedOn w:val="747"/>
+    <w:basedOn w:val="929"/>
     <w:uiPriority w:val="67"/>
     <w:pPr>
       <w:pBdr/>
@@ -52700,9 +52696,9 @@
       </w:tcPr>
     </w:tblStylePr>
   </w:style>
-  <w:style w:type="table" w:styleId="853">
+  <w:style w:type="table" w:styleId="1035">
     <w:name w:val="Medium Grid 1 Accent 6"/>
-    <w:basedOn w:val="747"/>
+    <w:basedOn w:val="929"/>
     <w:uiPriority w:val="67"/>
     <w:pPr>
       <w:pBdr/>
@@ -52922,9 +52918,9 @@
       </w:tcPr>
     </w:tblStylePr>
   </w:style>
-  <w:style w:type="table" w:styleId="854">
+  <w:style w:type="table" w:styleId="1036">
     <w:name w:val="Medium Grid 2"/>
-    <w:basedOn w:val="747"/>
+    <w:basedOn w:val="929"/>
     <w:uiPriority w:val="68"/>
     <w:pPr>
       <w:pBdr/>
@@ -53170,9 +53166,9 @@
       </w:tcPr>
     </w:tblStylePr>
   </w:style>
-  <w:style w:type="table" w:styleId="855">
+  <w:style w:type="table" w:styleId="1037">
     <w:name w:val="Medium Grid 2 Accent 1"/>
-    <w:basedOn w:val="747"/>
+    <w:basedOn w:val="929"/>
     <w:uiPriority w:val="68"/>
     <w:pPr>
       <w:pBdr/>
@@ -53418,9 +53414,9 @@
       </w:tcPr>
     </w:tblStylePr>
   </w:style>
-  <w:style w:type="table" w:styleId="856">
+  <w:style w:type="table" w:styleId="1038">
     <w:name w:val="Medium Grid 2 Accent 2"/>
-    <w:basedOn w:val="747"/>
+    <w:basedOn w:val="929"/>
     <w:uiPriority w:val="68"/>
     <w:pPr>
       <w:pBdr/>
@@ -53666,9 +53662,9 @@
       </w:tcPr>
     </w:tblStylePr>
   </w:style>
-  <w:style w:type="table" w:styleId="857">
+  <w:style w:type="table" w:styleId="1039">
     <w:name w:val="Medium Grid 2 Accent 3"/>
-    <w:basedOn w:val="747"/>
+    <w:basedOn w:val="929"/>
     <w:uiPriority w:val="68"/>
     <w:pPr>
       <w:pBdr/>
@@ -53914,9 +53910,9 @@
       </w:tcPr>
     </w:tblStylePr>
   </w:style>
-  <w:style w:type="table" w:styleId="858">
+  <w:style w:type="table" w:styleId="1040">
     <w:name w:val="Medium Grid 2 Accent 4"/>
-    <w:basedOn w:val="747"/>
+    <w:basedOn w:val="929"/>
     <w:uiPriority w:val="68"/>
     <w:pPr>
       <w:pBdr/>
@@ -54162,9 +54158,9 @@
       </w:tcPr>
     </w:tblStylePr>
   </w:style>
-  <w:style w:type="table" w:styleId="859">
+  <w:style w:type="table" w:styleId="1041">
     <w:name w:val="Medium Grid 2 Accent 5"/>
-    <w:basedOn w:val="747"/>
+    <w:basedOn w:val="929"/>
     <w:uiPriority w:val="68"/>
     <w:pPr>
       <w:pBdr/>
@@ -54410,9 +54406,9 @@
       </w:tcPr>
     </w:tblStylePr>
   </w:style>
-  <w:style w:type="table" w:styleId="860">
+  <w:style w:type="table" w:styleId="1042">
     <w:name w:val="Medium Grid 2 Accent 6"/>
-    <w:basedOn w:val="747"/>
+    <w:basedOn w:val="929"/>
     <w:uiPriority w:val="68"/>
     <w:pPr>
       <w:pBdr/>
@@ -54658,9 +54654,9 @@
       </w:tcPr>
     </w:tblStylePr>
   </w:style>
-  <w:style w:type="table" w:styleId="861">
+  <w:style w:type="table" w:styleId="1043">
     <w:name w:val="Medium Grid 3"/>
-    <w:basedOn w:val="747"/>
+    <w:basedOn w:val="929"/>
     <w:uiPriority w:val="69"/>
     <w:pPr>
       <w:pBdr/>
@@ -54922,9 +54918,9 @@
       </w:tcPr>
     </w:tblStylePr>
   </w:style>
-  <w:style w:type="table" w:styleId="862">
+  <w:style w:type="table" w:styleId="1044">
     <w:name w:val="Medium Grid 3 Accent 1"/>
-    <w:basedOn w:val="747"/>
+    <w:basedOn w:val="929"/>
     <w:uiPriority w:val="69"/>
     <w:pPr>
       <w:pBdr/>
@@ -55186,9 +55182,9 @@
       </w:tcPr>
     </w:tblStylePr>
   </w:style>
-  <w:style w:type="table" w:styleId="863">
+  <w:style w:type="table" w:styleId="1045">
     <w:name w:val="Medium Grid 3 Accent 2"/>
-    <w:basedOn w:val="747"/>
+    <w:basedOn w:val="929"/>
     <w:uiPriority w:val="69"/>
     <w:pPr>
       <w:pBdr/>
@@ -55450,9 +55446,9 @@
       </w:tcPr>
     </w:tblStylePr>
   </w:style>
-  <w:style w:type="table" w:styleId="864">
+  <w:style w:type="table" w:styleId="1046">
     <w:name w:val="Medium Grid 3 Accent 3"/>
-    <w:basedOn w:val="747"/>
+    <w:basedOn w:val="929"/>
     <w:uiPriority w:val="69"/>
     <w:pPr>
       <w:pBdr/>
@@ -55714,9 +55710,9 @@
       </w:tcPr>
     </w:tblStylePr>
   </w:style>
-  <w:style w:type="table" w:styleId="865">
+  <w:style w:type="table" w:styleId="1047">
     <w:name w:val="Medium Grid 3 Accent 4"/>
-    <w:basedOn w:val="747"/>
+    <w:basedOn w:val="929"/>
     <w:uiPriority w:val="69"/>
     <w:pPr>
       <w:pBdr/>
@@ -55978,9 +55974,9 @@
       </w:tcPr>
     </w:tblStylePr>
   </w:style>
-  <w:style w:type="table" w:styleId="866">
+  <w:style w:type="table" w:styleId="1048">
     <w:name w:val="Medium Grid 3 Accent 5"/>
-    <w:basedOn w:val="747"/>
+    <w:basedOn w:val="929"/>
     <w:uiPriority w:val="69"/>
     <w:pPr>
       <w:pBdr/>
@@ -56242,9 +56238,9 @@
       </w:tcPr>
     </w:tblStylePr>
   </w:style>
-  <w:style w:type="table" w:styleId="867">
+  <w:style w:type="table" w:styleId="1049">
     <w:name w:val="Medium Grid 3 Accent 6"/>
-    <w:basedOn w:val="747"/>
+    <w:basedOn w:val="929"/>
     <w:uiPriority w:val="69"/>
     <w:pPr>
       <w:pBdr/>
@@ -56506,9 +56502,9 @@
       </w:tcPr>
     </w:tblStylePr>
   </w:style>
-  <w:style w:type="table" w:styleId="868">
+  <w:style w:type="table" w:styleId="1050">
     <w:name w:val="Dark List"/>
-    <w:basedOn w:val="747"/>
+    <w:basedOn w:val="929"/>
     <w:uiPriority w:val="70"/>
     <w:pPr>
       <w:pBdr/>
@@ -56744,9 +56740,9 @@
       </w:tcPr>
     </w:tblStylePr>
   </w:style>
-  <w:style w:type="table" w:styleId="869">
+  <w:style w:type="table" w:styleId="1051">
     <w:name w:val="Dark List Accent 1"/>
-    <w:basedOn w:val="747"/>
+    <w:basedOn w:val="929"/>
     <w:uiPriority w:val="70"/>
     <w:pPr>
       <w:pBdr/>
@@ -56982,9 +56978,9 @@
       </w:tcPr>
     </w:tblStylePr>
   </w:style>
-  <w:style w:type="table" w:styleId="870">
+  <w:style w:type="table" w:styleId="1052">
     <w:name w:val="Dark List Accent 2"/>
-    <w:basedOn w:val="747"/>
+    <w:basedOn w:val="929"/>
     <w:uiPriority w:val="70"/>
     <w:pPr>
       <w:pBdr/>
@@ -57220,9 +57216,9 @@
       </w:tcPr>
     </w:tblStylePr>
   </w:style>
-  <w:style w:type="table" w:styleId="871">
+  <w:style w:type="table" w:styleId="1053">
     <w:name w:val="Dark List Accent 3"/>
-    <w:basedOn w:val="747"/>
+    <w:basedOn w:val="929"/>
     <w:uiPriority w:val="70"/>
     <w:pPr>
       <w:pBdr/>
@@ -57458,9 +57454,9 @@
       </w:tcPr>
     </w:tblStylePr>
   </w:style>
-  <w:style w:type="table" w:styleId="872">
+  <w:style w:type="table" w:styleId="1054">
     <w:name w:val="Dark List Accent 4"/>
-    <w:basedOn w:val="747"/>
+    <w:basedOn w:val="929"/>
     <w:uiPriority w:val="70"/>
     <w:pPr>
       <w:pBdr/>
@@ -57696,9 +57692,9 @@
       </w:tcPr>
     </w:tblStylePr>
   </w:style>
-  <w:style w:type="table" w:styleId="873">
+  <w:style w:type="table" w:styleId="1055">
     <w:name w:val="Dark List Accent 5"/>
-    <w:basedOn w:val="747"/>
+    <w:basedOn w:val="929"/>
     <w:uiPriority w:val="70"/>
     <w:pPr>
       <w:pBdr/>
@@ -57934,9 +57930,9 @@
       </w:tcPr>
     </w:tblStylePr>
   </w:style>
-  <w:style w:type="table" w:styleId="874">
+  <w:style w:type="table" w:styleId="1056">
     <w:name w:val="Dark List Accent 6"/>
-    <w:basedOn w:val="747"/>
+    <w:basedOn w:val="929"/>
     <w:uiPriority w:val="70"/>
     <w:pPr>
       <w:pBdr/>
@@ -58172,9 +58168,9 @@
       </w:tcPr>
     </w:tblStylePr>
   </w:style>
-  <w:style w:type="table" w:styleId="875">
+  <w:style w:type="table" w:styleId="1057">
     <w:name w:val="Colorful Shading"/>
-    <w:basedOn w:val="747"/>
+    <w:basedOn w:val="929"/>
     <w:uiPriority w:val="71"/>
     <w:pPr>
       <w:pBdr/>
@@ -58421,9 +58417,9 @@
       </w:tcPr>
     </w:tblStylePr>
   </w:style>
-  <w:style w:type="table" w:styleId="876">
+  <w:style w:type="table" w:styleId="1058">
     <w:name w:val="Colorful Shading Accent 1"/>
-    <w:basedOn w:val="747"/>
+    <w:basedOn w:val="929"/>
     <w:uiPriority w:val="71"/>
     <w:pPr>
       <w:pBdr/>
@@ -58670,9 +58666,9 @@
       </w:tcPr>
     </w:tblStylePr>
   </w:style>
-  <w:style w:type="table" w:styleId="877">
+  <w:style w:type="table" w:styleId="1059">
     <w:name w:val="Colorful Shading Accent 2"/>
-    <w:basedOn w:val="747"/>
+    <w:basedOn w:val="929"/>
     <w:uiPriority w:val="71"/>
     <w:pPr>
       <w:pBdr/>
@@ -58919,9 +58915,9 @@
       </w:tcPr>
     </w:tblStylePr>
   </w:style>
-  <w:style w:type="table" w:styleId="878">
+  <w:style w:type="table" w:styleId="1060">
     <w:name w:val="Colorful Shading Accent 3"/>
-    <w:basedOn w:val="747"/>
+    <w:basedOn w:val="929"/>
     <w:uiPriority w:val="71"/>
     <w:pPr>
       <w:pBdr/>
@@ -59162,9 +59158,9 @@
       </w:tcPr>
     </w:tblStylePr>
   </w:style>
-  <w:style w:type="table" w:styleId="879">
+  <w:style w:type="table" w:styleId="1061">
     <w:name w:val="Colorful Shading Accent 4"/>
-    <w:basedOn w:val="747"/>
+    <w:basedOn w:val="929"/>
     <w:uiPriority w:val="71"/>
     <w:pPr>
       <w:pBdr/>
@@ -59411,9 +59407,9 @@
       </w:tcPr>
     </w:tblStylePr>
   </w:style>
-  <w:style w:type="table" w:styleId="880">
+  <w:style w:type="table" w:styleId="1062">
     <w:name w:val="Colorful Shading Accent 5"/>
-    <w:basedOn w:val="747"/>
+    <w:basedOn w:val="929"/>
     <w:uiPriority w:val="71"/>
     <w:pPr>
       <w:pBdr/>
@@ -59660,9 +59656,9 @@
       </w:tcPr>
     </w:tblStylePr>
   </w:style>
-  <w:style w:type="table" w:styleId="881">
+  <w:style w:type="table" w:styleId="1063">
     <w:name w:val="Colorful Shading Accent 6"/>
-    <w:basedOn w:val="747"/>
+    <w:basedOn w:val="929"/>
     <w:uiPriority w:val="71"/>
     <w:pPr>
       <w:pBdr/>
@@ -59909,9 +59905,9 @@
       </w:tcPr>
     </w:tblStylePr>
   </w:style>
-  <w:style w:type="table" w:styleId="882">
+  <w:style w:type="table" w:styleId="1064">
     <w:name w:val="Colorful List"/>
-    <w:basedOn w:val="747"/>
+    <w:basedOn w:val="929"/>
     <w:uiPriority w:val="72"/>
     <w:pPr>
       <w:pBdr/>
@@ -60138,9 +60134,9 @@
       </w:tcPr>
     </w:tblStylePr>
   </w:style>
-  <w:style w:type="table" w:styleId="883">
+  <w:style w:type="table" w:styleId="1065">
     <w:name w:val="Colorful List Accent 1"/>
-    <w:basedOn w:val="747"/>
+    <w:basedOn w:val="929"/>
     <w:uiPriority w:val="72"/>
     <w:pPr>
       <w:pBdr/>
@@ -60367,9 +60363,9 @@
       </w:tcPr>
     </w:tblStylePr>
   </w:style>
-  <w:style w:type="table" w:styleId="884">
+  <w:style w:type="table" w:styleId="1066">
     <w:name w:val="Colorful List Accent 2"/>
-    <w:basedOn w:val="747"/>
+    <w:basedOn w:val="929"/>
     <w:uiPriority w:val="72"/>
     <w:pPr>
       <w:pBdr/>
@@ -60596,9 +60592,9 @@
       </w:tcPr>
     </w:tblStylePr>
   </w:style>
-  <w:style w:type="table" w:styleId="885">
+  <w:style w:type="table" w:styleId="1067">
     <w:name w:val="Colorful List Accent 3"/>
-    <w:basedOn w:val="747"/>
+    <w:basedOn w:val="929"/>
     <w:uiPriority w:val="72"/>
     <w:pPr>
       <w:pBdr/>
@@ -60825,9 +60821,9 @@
       </w:tcPr>
     </w:tblStylePr>
   </w:style>
-  <w:style w:type="table" w:styleId="886">
+  <w:style w:type="table" w:styleId="1068">
     <w:name w:val="Colorful List Accent 4"/>
-    <w:basedOn w:val="747"/>
+    <w:basedOn w:val="929"/>
     <w:uiPriority w:val="72"/>
     <w:pPr>
       <w:pBdr/>
@@ -61054,9 +61050,9 @@
       </w:tcPr>
     </w:tblStylePr>
   </w:style>
-  <w:style w:type="table" w:styleId="887">
+  <w:style w:type="table" w:styleId="1069">
     <w:name w:val="Colorful List Accent 5"/>
-    <w:basedOn w:val="747"/>
+    <w:basedOn w:val="929"/>
     <w:uiPriority w:val="72"/>
     <w:pPr>
       <w:pBdr/>
@@ -61283,9 +61279,9 @@
       </w:tcPr>
     </w:tblStylePr>
   </w:style>
-  <w:style w:type="table" w:styleId="888">
+  <w:style w:type="table" w:styleId="1070">
     <w:name w:val="Colorful List Accent 6"/>
-    <w:basedOn w:val="747"/>
+    <w:basedOn w:val="929"/>
     <w:uiPriority w:val="72"/>
     <w:pPr>
       <w:pBdr/>
@@ -61512,9 +61508,9 @@
       </w:tcPr>
     </w:tblStylePr>
   </w:style>
-  <w:style w:type="table" w:styleId="889">
+  <w:style w:type="table" w:styleId="1071">
     <w:name w:val="Colorful Grid"/>
-    <w:basedOn w:val="747"/>
+    <w:basedOn w:val="929"/>
     <w:uiPriority w:val="73"/>
     <w:pPr>
       <w:pBdr/>
@@ -61733,9 +61729,9 @@
       </w:tcPr>
     </w:tblStylePr>
   </w:style>
-  <w:style w:type="table" w:styleId="890">
+  <w:style w:type="table" w:styleId="1072">
     <w:name w:val="Colorful Grid Accent 1"/>
-    <w:basedOn w:val="747"/>
+    <w:basedOn w:val="929"/>
     <w:uiPriority w:val="73"/>
     <w:pPr>
       <w:pBdr/>
@@ -61954,9 +61950,9 @@
       </w:tcPr>
     </w:tblStylePr>
   </w:style>
-  <w:style w:type="table" w:styleId="891">
+  <w:style w:type="table" w:styleId="1073">
     <w:name w:val="Colorful Grid Accent 2"/>
-    <w:basedOn w:val="747"/>
+    <w:basedOn w:val="929"/>
     <w:uiPriority w:val="73"/>
     <w:pPr>
       <w:pBdr/>
@@ -62175,9 +62171,9 @@
       </w:tcPr>
     </w:tblStylePr>
   </w:style>
-  <w:style w:type="table" w:styleId="892">
+  <w:style w:type="table" w:styleId="1074">
     <w:name w:val="Colorful Grid Accent 3"/>
-    <w:basedOn w:val="747"/>
+    <w:basedOn w:val="929"/>
     <w:uiPriority w:val="73"/>
     <w:pPr>
       <w:pBdr/>
@@ -62396,9 +62392,9 @@
       </w:tcPr>
     </w:tblStylePr>
   </w:style>
-  <w:style w:type="table" w:styleId="893">
+  <w:style w:type="table" w:styleId="1075">
     <w:name w:val="Colorful Grid Accent 4"/>
-    <w:basedOn w:val="747"/>
+    <w:basedOn w:val="929"/>
     <w:uiPriority w:val="73"/>
     <w:pPr>
       <w:pBdr/>
@@ -62617,9 +62613,9 @@
       </w:tcPr>
     </w:tblStylePr>
   </w:style>
-  <w:style w:type="table" w:styleId="894">
+  <w:style w:type="table" w:styleId="1076">
     <w:name w:val="Colorful Grid Accent 5"/>
-    <w:basedOn w:val="747"/>
+    <w:basedOn w:val="929"/>
     <w:uiPriority w:val="73"/>
     <w:pPr>
       <w:pBdr/>
@@ -62838,9 +62834,9 @@
       </w:tcPr>
     </w:tblStylePr>
   </w:style>
-  <w:style w:type="table" w:styleId="895">
+  <w:style w:type="table" w:styleId="1077">
     <w:name w:val="Colorful Grid Accent 6"/>
-    <w:basedOn w:val="747"/>
+    <w:basedOn w:val="929"/>
     <w:uiPriority w:val="73"/>
     <w:pPr>
       <w:pBdr/>

--- a/jnciesproadmap/LAB-004/LAB-004_Solution-Guide.docx
+++ b/jnciesproadmap/LAB-004/LAB-004_Solution-Guide.docx
@@ -3486,7 +3486,52 @@
           <w:b w:val="0"/>
           <w:sz w:val="18"/>
         </w:rPr>
-        <w:t xml:space="preserve">1. Inspect the service route deeply enough to expose protocol and indirect next-hop fields.</w:t>
+        <w:t xml:space="preserve">1. Inspect the service route deeply enough to expose </w:t>
+      </w:r>
+      <w:r>
+        <w:rPr>
+          <w:rFonts w:ascii="Calibri" w:hAnsi="Calibri"/>
+          <w:b/>
+          <w:bCs/>
+          <w:color w:val="c00000"/>
+          <w:sz w:val="18"/>
+        </w:rPr>
+        <w:t xml:space="preserve">protocol next-hop</w:t>
+      </w:r>
+      <w:r>
+        <w:rPr>
+          <w:rFonts w:ascii="Calibri" w:hAnsi="Calibri"/>
+          <w:b/>
+          <w:bCs/>
+          <w:sz w:val="18"/>
+        </w:rPr>
+        <w:t xml:space="preserve"> </w:t>
+      </w:r>
+      <w:r>
+        <w:rPr>
+          <w:rFonts w:ascii="Calibri" w:hAnsi="Calibri"/>
+          <w:b w:val="0"/>
+          <w:sz w:val="18"/>
+        </w:rPr>
+        <w:t xml:space="preserve">and </w:t>
+      </w:r>
+      <w:r>
+        <w:rPr>
+          <w:rFonts w:ascii="Calibri" w:hAnsi="Calibri"/>
+          <w:b/>
+          <w:bCs/>
+          <w:color w:val="c00000"/>
+          <w:sz w:val="18"/>
+        </w:rPr>
+        <w:t xml:space="preserve">indirect next-hop</w:t>
+      </w:r>
+      <w:r>
+        <w:rPr>
+          <w:rFonts w:ascii="Calibri" w:hAnsi="Calibri"/>
+          <w:b w:val="0"/>
+          <w:sz w:val="18"/>
+        </w:rPr>
+        <w:t xml:space="preserve"> fields.</w:t>
       </w:r>
       <w:r/>
     </w:p>

--- a/jnciesproadmap/LAB-004/LAB-004_Solution-Guide.docx
+++ b/jnciesproadmap/LAB-004/LAB-004_Solution-Guide.docx
@@ -3605,7 +3605,41 @@
           <w:b w:val="0"/>
           <w:sz w:val="18"/>
         </w:rPr>
-        <w:t xml:space="preserve">2. Compare the IGP and MPLS resolution candidates for the BGP protocol next hop.</w:t>
+        <w:t xml:space="preserve">2. Compare the </w:t>
+      </w:r>
+      <w:r>
+        <w:rPr>
+          <w:rFonts w:ascii="Calibri" w:hAnsi="Calibri"/>
+          <w:b/>
+          <w:bCs/>
+          <w:sz w:val="18"/>
+        </w:rPr>
+        <w:t xml:space="preserve">IGP </w:t>
+      </w:r>
+      <w:r>
+        <w:rPr>
+          <w:rFonts w:ascii="Calibri" w:hAnsi="Calibri"/>
+          <w:b w:val="0"/>
+          <w:sz w:val="18"/>
+        </w:rPr>
+        <w:t xml:space="preserve">and </w:t>
+      </w:r>
+      <w:r>
+        <w:rPr>
+          <w:rFonts w:ascii="Calibri" w:hAnsi="Calibri"/>
+          <w:b/>
+          <w:bCs/>
+          <w:sz w:val="18"/>
+        </w:rPr>
+        <w:t xml:space="preserve">MPLS </w:t>
+      </w:r>
+      <w:r>
+        <w:rPr>
+          <w:rFonts w:ascii="Calibri" w:hAnsi="Calibri"/>
+          <w:b w:val="0"/>
+          <w:sz w:val="18"/>
+        </w:rPr>
+        <w:t xml:space="preserve">resolution candidates for the BGP protocol next hop.</w:t>
       </w:r>
       <w:r/>
     </w:p>
@@ -3651,7 +3685,24 @@
               </w:rPr>
               <w:t xml:space="preserve">show route 10.255.4.4/32 exact detail</w:t>
               <w:br/>
-              <w:t xml:space="preserve">show route table inet.3 10.255.4.4/32 exact extensive</w:t>
+              <w:t xml:space="preserve">show route </w:t>
+            </w:r>
+            <w:r>
+              <w:rPr>
+                <w:rFonts w:ascii="Consolas" w:hAnsi="Consolas"/>
+                <w:b w:val="0"/>
+                <w:color w:val="ff0000"/>
+                <w:sz w:val="15"/>
+              </w:rPr>
+              <w:t xml:space="preserve">table inet.3</w:t>
+            </w:r>
+            <w:r>
+              <w:rPr>
+                <w:rFonts w:ascii="Consolas" w:hAnsi="Consolas"/>
+                <w:b w:val="0"/>
+                <w:sz w:val="15"/>
+              </w:rPr>
+              <w:t xml:space="preserve"> 10.255.4.4/32 exact extensive</w:t>
             </w:r>
             <w:r/>
           </w:p>
